--- a/ДОКИ К БД.docx
+++ b/ДОКИ К БД.docx
@@ -55,7 +55,6 @@
         </w:rPr>
         <w:t xml:space="preserve"> </w:t>
       </w:r>
-      <w:proofErr w:type="gramStart"/>
       <w:r>
         <w:rPr>
           <w:rFonts w:ascii="Times New Roman" w:hAnsi="Times New Roman" w:cs="Times New Roman"/>
@@ -70,16 +69,7 @@
           <w:sz w:val="28"/>
           <w:szCs w:val="28"/>
         </w:rPr>
-        <w:t xml:space="preserve"> это</w:t>
-      </w:r>
-      <w:proofErr w:type="gramEnd"/>
-      <w:r>
-        <w:rPr>
-          <w:rFonts w:ascii="Times New Roman" w:hAnsi="Times New Roman" w:cs="Times New Roman"/>
-          <w:sz w:val="28"/>
-          <w:szCs w:val="28"/>
-        </w:rPr>
-        <w:t xml:space="preserve"> набор предметов мебели, объединенных единым дизайнерским решением, материалом изготовления и назначением, предназначенный для обустройства конкретной функциональной зоны (спальни, кухни и т.д.). В системе учитываются два основных типа гарнитуров: спальные и кухонные.</w:t>
+        <w:t xml:space="preserve"> это набор предметов мебели, объединенных единым дизайнерским решением, материалом изготовления и назначением, предназначенный для обустройства конкретной функциональной зоны (спальни, кухни и т.д.). В системе учитываются два основных типа гарнитуров: спальные и кухонные.</w:t>
       </w:r>
     </w:p>
     <w:p>
@@ -153,7 +143,6 @@
         </w:rPr>
         <w:t xml:space="preserve"> </w:t>
       </w:r>
-      <w:proofErr w:type="gramStart"/>
       <w:r>
         <w:rPr>
           <w:rFonts w:ascii="Times New Roman" w:hAnsi="Times New Roman" w:cs="Times New Roman"/>
@@ -168,16 +157,7 @@
           <w:sz w:val="28"/>
           <w:szCs w:val="28"/>
         </w:rPr>
-        <w:t xml:space="preserve"> это</w:t>
-      </w:r>
-      <w:proofErr w:type="gramEnd"/>
-      <w:r>
-        <w:rPr>
-          <w:rFonts w:ascii="Times New Roman" w:hAnsi="Times New Roman" w:cs="Times New Roman"/>
-          <w:sz w:val="28"/>
-          <w:szCs w:val="28"/>
-        </w:rPr>
-        <w:t xml:space="preserve"> документ, фиксирующий факт продажи конкретного мебельного гарнитура конкретному клиенту. Содержит информацию о дате покупки и данных клиента.</w:t>
+        <w:t xml:space="preserve"> это документ, фиксирующий факт продажи конкретного мебельного гарнитура конкретному клиенту. Содержит информацию о дате покупки и данных клиента.</w:t>
       </w:r>
     </w:p>
     <w:p>
@@ -1198,25 +1178,7 @@
           <w:szCs w:val="28"/>
         </w:rPr>
         <w:lastRenderedPageBreak/>
-        <w:t xml:space="preserve">Сущность «Мебельные гарнитуры» и «Клиенты» относятся друг к другу как </w:t>
-      </w:r>
-      <w:proofErr w:type="gramStart"/>
-      <w:r>
-        <w:rPr>
-          <w:rFonts w:ascii="Times New Roman" w:hAnsi="Times New Roman" w:cs="Times New Roman"/>
-          <w:sz w:val="28"/>
-          <w:szCs w:val="28"/>
-        </w:rPr>
-        <w:t>1:М</w:t>
-      </w:r>
-      <w:proofErr w:type="gramEnd"/>
-      <w:r>
-        <w:rPr>
-          <w:rFonts w:ascii="Times New Roman" w:hAnsi="Times New Roman" w:cs="Times New Roman"/>
-          <w:sz w:val="28"/>
-          <w:szCs w:val="28"/>
-        </w:rPr>
-        <w:t xml:space="preserve"> (один ко многим), потому что один гарнитур (одна модель) может быть продан многократно разным клиентам.</w:t>
+        <w:t>Сущность «Мебельные гарнитуры» и «Клиенты» относятся друг к другу как 1:М (один ко многим), потому что один гарнитур (одна модель) может быть продан многократно разным клиентам.</w:t>
       </w:r>
     </w:p>
     <w:p>
@@ -1320,25 +1282,7 @@
           <w:sz w:val="28"/>
           <w:szCs w:val="28"/>
         </w:rPr>
-        <w:t xml:space="preserve">Мебельные гарнитуры – </w:t>
-      </w:r>
-      <w:proofErr w:type="gramStart"/>
-      <w:r>
-        <w:rPr>
-          <w:rFonts w:ascii="Times New Roman" w:hAnsi="Times New Roman" w:cs="Times New Roman"/>
-          <w:sz w:val="28"/>
-          <w:szCs w:val="28"/>
-        </w:rPr>
-        <w:t>1:М</w:t>
-      </w:r>
-      <w:proofErr w:type="gramEnd"/>
-      <w:r>
-        <w:rPr>
-          <w:rFonts w:ascii="Times New Roman" w:hAnsi="Times New Roman" w:cs="Times New Roman"/>
-          <w:sz w:val="28"/>
-          <w:szCs w:val="28"/>
-        </w:rPr>
-        <w:t xml:space="preserve"> – Клиенты (один гарнитур может быть продан многим клиентам).</w:t>
+        <w:t>Мебельные гарнитуры – 1:М – Клиенты (один гарнитур может быть продан многим клиентам).</w:t>
       </w:r>
     </w:p>
     <w:p>
@@ -1610,33 +1554,15 @@
           <w:sz w:val="28"/>
           <w:szCs w:val="28"/>
         </w:rPr>
-        <w:t xml:space="preserve">На этапе проектирования базы данных была разработана ER – диаграмма, визуализирующая структуру данных и связей между </w:t>
-      </w:r>
-      <w:proofErr w:type="gramStart"/>
-      <w:r>
-        <w:rPr>
-          <w:rFonts w:ascii="Times New Roman" w:hAnsi="Times New Roman" w:cs="Times New Roman"/>
-          <w:sz w:val="28"/>
-          <w:szCs w:val="28"/>
-        </w:rPr>
-        <w:t>ними.</w:t>
-      </w:r>
-      <w:r>
-        <w:rPr>
-          <w:rFonts w:ascii="Times New Roman" w:hAnsi="Times New Roman" w:cs="Times New Roman"/>
-          <w:sz w:val="28"/>
-          <w:szCs w:val="28"/>
-        </w:rPr>
-        <w:t>(</w:t>
-      </w:r>
-      <w:proofErr w:type="gramEnd"/>
-      <w:r>
-        <w:rPr>
-          <w:rFonts w:ascii="Times New Roman" w:hAnsi="Times New Roman" w:cs="Times New Roman"/>
-          <w:sz w:val="28"/>
-          <w:szCs w:val="28"/>
-        </w:rPr>
-        <w:t>см. рис. 1)</w:t>
+        <w:t>На этапе проектирования базы данных была разработана ER – диаграмма, визуализирующая структуру данных и связей между ними.</w:t>
+      </w:r>
+      <w:r>
+        <w:rPr>
+          <w:rFonts w:ascii="Times New Roman" w:hAnsi="Times New Roman" w:cs="Times New Roman"/>
+          <w:sz w:val="28"/>
+          <w:szCs w:val="28"/>
+        </w:rPr>
+        <w:t>(см. рис. 1)</w:t>
       </w:r>
     </w:p>
     <w:p>
@@ -1669,6 +1595,7 @@
           <w:rFonts w:ascii="Times New Roman" w:hAnsi="Times New Roman" w:cs="Times New Roman"/>
           <w:b/>
           <w:bCs/>
+          <w:noProof/>
           <w:sz w:val="28"/>
           <w:szCs w:val="28"/>
         </w:rPr>
@@ -1855,23 +1782,13 @@
         </w:rPr>
         <w:t xml:space="preserve"> (</w:t>
       </w:r>
-      <w:proofErr w:type="spellStart"/>
-      <w:r>
-        <w:rPr>
-          <w:rFonts w:ascii="Times New Roman" w:hAnsi="Times New Roman" w:cs="Times New Roman"/>
-          <w:sz w:val="28"/>
-          <w:szCs w:val="28"/>
-        </w:rPr>
-        <w:t>см.рис</w:t>
-      </w:r>
-      <w:proofErr w:type="spellEnd"/>
-      <w:r>
-        <w:rPr>
-          <w:rFonts w:ascii="Times New Roman" w:hAnsi="Times New Roman" w:cs="Times New Roman"/>
-          <w:sz w:val="28"/>
-          <w:szCs w:val="28"/>
-        </w:rPr>
-        <w:t>. 2</w:t>
+      <w:r>
+        <w:rPr>
+          <w:rFonts w:ascii="Times New Roman" w:hAnsi="Times New Roman" w:cs="Times New Roman"/>
+          <w:sz w:val="28"/>
+          <w:szCs w:val="28"/>
+        </w:rPr>
+        <w:t>см.рис. 2</w:t>
       </w:r>
       <w:r>
         <w:rPr>
@@ -1915,6 +1832,7 @@
       <w:r>
         <w:rPr>
           <w:rFonts w:ascii="Times New Roman" w:hAnsi="Times New Roman" w:cs="Times New Roman"/>
+          <w:noProof/>
           <w:sz w:val="28"/>
           <w:szCs w:val="28"/>
           <w:lang w:val="en-US"/>
@@ -2265,6 +2183,59 @@
     <w:p>
       <w:pPr>
         <w:spacing w:after="0"/>
+        <w:jc w:val="center"/>
+        <w:rPr>
+          <w:rFonts w:ascii="Times New Roman" w:hAnsi="Times New Roman" w:cs="Times New Roman"/>
+          <w:sz w:val="28"/>
+          <w:szCs w:val="28"/>
+        </w:rPr>
+      </w:pPr>
+      <w:r>
+        <w:rPr>
+          <w:rFonts w:ascii="Times New Roman" w:hAnsi="Times New Roman" w:cs="Times New Roman"/>
+          <w:sz w:val="28"/>
+          <w:szCs w:val="28"/>
+        </w:rPr>
+        <w:drawing>
+          <wp:inline distT="0" distB="0" distL="0" distR="0" wp14:anchorId="7C6796A4" wp14:editId="2D0B129B">
+            <wp:extent cx="3025402" cy="3749365"/>
+            <wp:effectExtent l="0" t="0" r="3810" b="3810"/>
+            <wp:docPr id="1934019039" name="Рисунок 1"/>
+            <wp:cNvGraphicFramePr>
+              <a:graphicFrameLocks xmlns:a="http://schemas.openxmlformats.org/drawingml/2006/main" noChangeAspect="1"/>
+            </wp:cNvGraphicFramePr>
+            <a:graphic xmlns:a="http://schemas.openxmlformats.org/drawingml/2006/main">
+              <a:graphicData uri="http://schemas.openxmlformats.org/drawingml/2006/picture">
+                <pic:pic xmlns:pic="http://schemas.openxmlformats.org/drawingml/2006/picture">
+                  <pic:nvPicPr>
+                    <pic:cNvPr id="1934019039" name=""/>
+                    <pic:cNvPicPr/>
+                  </pic:nvPicPr>
+                  <pic:blipFill>
+                    <a:blip r:embed="rId7"/>
+                    <a:stretch>
+                      <a:fillRect/>
+                    </a:stretch>
+                  </pic:blipFill>
+                  <pic:spPr>
+                    <a:xfrm>
+                      <a:off x="0" y="0"/>
+                      <a:ext cx="3025402" cy="3749365"/>
+                    </a:xfrm>
+                    <a:prstGeom prst="rect">
+                      <a:avLst/>
+                    </a:prstGeom>
+                  </pic:spPr>
+                </pic:pic>
+              </a:graphicData>
+            </a:graphic>
+          </wp:inline>
+        </w:drawing>
+      </w:r>
+    </w:p>
+    <w:p>
+      <w:pPr>
+        <w:spacing w:after="0"/>
         <w:rPr>
           <w:rFonts w:ascii="Times New Roman" w:hAnsi="Times New Roman" w:cs="Times New Roman"/>
           <w:sz w:val="28"/>
@@ -2542,7 +2513,6 @@
                 <w:lang w:val="en-US"/>
               </w:rPr>
             </w:pPr>
-            <w:proofErr w:type="gramStart"/>
             <w:r>
               <w:rPr>
                 <w:rFonts w:ascii="Times New Roman" w:hAnsi="Times New Roman" w:cs="Times New Roman"/>
@@ -2550,17 +2520,7 @@
                 <w:szCs w:val="28"/>
                 <w:lang w:val="en-US"/>
               </w:rPr>
-              <w:t>VARCHAR(</w:t>
-            </w:r>
-            <w:proofErr w:type="gramEnd"/>
-            <w:r>
-              <w:rPr>
-                <w:rFonts w:ascii="Times New Roman" w:hAnsi="Times New Roman" w:cs="Times New Roman"/>
-                <w:sz w:val="28"/>
-                <w:szCs w:val="28"/>
-                <w:lang w:val="en-US"/>
-              </w:rPr>
-              <w:t>100)</w:t>
+              <w:t>VARCHAR(100)</w:t>
             </w:r>
           </w:p>
         </w:tc>
@@ -2630,7 +2590,6 @@
                 <w:lang w:val="en-US"/>
               </w:rPr>
             </w:pPr>
-            <w:proofErr w:type="gramStart"/>
             <w:r>
               <w:rPr>
                 <w:rFonts w:ascii="Times New Roman" w:hAnsi="Times New Roman" w:cs="Times New Roman"/>
@@ -2638,17 +2597,7 @@
                 <w:szCs w:val="28"/>
                 <w:lang w:val="en-US"/>
               </w:rPr>
-              <w:t>VARCHAR(</w:t>
-            </w:r>
-            <w:proofErr w:type="gramEnd"/>
-            <w:r>
-              <w:rPr>
-                <w:rFonts w:ascii="Times New Roman" w:hAnsi="Times New Roman" w:cs="Times New Roman"/>
-                <w:sz w:val="28"/>
-                <w:szCs w:val="28"/>
-                <w:lang w:val="en-US"/>
-              </w:rPr>
-              <w:t>20)</w:t>
+              <w:t>VARCHAR(20)</w:t>
             </w:r>
           </w:p>
         </w:tc>
@@ -2717,7 +2666,6 @@
                 <w:szCs w:val="28"/>
               </w:rPr>
             </w:pPr>
-            <w:proofErr w:type="gramStart"/>
             <w:r>
               <w:rPr>
                 <w:rFonts w:ascii="Times New Roman" w:hAnsi="Times New Roman" w:cs="Times New Roman"/>
@@ -2725,26 +2673,7 @@
                 <w:szCs w:val="28"/>
                 <w:lang w:val="en-US"/>
               </w:rPr>
-              <w:t>VARCHAR(</w:t>
-            </w:r>
-            <w:proofErr w:type="gramEnd"/>
-            <w:r>
-              <w:rPr>
-                <w:rFonts w:ascii="Times New Roman" w:hAnsi="Times New Roman" w:cs="Times New Roman"/>
-                <w:sz w:val="28"/>
-                <w:szCs w:val="28"/>
-                <w:lang w:val="en-US"/>
-              </w:rPr>
-              <w:t>5</w:t>
-            </w:r>
-            <w:r>
-              <w:rPr>
-                <w:rFonts w:ascii="Times New Roman" w:hAnsi="Times New Roman" w:cs="Times New Roman"/>
-                <w:sz w:val="28"/>
-                <w:szCs w:val="28"/>
-                <w:lang w:val="en-US"/>
-              </w:rPr>
-              <w:t>0)</w:t>
+              <w:t>VARCHAR(50)</w:t>
             </w:r>
           </w:p>
         </w:tc>
@@ -2890,7 +2819,6 @@
                 <w:szCs w:val="28"/>
               </w:rPr>
             </w:pPr>
-            <w:proofErr w:type="gramStart"/>
             <w:r>
               <w:rPr>
                 <w:rFonts w:ascii="Times New Roman" w:hAnsi="Times New Roman" w:cs="Times New Roman"/>
@@ -2898,26 +2826,7 @@
                 <w:szCs w:val="28"/>
                 <w:lang w:val="en-US"/>
               </w:rPr>
-              <w:t>VARCHAR(</w:t>
-            </w:r>
-            <w:proofErr w:type="gramEnd"/>
-            <w:r>
-              <w:rPr>
-                <w:rFonts w:ascii="Times New Roman" w:hAnsi="Times New Roman" w:cs="Times New Roman"/>
-                <w:sz w:val="28"/>
-                <w:szCs w:val="28"/>
-                <w:lang w:val="en-US"/>
-              </w:rPr>
-              <w:t>5</w:t>
-            </w:r>
-            <w:r>
-              <w:rPr>
-                <w:rFonts w:ascii="Times New Roman" w:hAnsi="Times New Roman" w:cs="Times New Roman"/>
-                <w:sz w:val="28"/>
-                <w:szCs w:val="28"/>
-                <w:lang w:val="en-US"/>
-              </w:rPr>
-              <w:t>0)</w:t>
+              <w:t>VARCHAR(50)</w:t>
             </w:r>
           </w:p>
         </w:tc>
@@ -2986,7 +2895,6 @@
                 <w:szCs w:val="28"/>
               </w:rPr>
             </w:pPr>
-            <w:proofErr w:type="gramStart"/>
             <w:r>
               <w:rPr>
                 <w:rFonts w:ascii="Times New Roman" w:hAnsi="Times New Roman" w:cs="Times New Roman"/>
@@ -2994,26 +2902,7 @@
                 <w:szCs w:val="28"/>
                 <w:lang w:val="en-US"/>
               </w:rPr>
-              <w:t>VARCHAR(</w:t>
-            </w:r>
-            <w:proofErr w:type="gramEnd"/>
-            <w:r>
-              <w:rPr>
-                <w:rFonts w:ascii="Times New Roman" w:hAnsi="Times New Roman" w:cs="Times New Roman"/>
-                <w:sz w:val="28"/>
-                <w:szCs w:val="28"/>
-                <w:lang w:val="en-US"/>
-              </w:rPr>
-              <w:t>5</w:t>
-            </w:r>
-            <w:r>
-              <w:rPr>
-                <w:rFonts w:ascii="Times New Roman" w:hAnsi="Times New Roman" w:cs="Times New Roman"/>
-                <w:sz w:val="28"/>
-                <w:szCs w:val="28"/>
-                <w:lang w:val="en-US"/>
-              </w:rPr>
-              <w:t>0)</w:t>
+              <w:t>VARCHAR(50)</w:t>
             </w:r>
           </w:p>
         </w:tc>
@@ -3083,7 +2972,6 @@
                 <w:lang w:val="en-US"/>
               </w:rPr>
             </w:pPr>
-            <w:proofErr w:type="gramStart"/>
             <w:r>
               <w:rPr>
                 <w:rFonts w:ascii="Times New Roman" w:hAnsi="Times New Roman" w:cs="Times New Roman"/>
@@ -3091,17 +2979,7 @@
                 <w:szCs w:val="28"/>
                 <w:lang w:val="en-US"/>
               </w:rPr>
-              <w:t>DECIMAL(</w:t>
-            </w:r>
-            <w:proofErr w:type="gramEnd"/>
-            <w:r>
-              <w:rPr>
-                <w:rFonts w:ascii="Times New Roman" w:hAnsi="Times New Roman" w:cs="Times New Roman"/>
-                <w:sz w:val="28"/>
-                <w:szCs w:val="28"/>
-                <w:lang w:val="en-US"/>
-              </w:rPr>
-              <w:t>10, 2)</w:t>
+              <w:t>DECIMAL(10, 2)</w:t>
             </w:r>
           </w:p>
         </w:tc>
@@ -3152,6 +3030,7 @@
                 <w:sz w:val="28"/>
                 <w:szCs w:val="28"/>
               </w:rPr>
+              <w:lastRenderedPageBreak/>
               <w:t>На 1 запись</w:t>
             </w:r>
           </w:p>
@@ -3575,7 +3454,6 @@
                 <w:lang w:val="en-US"/>
               </w:rPr>
             </w:pPr>
-            <w:proofErr w:type="gramStart"/>
             <w:r>
               <w:rPr>
                 <w:rFonts w:ascii="Times New Roman" w:hAnsi="Times New Roman" w:cs="Times New Roman"/>
@@ -3585,7 +3463,6 @@
               </w:rPr>
               <w:t>VARCHAR(</w:t>
             </w:r>
-            <w:proofErr w:type="gramEnd"/>
             <w:r>
               <w:rPr>
                 <w:rFonts w:ascii="Times New Roman" w:hAnsi="Times New Roman" w:cs="Times New Roman"/>
@@ -3673,7 +3550,6 @@
                 <w:szCs w:val="28"/>
               </w:rPr>
             </w:pPr>
-            <w:proofErr w:type="gramStart"/>
             <w:r>
               <w:rPr>
                 <w:rFonts w:ascii="Times New Roman" w:hAnsi="Times New Roman" w:cs="Times New Roman"/>
@@ -3681,17 +3557,7 @@
                 <w:szCs w:val="28"/>
                 <w:lang w:val="en-US"/>
               </w:rPr>
-              <w:t>VARCHAR(</w:t>
-            </w:r>
-            <w:proofErr w:type="gramEnd"/>
-            <w:r>
-              <w:rPr>
-                <w:rFonts w:ascii="Times New Roman" w:hAnsi="Times New Roman" w:cs="Times New Roman"/>
-                <w:sz w:val="28"/>
-                <w:szCs w:val="28"/>
-                <w:lang w:val="en-US"/>
-              </w:rPr>
-              <w:t>50)</w:t>
+              <w:t>VARCHAR(50)</w:t>
             </w:r>
           </w:p>
         </w:tc>
@@ -3761,7 +3627,6 @@
                 <w:lang w:val="en-US"/>
               </w:rPr>
             </w:pPr>
-            <w:proofErr w:type="gramStart"/>
             <w:r>
               <w:rPr>
                 <w:rFonts w:ascii="Times New Roman" w:hAnsi="Times New Roman" w:cs="Times New Roman"/>
@@ -3769,17 +3634,7 @@
                 <w:szCs w:val="28"/>
                 <w:lang w:val="en-US"/>
               </w:rPr>
-              <w:t>VARCHAR(</w:t>
-            </w:r>
-            <w:proofErr w:type="gramEnd"/>
-            <w:r>
-              <w:rPr>
-                <w:rFonts w:ascii="Times New Roman" w:hAnsi="Times New Roman" w:cs="Times New Roman"/>
-                <w:sz w:val="28"/>
-                <w:szCs w:val="28"/>
-                <w:lang w:val="en-US"/>
-              </w:rPr>
-              <w:t>50)</w:t>
+              <w:t>VARCHAR(50)</w:t>
             </w:r>
           </w:p>
         </w:tc>
@@ -3832,15 +3687,7 @@
                 <w:sz w:val="28"/>
                 <w:szCs w:val="28"/>
               </w:rPr>
-              <w:t>Адрес</w:t>
-            </w:r>
-            <w:r>
-              <w:rPr>
-                <w:rFonts w:ascii="Times New Roman" w:hAnsi="Times New Roman" w:cs="Times New Roman"/>
-                <w:sz w:val="28"/>
-                <w:szCs w:val="28"/>
-              </w:rPr>
-              <w:t xml:space="preserve"> </w:t>
+              <w:t xml:space="preserve">Адрес </w:t>
             </w:r>
           </w:p>
         </w:tc>
@@ -3858,7 +3705,6 @@
                 <w:szCs w:val="28"/>
               </w:rPr>
             </w:pPr>
-            <w:proofErr w:type="gramStart"/>
             <w:r>
               <w:rPr>
                 <w:rFonts w:ascii="Times New Roman" w:hAnsi="Times New Roman" w:cs="Times New Roman"/>
@@ -3868,7 +3714,6 @@
               </w:rPr>
               <w:t>VARCHAR(</w:t>
             </w:r>
-            <w:proofErr w:type="gramEnd"/>
             <w:r>
               <w:rPr>
                 <w:rFonts w:ascii="Times New Roman" w:hAnsi="Times New Roman" w:cs="Times New Roman"/>
@@ -3963,7 +3808,6 @@
                 <w:szCs w:val="28"/>
               </w:rPr>
             </w:pPr>
-            <w:proofErr w:type="gramStart"/>
             <w:r>
               <w:rPr>
                 <w:rFonts w:ascii="Times New Roman" w:hAnsi="Times New Roman" w:cs="Times New Roman"/>
@@ -3971,17 +3815,7 @@
                 <w:szCs w:val="28"/>
                 <w:lang w:val="en-US"/>
               </w:rPr>
-              <w:t>VARCHAR(</w:t>
-            </w:r>
-            <w:proofErr w:type="gramEnd"/>
-            <w:r>
-              <w:rPr>
-                <w:rFonts w:ascii="Times New Roman" w:hAnsi="Times New Roman" w:cs="Times New Roman"/>
-                <w:sz w:val="28"/>
-                <w:szCs w:val="28"/>
-                <w:lang w:val="en-US"/>
-              </w:rPr>
-              <w:t>50)</w:t>
+              <w:t>VARCHAR(50)</w:t>
             </w:r>
           </w:p>
         </w:tc>
@@ -5356,6 +5190,7 @@
   <w:style w:type="character" w:default="1" w:styleId="a0">
     <w:name w:val="Default Paragraph Font"/>
     <w:uiPriority w:val="1"/>
+    <w:semiHidden/>
     <w:unhideWhenUsed/>
   </w:style>
   <w:style w:type="table" w:default="1" w:styleId="a1">

--- a/ДОКИ К БД.docx
+++ b/ДОКИ К БД.docx
@@ -55,6 +55,7 @@
         </w:rPr>
         <w:t xml:space="preserve"> </w:t>
       </w:r>
+      <w:proofErr w:type="gramStart"/>
       <w:r>
         <w:rPr>
           <w:rFonts w:ascii="Times New Roman" w:hAnsi="Times New Roman" w:cs="Times New Roman"/>
@@ -69,7 +70,16 @@
           <w:sz w:val="28"/>
           <w:szCs w:val="28"/>
         </w:rPr>
-        <w:t xml:space="preserve"> это набор предметов мебели, объединенных единым дизайнерским решением, материалом изготовления и назначением, предназначенный для обустройства конкретной функциональной зоны (спальни, кухни и т.д.). В системе учитываются два основных типа гарнитуров: спальные и кухонные.</w:t>
+        <w:t xml:space="preserve"> это</w:t>
+      </w:r>
+      <w:proofErr w:type="gramEnd"/>
+      <w:r>
+        <w:rPr>
+          <w:rFonts w:ascii="Times New Roman" w:hAnsi="Times New Roman" w:cs="Times New Roman"/>
+          <w:sz w:val="28"/>
+          <w:szCs w:val="28"/>
+        </w:rPr>
+        <w:t xml:space="preserve"> набор предметов мебели, объединенных единым дизайнерским решением, материалом изготовления и назначением, предназначенный для обустройства конкретной функциональной зоны (спальни, кухни и т.д.). В системе учитываются два основных типа гарнитуров: спальные и кухонные.</w:t>
       </w:r>
     </w:p>
     <w:p>
@@ -143,6 +153,7 @@
         </w:rPr>
         <w:t xml:space="preserve"> </w:t>
       </w:r>
+      <w:proofErr w:type="gramStart"/>
       <w:r>
         <w:rPr>
           <w:rFonts w:ascii="Times New Roman" w:hAnsi="Times New Roman" w:cs="Times New Roman"/>
@@ -157,7 +168,16 @@
           <w:sz w:val="28"/>
           <w:szCs w:val="28"/>
         </w:rPr>
-        <w:t xml:space="preserve"> это документ, фиксирующий факт продажи конкретного мебельного гарнитура конкретному клиенту. Содержит информацию о дате покупки и данных клиента.</w:t>
+        <w:t xml:space="preserve"> это</w:t>
+      </w:r>
+      <w:proofErr w:type="gramEnd"/>
+      <w:r>
+        <w:rPr>
+          <w:rFonts w:ascii="Times New Roman" w:hAnsi="Times New Roman" w:cs="Times New Roman"/>
+          <w:sz w:val="28"/>
+          <w:szCs w:val="28"/>
+        </w:rPr>
+        <w:t xml:space="preserve"> документ, фиксирующий факт продажи конкретного мебельного гарнитура конкретному клиенту. Содержит информацию о дате покупки и данных клиента.</w:t>
       </w:r>
     </w:p>
     <w:p>
@@ -770,81 +790,6 @@
     </w:p>
     <w:p>
       <w:pPr>
-        <w:pStyle w:val="a7"/>
-        <w:numPr>
-          <w:ilvl w:val="0"/>
-          <w:numId w:val="2"/>
-        </w:numPr>
-        <w:spacing w:after="0"/>
-        <w:ind w:left="0"/>
-        <w:contextualSpacing w:val="0"/>
-        <w:rPr>
-          <w:rFonts w:ascii="Times New Roman" w:hAnsi="Times New Roman" w:cs="Times New Roman"/>
-          <w:sz w:val="28"/>
-          <w:szCs w:val="28"/>
-        </w:rPr>
-      </w:pPr>
-      <w:r>
-        <w:rPr>
-          <w:rFonts w:ascii="Times New Roman" w:hAnsi="Times New Roman" w:cs="Times New Roman"/>
-          <w:sz w:val="28"/>
-          <w:szCs w:val="28"/>
-        </w:rPr>
-        <w:t>Вывести количество гарнитуров по типам (спальный/кухонный).</w:t>
-      </w:r>
-    </w:p>
-    <w:p>
-      <w:pPr>
-        <w:pStyle w:val="a7"/>
-        <w:numPr>
-          <w:ilvl w:val="0"/>
-          <w:numId w:val="2"/>
-        </w:numPr>
-        <w:spacing w:after="0"/>
-        <w:ind w:left="0"/>
-        <w:contextualSpacing w:val="0"/>
-        <w:rPr>
-          <w:rFonts w:ascii="Times New Roman" w:hAnsi="Times New Roman" w:cs="Times New Roman"/>
-          <w:sz w:val="28"/>
-          <w:szCs w:val="28"/>
-        </w:rPr>
-      </w:pPr>
-      <w:r>
-        <w:rPr>
-          <w:rFonts w:ascii="Times New Roman" w:hAnsi="Times New Roman" w:cs="Times New Roman"/>
-          <w:sz w:val="28"/>
-          <w:szCs w:val="28"/>
-        </w:rPr>
-        <w:t>Вывести максимальную и минимальную цену среди всех гарнитуров.</w:t>
-      </w:r>
-    </w:p>
-    <w:p>
-      <w:pPr>
-        <w:pStyle w:val="a7"/>
-        <w:numPr>
-          <w:ilvl w:val="0"/>
-          <w:numId w:val="2"/>
-        </w:numPr>
-        <w:spacing w:after="0"/>
-        <w:ind w:left="0"/>
-        <w:contextualSpacing w:val="0"/>
-        <w:rPr>
-          <w:rFonts w:ascii="Times New Roman" w:hAnsi="Times New Roman" w:cs="Times New Roman"/>
-          <w:sz w:val="28"/>
-          <w:szCs w:val="28"/>
-        </w:rPr>
-      </w:pPr>
-      <w:r>
-        <w:rPr>
-          <w:rFonts w:ascii="Times New Roman" w:hAnsi="Times New Roman" w:cs="Times New Roman"/>
-          <w:sz w:val="28"/>
-          <w:szCs w:val="28"/>
-        </w:rPr>
-        <w:t>Вывести гарнитуры, обитые велюром.</w:t>
-      </w:r>
-    </w:p>
-    <w:p>
-      <w:pPr>
         <w:spacing w:after="0"/>
         <w:ind w:firstLine="0"/>
         <w:rPr>
@@ -988,82 +933,15 @@
           <w:sz w:val="28"/>
           <w:szCs w:val="28"/>
         </w:rPr>
-        <w:t>Вывести список клиентов, заказавших кухонные гарнитуры.</w:t>
-      </w:r>
-    </w:p>
-    <w:p>
-      <w:pPr>
-        <w:pStyle w:val="a7"/>
-        <w:numPr>
-          <w:ilvl w:val="0"/>
-          <w:numId w:val="3"/>
-        </w:numPr>
-        <w:spacing w:after="0"/>
-        <w:ind w:left="0"/>
-        <w:contextualSpacing w:val="0"/>
-        <w:rPr>
-          <w:rFonts w:ascii="Times New Roman" w:hAnsi="Times New Roman" w:cs="Times New Roman"/>
-          <w:sz w:val="28"/>
-          <w:szCs w:val="28"/>
-        </w:rPr>
-      </w:pPr>
-      <w:r>
-        <w:rPr>
-          <w:rFonts w:ascii="Times New Roman" w:hAnsi="Times New Roman" w:cs="Times New Roman"/>
-          <w:sz w:val="28"/>
-          <w:szCs w:val="28"/>
-        </w:rPr>
-        <w:t>Вывести все гарнитуры и количество их продаж.</w:t>
-      </w:r>
-    </w:p>
-    <w:p>
-      <w:pPr>
-        <w:pStyle w:val="a7"/>
-        <w:numPr>
-          <w:ilvl w:val="0"/>
-          <w:numId w:val="3"/>
-        </w:numPr>
-        <w:spacing w:after="0"/>
-        <w:ind w:left="0"/>
-        <w:contextualSpacing w:val="0"/>
-        <w:rPr>
-          <w:rFonts w:ascii="Times New Roman" w:hAnsi="Times New Roman" w:cs="Times New Roman"/>
-          <w:sz w:val="28"/>
-          <w:szCs w:val="28"/>
-        </w:rPr>
-      </w:pPr>
-      <w:r>
-        <w:rPr>
-          <w:rFonts w:ascii="Times New Roman" w:hAnsi="Times New Roman" w:cs="Times New Roman"/>
-          <w:sz w:val="28"/>
-          <w:szCs w:val="28"/>
-        </w:rPr>
-        <w:t>Вывести клиентов, сделавших заказы в текущем месяце.</w:t>
-      </w:r>
-    </w:p>
-    <w:p>
-      <w:pPr>
-        <w:pStyle w:val="a7"/>
-        <w:numPr>
-          <w:ilvl w:val="0"/>
-          <w:numId w:val="3"/>
-        </w:numPr>
-        <w:spacing w:after="0"/>
-        <w:ind w:left="0"/>
-        <w:contextualSpacing w:val="0"/>
-        <w:rPr>
-          <w:rFonts w:ascii="Times New Roman" w:hAnsi="Times New Roman" w:cs="Times New Roman"/>
-          <w:sz w:val="28"/>
-          <w:szCs w:val="28"/>
-        </w:rPr>
-      </w:pPr>
-      <w:r>
-        <w:rPr>
-          <w:rFonts w:ascii="Times New Roman" w:hAnsi="Times New Roman" w:cs="Times New Roman"/>
-          <w:sz w:val="28"/>
-          <w:szCs w:val="28"/>
-        </w:rPr>
-        <w:t>Вывести гарнитуры, материал которых "Массив дуба", и их общую выручку.</w:t>
+        <w:t>Вывести список клиентов, заказавших кухонные гарнитур</w:t>
+      </w:r>
+      <w:r>
+        <w:rPr>
+          <w:rFonts w:ascii="Times New Roman" w:hAnsi="Times New Roman" w:cs="Times New Roman"/>
+          <w:sz w:val="28"/>
+          <w:szCs w:val="28"/>
+        </w:rPr>
+        <w:t>ы</w:t>
       </w:r>
     </w:p>
     <w:p>
@@ -1177,44 +1055,70 @@
           <w:sz w:val="28"/>
           <w:szCs w:val="28"/>
         </w:rPr>
+        <w:t xml:space="preserve">Сущность «Мебельные гарнитуры» и «Клиенты» относятся друг к другу как </w:t>
+      </w:r>
+      <w:proofErr w:type="gramStart"/>
+      <w:r>
+        <w:rPr>
+          <w:rFonts w:ascii="Times New Roman" w:hAnsi="Times New Roman" w:cs="Times New Roman"/>
+          <w:sz w:val="28"/>
+          <w:szCs w:val="28"/>
+        </w:rPr>
+        <w:t>1:М</w:t>
+      </w:r>
+      <w:proofErr w:type="gramEnd"/>
+      <w:r>
+        <w:rPr>
+          <w:rFonts w:ascii="Times New Roman" w:hAnsi="Times New Roman" w:cs="Times New Roman"/>
+          <w:sz w:val="28"/>
+          <w:szCs w:val="28"/>
+        </w:rPr>
+        <w:t xml:space="preserve"> (один ко многим), потому что один гарнитур (одна модель) может быть продан многократно разным клиентам.</w:t>
+      </w:r>
+    </w:p>
+    <w:p>
+      <w:pPr>
+        <w:spacing w:after="0"/>
+        <w:rPr>
+          <w:rFonts w:ascii="Times New Roman" w:hAnsi="Times New Roman" w:cs="Times New Roman"/>
+          <w:sz w:val="28"/>
+          <w:szCs w:val="28"/>
+        </w:rPr>
+      </w:pPr>
+      <w:r>
+        <w:rPr>
+          <w:rFonts w:ascii="Times New Roman" w:hAnsi="Times New Roman" w:cs="Times New Roman"/>
+          <w:sz w:val="28"/>
+          <w:szCs w:val="28"/>
+        </w:rPr>
+        <w:t>Пример: Гарнитур "Классика" был куплен Ивановым, Петровым и Сидоровым.</w:t>
+      </w:r>
+    </w:p>
+    <w:p>
+      <w:pPr>
+        <w:spacing w:after="0"/>
+        <w:rPr>
+          <w:rFonts w:ascii="Times New Roman" w:hAnsi="Times New Roman" w:cs="Times New Roman"/>
+          <w:sz w:val="28"/>
+          <w:szCs w:val="28"/>
+        </w:rPr>
+      </w:pPr>
+      <w:r>
+        <w:rPr>
+          <w:rFonts w:ascii="Times New Roman" w:hAnsi="Times New Roman" w:cs="Times New Roman"/>
+          <w:sz w:val="28"/>
+          <w:szCs w:val="28"/>
+        </w:rPr>
+        <w:t xml:space="preserve">Сущность «Клиенты» и «Мебельные гарнитуры» связаны через заказ как М:1 (многие к одному), потому что в рамках одного заказа (строки таблицы </w:t>
+      </w:r>
+      <w:r>
+        <w:rPr>
+          <w:rFonts w:ascii="Times New Roman" w:hAnsi="Times New Roman" w:cs="Times New Roman"/>
+          <w:sz w:val="28"/>
+          <w:szCs w:val="28"/>
+        </w:rPr>
         <w:lastRenderedPageBreak/>
-        <w:t>Сущность «Мебельные гарнитуры» и «Клиенты» относятся друг к другу как 1:М (один ко многим), потому что один гарнитур (одна модель) может быть продан многократно разным клиентам.</w:t>
-      </w:r>
-    </w:p>
-    <w:p>
-      <w:pPr>
-        <w:spacing w:after="0"/>
-        <w:rPr>
-          <w:rFonts w:ascii="Times New Roman" w:hAnsi="Times New Roman" w:cs="Times New Roman"/>
-          <w:sz w:val="28"/>
-          <w:szCs w:val="28"/>
-        </w:rPr>
-      </w:pPr>
-      <w:r>
-        <w:rPr>
-          <w:rFonts w:ascii="Times New Roman" w:hAnsi="Times New Roman" w:cs="Times New Roman"/>
-          <w:sz w:val="28"/>
-          <w:szCs w:val="28"/>
-        </w:rPr>
-        <w:t>Пример: Гарнитур "Классика" был куплен Ивановым, Петровым и Сидоровым.</w:t>
-      </w:r>
-    </w:p>
-    <w:p>
-      <w:pPr>
-        <w:spacing w:after="0"/>
-        <w:rPr>
-          <w:rFonts w:ascii="Times New Roman" w:hAnsi="Times New Roman" w:cs="Times New Roman"/>
-          <w:sz w:val="28"/>
-          <w:szCs w:val="28"/>
-        </w:rPr>
-      </w:pPr>
-      <w:r>
-        <w:rPr>
-          <w:rFonts w:ascii="Times New Roman" w:hAnsi="Times New Roman" w:cs="Times New Roman"/>
-          <w:sz w:val="28"/>
-          <w:szCs w:val="28"/>
-        </w:rPr>
-        <w:t>Сущность «Клиенты» и «Мебельные гарнитуры» связаны через заказ как М:1 (многие к одному), потому что в рамках одного заказа (строки таблицы Клиенты) покупается только один гарнитур, но один и тот же гарнитур может фигурировать во многих заказах.</w:t>
+        <w:t>Клиенты) покупается только один гарнитур, но один и тот же гарнитур может фигурировать во многих заказах.</w:t>
       </w:r>
     </w:p>
     <w:p>
@@ -1282,7 +1186,25 @@
           <w:sz w:val="28"/>
           <w:szCs w:val="28"/>
         </w:rPr>
-        <w:t>Мебельные гарнитуры – 1:М – Клиенты (один гарнитур может быть продан многим клиентам).</w:t>
+        <w:t xml:space="preserve">Мебельные гарнитуры – </w:t>
+      </w:r>
+      <w:proofErr w:type="gramStart"/>
+      <w:r>
+        <w:rPr>
+          <w:rFonts w:ascii="Times New Roman" w:hAnsi="Times New Roman" w:cs="Times New Roman"/>
+          <w:sz w:val="28"/>
+          <w:szCs w:val="28"/>
+        </w:rPr>
+        <w:t>1:М</w:t>
+      </w:r>
+      <w:proofErr w:type="gramEnd"/>
+      <w:r>
+        <w:rPr>
+          <w:rFonts w:ascii="Times New Roman" w:hAnsi="Times New Roman" w:cs="Times New Roman"/>
+          <w:sz w:val="28"/>
+          <w:szCs w:val="28"/>
+        </w:rPr>
+        <w:t xml:space="preserve"> – Клиенты (один гарнитур может быть продан многим клиентам).</w:t>
       </w:r>
     </w:p>
     <w:p>
@@ -1503,7 +1425,6 @@
           <w:szCs w:val="28"/>
           <w:lang w:val="en-US"/>
         </w:rPr>
-        <w:lastRenderedPageBreak/>
         <w:t xml:space="preserve">ER </w:t>
       </w:r>
       <w:r>
@@ -1554,15 +1475,33 @@
           <w:sz w:val="28"/>
           <w:szCs w:val="28"/>
         </w:rPr>
-        <w:t>На этапе проектирования базы данных была разработана ER – диаграмма, визуализирующая структуру данных и связей между ними.</w:t>
-      </w:r>
-      <w:r>
-        <w:rPr>
-          <w:rFonts w:ascii="Times New Roman" w:hAnsi="Times New Roman" w:cs="Times New Roman"/>
-          <w:sz w:val="28"/>
-          <w:szCs w:val="28"/>
-        </w:rPr>
-        <w:t>(см. рис. 1)</w:t>
+        <w:t xml:space="preserve">На этапе проектирования базы данных была разработана ER – диаграмма, визуализирующая структуру данных и связей между </w:t>
+      </w:r>
+      <w:proofErr w:type="gramStart"/>
+      <w:r>
+        <w:rPr>
+          <w:rFonts w:ascii="Times New Roman" w:hAnsi="Times New Roman" w:cs="Times New Roman"/>
+          <w:sz w:val="28"/>
+          <w:szCs w:val="28"/>
+        </w:rPr>
+        <w:t>ними.</w:t>
+      </w:r>
+      <w:r>
+        <w:rPr>
+          <w:rFonts w:ascii="Times New Roman" w:hAnsi="Times New Roman" w:cs="Times New Roman"/>
+          <w:sz w:val="28"/>
+          <w:szCs w:val="28"/>
+        </w:rPr>
+        <w:t>(</w:t>
+      </w:r>
+      <w:proofErr w:type="gramEnd"/>
+      <w:r>
+        <w:rPr>
+          <w:rFonts w:ascii="Times New Roman" w:hAnsi="Times New Roman" w:cs="Times New Roman"/>
+          <w:sz w:val="28"/>
+          <w:szCs w:val="28"/>
+        </w:rPr>
+        <w:t>см. рис. 1)</w:t>
       </w:r>
     </w:p>
     <w:p>
@@ -1599,6 +1538,7 @@
           <w:sz w:val="28"/>
           <w:szCs w:val="28"/>
         </w:rPr>
+        <w:lastRenderedPageBreak/>
         <w:drawing>
           <wp:inline distT="0" distB="0" distL="0" distR="0" wp14:anchorId="45615C5F" wp14:editId="3F3FA58D">
             <wp:extent cx="5709529" cy="3171825"/>
@@ -1782,13 +1722,23 @@
         </w:rPr>
         <w:t xml:space="preserve"> (</w:t>
       </w:r>
-      <w:r>
-        <w:rPr>
-          <w:rFonts w:ascii="Times New Roman" w:hAnsi="Times New Roman" w:cs="Times New Roman"/>
-          <w:sz w:val="28"/>
-          <w:szCs w:val="28"/>
-        </w:rPr>
-        <w:t>см.рис. 2</w:t>
+      <w:proofErr w:type="spellStart"/>
+      <w:r>
+        <w:rPr>
+          <w:rFonts w:ascii="Times New Roman" w:hAnsi="Times New Roman" w:cs="Times New Roman"/>
+          <w:sz w:val="28"/>
+          <w:szCs w:val="28"/>
+        </w:rPr>
+        <w:t>см.рис</w:t>
+      </w:r>
+      <w:proofErr w:type="spellEnd"/>
+      <w:r>
+        <w:rPr>
+          <w:rFonts w:ascii="Times New Roman" w:hAnsi="Times New Roman" w:cs="Times New Roman"/>
+          <w:sz w:val="28"/>
+          <w:szCs w:val="28"/>
+        </w:rPr>
+        <w:t>. 2</w:t>
       </w:r>
       <w:r>
         <w:rPr>
@@ -1837,7 +1787,6 @@
           <w:szCs w:val="28"/>
           <w:lang w:val="en-US"/>
         </w:rPr>
-        <w:lastRenderedPageBreak/>
         <w:drawing>
           <wp:inline distT="0" distB="0" distL="0" distR="0" wp14:anchorId="07A19BF0" wp14:editId="5DE80400">
             <wp:extent cx="4648603" cy="2362405"/>
@@ -2132,8 +2081,55 @@
           <w:sz w:val="28"/>
           <w:szCs w:val="28"/>
         </w:rPr>
-        <w:t xml:space="preserve">Таблицы находятся в третьей нормальной форме, так как они находятся в 2НФ и не содержат транзитивных зависимостей, т.е. все неключевые </w:t>
-      </w:r>
+        <w:t>Таблицы находятся в третьей нормальной форме, так как они находятся в 2НФ и не содержат транзитивных зависимостей, т.е. все неключевые атрибуты зависят только от первичного ключа и не зависят от других неключевых атрибутов.</w:t>
+      </w:r>
+    </w:p>
+    <w:p>
+      <w:pPr>
+        <w:spacing w:after="0"/>
+        <w:rPr>
+          <w:rFonts w:ascii="Times New Roman" w:hAnsi="Times New Roman" w:cs="Times New Roman"/>
+          <w:sz w:val="28"/>
+          <w:szCs w:val="28"/>
+        </w:rPr>
+      </w:pPr>
+      <w:r>
+        <w:rPr>
+          <w:rFonts w:ascii="Times New Roman" w:hAnsi="Times New Roman" w:cs="Times New Roman"/>
+          <w:sz w:val="28"/>
+          <w:szCs w:val="28"/>
+        </w:rPr>
+        <w:t>В таблице «Мебельные гарнитуры» все поля (название, цена и т.д.) зависят только от «Кода продукции».</w:t>
+      </w:r>
+    </w:p>
+    <w:p>
+      <w:pPr>
+        <w:spacing w:after="0"/>
+        <w:rPr>
+          <w:rFonts w:ascii="Times New Roman" w:hAnsi="Times New Roman" w:cs="Times New Roman"/>
+          <w:sz w:val="28"/>
+          <w:szCs w:val="28"/>
+        </w:rPr>
+      </w:pPr>
+      <w:r>
+        <w:rPr>
+          <w:rFonts w:ascii="Times New Roman" w:hAnsi="Times New Roman" w:cs="Times New Roman"/>
+          <w:sz w:val="28"/>
+          <w:szCs w:val="28"/>
+        </w:rPr>
+        <w:t>В таблице «Клиенты» все поля (ФИО, адрес, дата) зависят только от «Номера заказа», а поле «Код продукции» является внешним ключом, что соответствует требованиям 3НФ.</w:t>
+      </w:r>
+    </w:p>
+    <w:p>
+      <w:pPr>
+        <w:spacing w:after="0"/>
+        <w:jc w:val="center"/>
+        <w:rPr>
+          <w:rFonts w:ascii="Times New Roman" w:hAnsi="Times New Roman" w:cs="Times New Roman"/>
+          <w:sz w:val="28"/>
+          <w:szCs w:val="28"/>
+        </w:rPr>
+      </w:pPr>
       <w:r>
         <w:rPr>
           <w:rFonts w:ascii="Times New Roman" w:hAnsi="Times New Roman" w:cs="Times New Roman"/>
@@ -2141,61 +2137,6 @@
           <w:szCs w:val="28"/>
         </w:rPr>
         <w:lastRenderedPageBreak/>
-        <w:t>атрибуты зависят только от первичного ключа и не зависят от других неключевых атрибутов.</w:t>
-      </w:r>
-    </w:p>
-    <w:p>
-      <w:pPr>
-        <w:spacing w:after="0"/>
-        <w:rPr>
-          <w:rFonts w:ascii="Times New Roman" w:hAnsi="Times New Roman" w:cs="Times New Roman"/>
-          <w:sz w:val="28"/>
-          <w:szCs w:val="28"/>
-        </w:rPr>
-      </w:pPr>
-      <w:r>
-        <w:rPr>
-          <w:rFonts w:ascii="Times New Roman" w:hAnsi="Times New Roman" w:cs="Times New Roman"/>
-          <w:sz w:val="28"/>
-          <w:szCs w:val="28"/>
-        </w:rPr>
-        <w:t>В таблице «Мебельные гарнитуры» все поля (название, цена и т.д.) зависят только от «Кода продукции».</w:t>
-      </w:r>
-    </w:p>
-    <w:p>
-      <w:pPr>
-        <w:spacing w:after="0"/>
-        <w:rPr>
-          <w:rFonts w:ascii="Times New Roman" w:hAnsi="Times New Roman" w:cs="Times New Roman"/>
-          <w:sz w:val="28"/>
-          <w:szCs w:val="28"/>
-        </w:rPr>
-      </w:pPr>
-      <w:r>
-        <w:rPr>
-          <w:rFonts w:ascii="Times New Roman" w:hAnsi="Times New Roman" w:cs="Times New Roman"/>
-          <w:sz w:val="28"/>
-          <w:szCs w:val="28"/>
-        </w:rPr>
-        <w:t>В таблице «Клиенты» все поля (ФИО, адрес, дата) зависят только от «Номера заказа», а поле «Код продукции» является внешним ключом, что соответствует требованиям 3НФ.</w:t>
-      </w:r>
-    </w:p>
-    <w:p>
-      <w:pPr>
-        <w:spacing w:after="0"/>
-        <w:jc w:val="center"/>
-        <w:rPr>
-          <w:rFonts w:ascii="Times New Roman" w:hAnsi="Times New Roman" w:cs="Times New Roman"/>
-          <w:sz w:val="28"/>
-          <w:szCs w:val="28"/>
-        </w:rPr>
-      </w:pPr>
-      <w:r>
-        <w:rPr>
-          <w:rFonts w:ascii="Times New Roman" w:hAnsi="Times New Roman" w:cs="Times New Roman"/>
-          <w:sz w:val="28"/>
-          <w:szCs w:val="28"/>
-        </w:rPr>
         <w:drawing>
           <wp:inline distT="0" distB="0" distL="0" distR="0" wp14:anchorId="7C6796A4" wp14:editId="2D0B129B">
             <wp:extent cx="3025402" cy="3749365"/>
@@ -2513,6 +2454,7 @@
                 <w:lang w:val="en-US"/>
               </w:rPr>
             </w:pPr>
+            <w:proofErr w:type="gramStart"/>
             <w:r>
               <w:rPr>
                 <w:rFonts w:ascii="Times New Roman" w:hAnsi="Times New Roman" w:cs="Times New Roman"/>
@@ -2520,7 +2462,17 @@
                 <w:szCs w:val="28"/>
                 <w:lang w:val="en-US"/>
               </w:rPr>
-              <w:t>VARCHAR(100)</w:t>
+              <w:t>VARCHAR(</w:t>
+            </w:r>
+            <w:proofErr w:type="gramEnd"/>
+            <w:r>
+              <w:rPr>
+                <w:rFonts w:ascii="Times New Roman" w:hAnsi="Times New Roman" w:cs="Times New Roman"/>
+                <w:sz w:val="28"/>
+                <w:szCs w:val="28"/>
+                <w:lang w:val="en-US"/>
+              </w:rPr>
+              <w:t>100)</w:t>
             </w:r>
           </w:p>
         </w:tc>
@@ -2590,6 +2542,7 @@
                 <w:lang w:val="en-US"/>
               </w:rPr>
             </w:pPr>
+            <w:proofErr w:type="gramStart"/>
             <w:r>
               <w:rPr>
                 <w:rFonts w:ascii="Times New Roman" w:hAnsi="Times New Roman" w:cs="Times New Roman"/>
@@ -2597,7 +2550,17 @@
                 <w:szCs w:val="28"/>
                 <w:lang w:val="en-US"/>
               </w:rPr>
-              <w:t>VARCHAR(20)</w:t>
+              <w:t>VARCHAR(</w:t>
+            </w:r>
+            <w:proofErr w:type="gramEnd"/>
+            <w:r>
+              <w:rPr>
+                <w:rFonts w:ascii="Times New Roman" w:hAnsi="Times New Roman" w:cs="Times New Roman"/>
+                <w:sz w:val="28"/>
+                <w:szCs w:val="28"/>
+                <w:lang w:val="en-US"/>
+              </w:rPr>
+              <w:t>20)</w:t>
             </w:r>
           </w:p>
         </w:tc>
@@ -2666,6 +2629,7 @@
                 <w:szCs w:val="28"/>
               </w:rPr>
             </w:pPr>
+            <w:proofErr w:type="gramStart"/>
             <w:r>
               <w:rPr>
                 <w:rFonts w:ascii="Times New Roman" w:hAnsi="Times New Roman" w:cs="Times New Roman"/>
@@ -2673,7 +2637,17 @@
                 <w:szCs w:val="28"/>
                 <w:lang w:val="en-US"/>
               </w:rPr>
-              <w:t>VARCHAR(50)</w:t>
+              <w:t>VARCHAR(</w:t>
+            </w:r>
+            <w:proofErr w:type="gramEnd"/>
+            <w:r>
+              <w:rPr>
+                <w:rFonts w:ascii="Times New Roman" w:hAnsi="Times New Roman" w:cs="Times New Roman"/>
+                <w:sz w:val="28"/>
+                <w:szCs w:val="28"/>
+                <w:lang w:val="en-US"/>
+              </w:rPr>
+              <w:t>50)</w:t>
             </w:r>
           </w:p>
         </w:tc>
@@ -2819,6 +2793,7 @@
                 <w:szCs w:val="28"/>
               </w:rPr>
             </w:pPr>
+            <w:proofErr w:type="gramStart"/>
             <w:r>
               <w:rPr>
                 <w:rFonts w:ascii="Times New Roman" w:hAnsi="Times New Roman" w:cs="Times New Roman"/>
@@ -2826,7 +2801,17 @@
                 <w:szCs w:val="28"/>
                 <w:lang w:val="en-US"/>
               </w:rPr>
-              <w:t>VARCHAR(50)</w:t>
+              <w:t>VARCHAR(</w:t>
+            </w:r>
+            <w:proofErr w:type="gramEnd"/>
+            <w:r>
+              <w:rPr>
+                <w:rFonts w:ascii="Times New Roman" w:hAnsi="Times New Roman" w:cs="Times New Roman"/>
+                <w:sz w:val="28"/>
+                <w:szCs w:val="28"/>
+                <w:lang w:val="en-US"/>
+              </w:rPr>
+              <w:t>50)</w:t>
             </w:r>
           </w:p>
         </w:tc>
@@ -2895,6 +2880,7 @@
                 <w:szCs w:val="28"/>
               </w:rPr>
             </w:pPr>
+            <w:proofErr w:type="gramStart"/>
             <w:r>
               <w:rPr>
                 <w:rFonts w:ascii="Times New Roman" w:hAnsi="Times New Roman" w:cs="Times New Roman"/>
@@ -2902,7 +2888,17 @@
                 <w:szCs w:val="28"/>
                 <w:lang w:val="en-US"/>
               </w:rPr>
-              <w:t>VARCHAR(50)</w:t>
+              <w:t>VARCHAR(</w:t>
+            </w:r>
+            <w:proofErr w:type="gramEnd"/>
+            <w:r>
+              <w:rPr>
+                <w:rFonts w:ascii="Times New Roman" w:hAnsi="Times New Roman" w:cs="Times New Roman"/>
+                <w:sz w:val="28"/>
+                <w:szCs w:val="28"/>
+                <w:lang w:val="en-US"/>
+              </w:rPr>
+              <w:t>50)</w:t>
             </w:r>
           </w:p>
         </w:tc>
@@ -2972,6 +2968,7 @@
                 <w:lang w:val="en-US"/>
               </w:rPr>
             </w:pPr>
+            <w:proofErr w:type="gramStart"/>
             <w:r>
               <w:rPr>
                 <w:rFonts w:ascii="Times New Roman" w:hAnsi="Times New Roman" w:cs="Times New Roman"/>
@@ -2979,7 +2976,17 @@
                 <w:szCs w:val="28"/>
                 <w:lang w:val="en-US"/>
               </w:rPr>
-              <w:t>DECIMAL(10, 2)</w:t>
+              <w:t>DECIMAL(</w:t>
+            </w:r>
+            <w:proofErr w:type="gramEnd"/>
+            <w:r>
+              <w:rPr>
+                <w:rFonts w:ascii="Times New Roman" w:hAnsi="Times New Roman" w:cs="Times New Roman"/>
+                <w:sz w:val="28"/>
+                <w:szCs w:val="28"/>
+                <w:lang w:val="en-US"/>
+              </w:rPr>
+              <w:t>10, 2)</w:t>
             </w:r>
           </w:p>
         </w:tc>
@@ -3030,7 +3037,6 @@
                 <w:sz w:val="28"/>
                 <w:szCs w:val="28"/>
               </w:rPr>
-              <w:lastRenderedPageBreak/>
               <w:t>На 1 запись</w:t>
             </w:r>
           </w:p>
@@ -3454,6 +3460,7 @@
                 <w:lang w:val="en-US"/>
               </w:rPr>
             </w:pPr>
+            <w:proofErr w:type="gramStart"/>
             <w:r>
               <w:rPr>
                 <w:rFonts w:ascii="Times New Roman" w:hAnsi="Times New Roman" w:cs="Times New Roman"/>
@@ -3463,6 +3470,7 @@
               </w:rPr>
               <w:t>VARCHAR(</w:t>
             </w:r>
+            <w:proofErr w:type="gramEnd"/>
             <w:r>
               <w:rPr>
                 <w:rFonts w:ascii="Times New Roman" w:hAnsi="Times New Roman" w:cs="Times New Roman"/>
@@ -3550,6 +3558,7 @@
                 <w:szCs w:val="28"/>
               </w:rPr>
             </w:pPr>
+            <w:proofErr w:type="gramStart"/>
             <w:r>
               <w:rPr>
                 <w:rFonts w:ascii="Times New Roman" w:hAnsi="Times New Roman" w:cs="Times New Roman"/>
@@ -3557,7 +3566,17 @@
                 <w:szCs w:val="28"/>
                 <w:lang w:val="en-US"/>
               </w:rPr>
-              <w:t>VARCHAR(50)</w:t>
+              <w:t>VARCHAR(</w:t>
+            </w:r>
+            <w:proofErr w:type="gramEnd"/>
+            <w:r>
+              <w:rPr>
+                <w:rFonts w:ascii="Times New Roman" w:hAnsi="Times New Roman" w:cs="Times New Roman"/>
+                <w:sz w:val="28"/>
+                <w:szCs w:val="28"/>
+                <w:lang w:val="en-US"/>
+              </w:rPr>
+              <w:t>50)</w:t>
             </w:r>
           </w:p>
         </w:tc>
@@ -3608,6 +3627,7 @@
                 <w:sz w:val="28"/>
                 <w:szCs w:val="28"/>
               </w:rPr>
+              <w:lastRenderedPageBreak/>
               <w:t>Отчество</w:t>
             </w:r>
           </w:p>
@@ -3627,6 +3647,7 @@
                 <w:lang w:val="en-US"/>
               </w:rPr>
             </w:pPr>
+            <w:proofErr w:type="gramStart"/>
             <w:r>
               <w:rPr>
                 <w:rFonts w:ascii="Times New Roman" w:hAnsi="Times New Roman" w:cs="Times New Roman"/>
@@ -3634,7 +3655,17 @@
                 <w:szCs w:val="28"/>
                 <w:lang w:val="en-US"/>
               </w:rPr>
-              <w:t>VARCHAR(50)</w:t>
+              <w:t>VARCHAR(</w:t>
+            </w:r>
+            <w:proofErr w:type="gramEnd"/>
+            <w:r>
+              <w:rPr>
+                <w:rFonts w:ascii="Times New Roman" w:hAnsi="Times New Roman" w:cs="Times New Roman"/>
+                <w:sz w:val="28"/>
+                <w:szCs w:val="28"/>
+                <w:lang w:val="en-US"/>
+              </w:rPr>
+              <w:t>50)</w:t>
             </w:r>
           </w:p>
         </w:tc>
@@ -3705,6 +3736,7 @@
                 <w:szCs w:val="28"/>
               </w:rPr>
             </w:pPr>
+            <w:proofErr w:type="gramStart"/>
             <w:r>
               <w:rPr>
                 <w:rFonts w:ascii="Times New Roman" w:hAnsi="Times New Roman" w:cs="Times New Roman"/>
@@ -3714,6 +3746,7 @@
               </w:rPr>
               <w:t>VARCHAR(</w:t>
             </w:r>
+            <w:proofErr w:type="gramEnd"/>
             <w:r>
               <w:rPr>
                 <w:rFonts w:ascii="Times New Roman" w:hAnsi="Times New Roman" w:cs="Times New Roman"/>
@@ -3808,6 +3841,7 @@
                 <w:szCs w:val="28"/>
               </w:rPr>
             </w:pPr>
+            <w:proofErr w:type="gramStart"/>
             <w:r>
               <w:rPr>
                 <w:rFonts w:ascii="Times New Roman" w:hAnsi="Times New Roman" w:cs="Times New Roman"/>
@@ -3815,7 +3849,17 @@
                 <w:szCs w:val="28"/>
                 <w:lang w:val="en-US"/>
               </w:rPr>
-              <w:t>VARCHAR(50)</w:t>
+              <w:t>VARCHAR(</w:t>
+            </w:r>
+            <w:proofErr w:type="gramEnd"/>
+            <w:r>
+              <w:rPr>
+                <w:rFonts w:ascii="Times New Roman" w:hAnsi="Times New Roman" w:cs="Times New Roman"/>
+                <w:sz w:val="28"/>
+                <w:szCs w:val="28"/>
+                <w:lang w:val="en-US"/>
+              </w:rPr>
+              <w:t>50)</w:t>
             </w:r>
           </w:p>
         </w:tc>

--- a/ДОКИ К БД.docx
+++ b/ДОКИ К БД.docx
@@ -833,7 +833,7 @@
           <w:sz w:val="28"/>
           <w:szCs w:val="28"/>
         </w:rPr>
-        <w:t>Вывести все заказы с указанием названия гарнитура и ФИО клиента.</w:t>
+        <w:t>Все клиенты, которые приобрели спальные гарнитуры немецкого производства со скидкой не меньше 14%</w:t>
       </w:r>
     </w:p>
     <w:p>
@@ -858,7 +858,7 @@
           <w:sz w:val="28"/>
           <w:szCs w:val="28"/>
         </w:rPr>
-        <w:t>Вывести список клиентов и купленных ими гарнитуров с указанием материала изготовления.</w:t>
+        <w:t>Заказы, полученные от клиентов, фамилии которых начинаются на буквы «В» или «О»</w:t>
       </w:r>
     </w:p>
     <w:p>
@@ -1109,16 +1109,8 @@
           <w:sz w:val="28"/>
           <w:szCs w:val="28"/>
         </w:rPr>
-        <w:t xml:space="preserve">Сущность «Клиенты» и «Мебельные гарнитуры» связаны через заказ как М:1 (многие к одному), потому что в рамках одного заказа (строки таблицы </w:t>
-      </w:r>
-      <w:r>
-        <w:rPr>
-          <w:rFonts w:ascii="Times New Roman" w:hAnsi="Times New Roman" w:cs="Times New Roman"/>
-          <w:sz w:val="28"/>
-          <w:szCs w:val="28"/>
-        </w:rPr>
         <w:lastRenderedPageBreak/>
-        <w:t>Клиенты) покупается только один гарнитур, но один и тот же гарнитур может фигурировать во многих заказах.</w:t>
+        <w:t>Сущность «Клиенты» и «Мебельные гарнитуры» связаны через заказ как М:1 (многие к одному), потому что в рамках одного заказа (строки таблицы Клиенты) покупается только один гарнитур, но один и тот же гарнитур может фигурировать во многих заказах.</w:t>
       </w:r>
     </w:p>
     <w:p>
@@ -5234,7 +5226,6 @@
   <w:style w:type="character" w:default="1" w:styleId="a0">
     <w:name w:val="Default Paragraph Font"/>
     <w:uiPriority w:val="1"/>
-    <w:semiHidden/>
     <w:unhideWhenUsed/>
   </w:style>
   <w:style w:type="table" w:default="1" w:styleId="a1">

--- a/ДОКИ К БД.docx
+++ b/ДОКИ К БД.docx
@@ -55,7 +55,6 @@
         </w:rPr>
         <w:t xml:space="preserve"> </w:t>
       </w:r>
-      <w:proofErr w:type="gramStart"/>
       <w:r>
         <w:rPr>
           <w:rFonts w:ascii="Times New Roman" w:hAnsi="Times New Roman" w:cs="Times New Roman"/>
@@ -70,16 +69,7 @@
           <w:sz w:val="28"/>
           <w:szCs w:val="28"/>
         </w:rPr>
-        <w:t xml:space="preserve"> это</w:t>
-      </w:r>
-      <w:proofErr w:type="gramEnd"/>
-      <w:r>
-        <w:rPr>
-          <w:rFonts w:ascii="Times New Roman" w:hAnsi="Times New Roman" w:cs="Times New Roman"/>
-          <w:sz w:val="28"/>
-          <w:szCs w:val="28"/>
-        </w:rPr>
-        <w:t xml:space="preserve"> набор предметов мебели, объединенных единым дизайнерским решением, материалом изготовления и назначением, предназначенный для обустройства конкретной функциональной зоны (спальни, кухни и т.д.). В системе учитываются два основных типа гарнитуров: спальные и кухонные.</w:t>
+        <w:t xml:space="preserve"> это набор предметов мебели, объединенных единым дизайнерским решением, материалом изготовления и назначением, предназначенный для обустройства конкретной функциональной зоны (спальни, кухни и т.д.). В системе учитываются два основных типа гарнитуров: спальные и кухонные.</w:t>
       </w:r>
     </w:p>
     <w:p>
@@ -153,7 +143,6 @@
         </w:rPr>
         <w:t xml:space="preserve"> </w:t>
       </w:r>
-      <w:proofErr w:type="gramStart"/>
       <w:r>
         <w:rPr>
           <w:rFonts w:ascii="Times New Roman" w:hAnsi="Times New Roman" w:cs="Times New Roman"/>
@@ -168,16 +157,7 @@
           <w:sz w:val="28"/>
           <w:szCs w:val="28"/>
         </w:rPr>
-        <w:t xml:space="preserve"> это</w:t>
-      </w:r>
-      <w:proofErr w:type="gramEnd"/>
-      <w:r>
-        <w:rPr>
-          <w:rFonts w:ascii="Times New Roman" w:hAnsi="Times New Roman" w:cs="Times New Roman"/>
-          <w:sz w:val="28"/>
-          <w:szCs w:val="28"/>
-        </w:rPr>
-        <w:t xml:space="preserve"> документ, фиксирующий факт продажи конкретного мебельного гарнитура конкретному клиенту. Содержит информацию о дате покупки и данных клиента.</w:t>
+        <w:t xml:space="preserve"> это документ, фиксирующий факт продажи конкретного мебельного гарнитура конкретному клиенту. Содержит информацию о дате покупки и данных клиента.</w:t>
       </w:r>
     </w:p>
     <w:p>
@@ -943,6 +923,14 @@
         </w:rPr>
         <w:t>ы</w:t>
       </w:r>
+      <w:r>
+        <w:rPr>
+          <w:rFonts w:ascii="Times New Roman" w:hAnsi="Times New Roman" w:cs="Times New Roman"/>
+          <w:sz w:val="28"/>
+          <w:szCs w:val="28"/>
+        </w:rPr>
+        <w:t>.</w:t>
+      </w:r>
     </w:p>
     <w:p>
       <w:pPr>
@@ -981,13 +969,17 @@
         <w:contextualSpacing w:val="0"/>
         <w:rPr>
           <w:rFonts w:ascii="Times New Roman" w:hAnsi="Times New Roman" w:cs="Times New Roman"/>
-          <w:sz w:val="28"/>
-          <w:szCs w:val="28"/>
-        </w:rPr>
-      </w:pPr>
-      <w:r>
-        <w:rPr>
-          <w:rFonts w:ascii="Times New Roman" w:hAnsi="Times New Roman" w:cs="Times New Roman"/>
+          <w:b/>
+          <w:bCs/>
+          <w:sz w:val="28"/>
+          <w:szCs w:val="28"/>
+        </w:rPr>
+      </w:pPr>
+      <w:r>
+        <w:rPr>
+          <w:rFonts w:ascii="Times New Roman" w:hAnsi="Times New Roman" w:cs="Times New Roman"/>
+          <w:b/>
+          <w:bCs/>
           <w:sz w:val="28"/>
           <w:szCs w:val="28"/>
         </w:rPr>
@@ -1055,25 +1047,7 @@
           <w:sz w:val="28"/>
           <w:szCs w:val="28"/>
         </w:rPr>
-        <w:t xml:space="preserve">Сущность «Мебельные гарнитуры» и «Клиенты» относятся друг к другу как </w:t>
-      </w:r>
-      <w:proofErr w:type="gramStart"/>
-      <w:r>
-        <w:rPr>
-          <w:rFonts w:ascii="Times New Roman" w:hAnsi="Times New Roman" w:cs="Times New Roman"/>
-          <w:sz w:val="28"/>
-          <w:szCs w:val="28"/>
-        </w:rPr>
-        <w:t>1:М</w:t>
-      </w:r>
-      <w:proofErr w:type="gramEnd"/>
-      <w:r>
-        <w:rPr>
-          <w:rFonts w:ascii="Times New Roman" w:hAnsi="Times New Roman" w:cs="Times New Roman"/>
-          <w:sz w:val="28"/>
-          <w:szCs w:val="28"/>
-        </w:rPr>
-        <w:t xml:space="preserve"> (один ко многим), потому что один гарнитур (одна модель) может быть продан многократно разным клиентам.</w:t>
+        <w:t>Сущность «Мебельные гарнитуры» и «Клиенты» относятся друг к другу как 1:М (один ко многим), потому что один гарнитур (одна модель) может быть продан многократно разным клиентам.</w:t>
       </w:r>
     </w:p>
     <w:p>
@@ -1178,25 +1152,7 @@
           <w:sz w:val="28"/>
           <w:szCs w:val="28"/>
         </w:rPr>
-        <w:t xml:space="preserve">Мебельные гарнитуры – </w:t>
-      </w:r>
-      <w:proofErr w:type="gramStart"/>
-      <w:r>
-        <w:rPr>
-          <w:rFonts w:ascii="Times New Roman" w:hAnsi="Times New Roman" w:cs="Times New Roman"/>
-          <w:sz w:val="28"/>
-          <w:szCs w:val="28"/>
-        </w:rPr>
-        <w:t>1:М</w:t>
-      </w:r>
-      <w:proofErr w:type="gramEnd"/>
-      <w:r>
-        <w:rPr>
-          <w:rFonts w:ascii="Times New Roman" w:hAnsi="Times New Roman" w:cs="Times New Roman"/>
-          <w:sz w:val="28"/>
-          <w:szCs w:val="28"/>
-        </w:rPr>
-        <w:t xml:space="preserve"> – Клиенты (один гарнитур может быть продан многим клиентам).</w:t>
+        <w:t>Мебельные гарнитуры – 1:М – Клиенты (один гарнитур может быть продан многим клиентам).</w:t>
       </w:r>
     </w:p>
     <w:p>
@@ -1333,66 +1289,6 @@
     </w:p>
     <w:p>
       <w:pPr>
-        <w:spacing w:after="0"/>
-        <w:rPr>
-          <w:rFonts w:ascii="Times New Roman" w:hAnsi="Times New Roman" w:cs="Times New Roman"/>
-          <w:sz w:val="28"/>
-          <w:szCs w:val="28"/>
-        </w:rPr>
-      </w:pPr>
-    </w:p>
-    <w:p>
-      <w:pPr>
-        <w:spacing w:after="0"/>
-        <w:rPr>
-          <w:rFonts w:ascii="Times New Roman" w:hAnsi="Times New Roman" w:cs="Times New Roman"/>
-          <w:sz w:val="28"/>
-          <w:szCs w:val="28"/>
-        </w:rPr>
-      </w:pPr>
-    </w:p>
-    <w:p>
-      <w:pPr>
-        <w:spacing w:after="0"/>
-        <w:rPr>
-          <w:rFonts w:ascii="Times New Roman" w:hAnsi="Times New Roman" w:cs="Times New Roman"/>
-          <w:sz w:val="28"/>
-          <w:szCs w:val="28"/>
-        </w:rPr>
-      </w:pPr>
-    </w:p>
-    <w:p>
-      <w:pPr>
-        <w:spacing w:after="0"/>
-        <w:rPr>
-          <w:rFonts w:ascii="Times New Roman" w:hAnsi="Times New Roman" w:cs="Times New Roman"/>
-          <w:sz w:val="28"/>
-          <w:szCs w:val="28"/>
-        </w:rPr>
-      </w:pPr>
-    </w:p>
-    <w:p>
-      <w:pPr>
-        <w:spacing w:after="0"/>
-        <w:rPr>
-          <w:rFonts w:ascii="Times New Roman" w:hAnsi="Times New Roman" w:cs="Times New Roman"/>
-          <w:sz w:val="28"/>
-          <w:szCs w:val="28"/>
-        </w:rPr>
-      </w:pPr>
-    </w:p>
-    <w:p>
-      <w:pPr>
-        <w:spacing w:after="0"/>
-        <w:rPr>
-          <w:rFonts w:ascii="Times New Roman" w:hAnsi="Times New Roman" w:cs="Times New Roman"/>
-          <w:sz w:val="28"/>
-          <w:szCs w:val="28"/>
-        </w:rPr>
-      </w:pPr>
-    </w:p>
-    <w:p>
-      <w:pPr>
         <w:pStyle w:val="a7"/>
         <w:numPr>
           <w:ilvl w:val="0"/>
@@ -1467,33 +1363,15 @@
           <w:sz w:val="28"/>
           <w:szCs w:val="28"/>
         </w:rPr>
-        <w:t xml:space="preserve">На этапе проектирования базы данных была разработана ER – диаграмма, визуализирующая структуру данных и связей между </w:t>
-      </w:r>
-      <w:proofErr w:type="gramStart"/>
-      <w:r>
-        <w:rPr>
-          <w:rFonts w:ascii="Times New Roman" w:hAnsi="Times New Roman" w:cs="Times New Roman"/>
-          <w:sz w:val="28"/>
-          <w:szCs w:val="28"/>
-        </w:rPr>
-        <w:t>ними.</w:t>
-      </w:r>
-      <w:r>
-        <w:rPr>
-          <w:rFonts w:ascii="Times New Roman" w:hAnsi="Times New Roman" w:cs="Times New Roman"/>
-          <w:sz w:val="28"/>
-          <w:szCs w:val="28"/>
-        </w:rPr>
-        <w:t>(</w:t>
-      </w:r>
-      <w:proofErr w:type="gramEnd"/>
-      <w:r>
-        <w:rPr>
-          <w:rFonts w:ascii="Times New Roman" w:hAnsi="Times New Roman" w:cs="Times New Roman"/>
-          <w:sz w:val="28"/>
-          <w:szCs w:val="28"/>
-        </w:rPr>
-        <w:t>см. рис. 1)</w:t>
+        <w:t>На этапе проектирования базы данных была разработана ER – диаграмма, визуализирующая структуру данных и связей между ними.</w:t>
+      </w:r>
+      <w:r>
+        <w:rPr>
+          <w:rFonts w:ascii="Times New Roman" w:hAnsi="Times New Roman" w:cs="Times New Roman"/>
+          <w:sz w:val="28"/>
+          <w:szCs w:val="28"/>
+        </w:rPr>
+        <w:t>(см. рис. 1)</w:t>
       </w:r>
     </w:p>
     <w:p>
@@ -1531,8 +1409,263 @@
           <w:szCs w:val="28"/>
         </w:rPr>
         <w:lastRenderedPageBreak/>
+        <mc:AlternateContent>
+          <mc:Choice Requires="wps">
+            <w:drawing>
+              <wp:anchor distT="0" distB="0" distL="114300" distR="114300" simplePos="0" relativeHeight="251661312" behindDoc="0" locked="0" layoutInCell="1" allowOverlap="1" wp14:anchorId="547BABFA" wp14:editId="5B0C646F">
+                <wp:simplePos x="0" y="0"/>
+                <wp:positionH relativeFrom="column">
+                  <wp:posOffset>3936631</wp:posOffset>
+                </wp:positionH>
+                <wp:positionV relativeFrom="paragraph">
+                  <wp:posOffset>1882858</wp:posOffset>
+                </wp:positionV>
+                <wp:extent cx="45719" cy="561777"/>
+                <wp:effectExtent l="114300" t="19050" r="107315" b="10160"/>
+                <wp:wrapNone/>
+                <wp:docPr id="969607985" name="Прямоугольник 3"/>
+                <wp:cNvGraphicFramePr/>
+                <a:graphic xmlns:a="http://schemas.openxmlformats.org/drawingml/2006/main">
+                  <a:graphicData uri="http://schemas.microsoft.com/office/word/2010/wordprocessingShape">
+                    <wps:wsp>
+                      <wps:cNvSpPr/>
+                      <wps:spPr>
+                        <a:xfrm rot="20417965">
+                          <a:off x="0" y="0"/>
+                          <a:ext cx="45719" cy="561777"/>
+                        </a:xfrm>
+                        <a:prstGeom prst="rect">
+                          <a:avLst/>
+                        </a:prstGeom>
+                        <a:solidFill>
+                          <a:schemeClr val="bg1"/>
+                        </a:solidFill>
+                        <a:ln>
+                          <a:solidFill>
+                            <a:schemeClr val="bg1"/>
+                          </a:solidFill>
+                        </a:ln>
+                      </wps:spPr>
+                      <wps:style>
+                        <a:lnRef idx="2">
+                          <a:schemeClr val="accent1">
+                            <a:shade val="15000"/>
+                          </a:schemeClr>
+                        </a:lnRef>
+                        <a:fillRef idx="1">
+                          <a:schemeClr val="accent1"/>
+                        </a:fillRef>
+                        <a:effectRef idx="0">
+                          <a:schemeClr val="accent1"/>
+                        </a:effectRef>
+                        <a:fontRef idx="minor">
+                          <a:schemeClr val="lt1"/>
+                        </a:fontRef>
+                      </wps:style>
+                      <wps:bodyPr rot="0" spcFirstLastPara="0" vertOverflow="overflow" horzOverflow="overflow" vert="horz" wrap="square" lIns="91440" tIns="45720" rIns="91440" bIns="45720" numCol="1" spcCol="0" rtlCol="0" fromWordArt="0" anchor="ctr" anchorCtr="0" forceAA="0" compatLnSpc="1">
+                        <a:prstTxWarp prst="textNoShape">
+                          <a:avLst/>
+                        </a:prstTxWarp>
+                        <a:noAutofit/>
+                      </wps:bodyPr>
+                    </wps:wsp>
+                  </a:graphicData>
+                </a:graphic>
+                <wp14:sizeRelH relativeFrom="margin">
+                  <wp14:pctWidth>0</wp14:pctWidth>
+                </wp14:sizeRelH>
+                <wp14:sizeRelV relativeFrom="margin">
+                  <wp14:pctHeight>0</wp14:pctHeight>
+                </wp14:sizeRelV>
+              </wp:anchor>
+            </w:drawing>
+          </mc:Choice>
+          <mc:Fallback>
+            <w:pict>
+              <v:rect w14:anchorId="56208DCD" id="Прямоугольник 3" o:spid="_x0000_s1026" style="position:absolute;margin-left:309.95pt;margin-top:148.25pt;width:3.6pt;height:44.25pt;rotation:-1291097fd;z-index:251661312;visibility:visible;mso-wrap-style:square;mso-width-percent:0;mso-height-percent:0;mso-wrap-distance-left:9pt;mso-wrap-distance-top:0;mso-wrap-distance-right:9pt;mso-wrap-distance-bottom:0;mso-position-horizontal:absolute;mso-position-horizontal-relative:text;mso-position-vertical:absolute;mso-position-vertical-relative:text;mso-width-percent:0;mso-height-percent:0;mso-width-relative:margin;mso-height-relative:margin;v-text-anchor:middle" o:gfxdata="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" fillcolor="white [3212]" strokecolor="white [3212]" strokeweight="1.5pt"/>
+            </w:pict>
+          </mc:Fallback>
+        </mc:AlternateContent>
+      </w:r>
+      <w:r>
+        <w:rPr>
+          <w:rFonts w:ascii="Times New Roman" w:hAnsi="Times New Roman" w:cs="Times New Roman"/>
+          <w:b/>
+          <w:bCs/>
+          <w:noProof/>
+          <w:sz w:val="28"/>
+          <w:szCs w:val="28"/>
+        </w:rPr>
+        <mc:AlternateContent>
+          <mc:Choice Requires="wps">
+            <w:drawing>
+              <wp:anchor distT="0" distB="0" distL="114300" distR="114300" simplePos="0" relativeHeight="251660288" behindDoc="0" locked="0" layoutInCell="1" allowOverlap="1" wp14:anchorId="2C00C875" wp14:editId="5033A9B4">
+                <wp:simplePos x="0" y="0"/>
+                <wp:positionH relativeFrom="column">
+                  <wp:posOffset>1845944</wp:posOffset>
+                </wp:positionH>
+                <wp:positionV relativeFrom="paragraph">
+                  <wp:posOffset>1167109</wp:posOffset>
+                </wp:positionV>
+                <wp:extent cx="1227066" cy="46929"/>
+                <wp:effectExtent l="19050" t="76200" r="11430" b="67945"/>
+                <wp:wrapNone/>
+                <wp:docPr id="1964304680" name="Прямоугольник 2"/>
+                <wp:cNvGraphicFramePr/>
+                <a:graphic xmlns:a="http://schemas.openxmlformats.org/drawingml/2006/main">
+                  <a:graphicData uri="http://schemas.microsoft.com/office/word/2010/wordprocessingShape">
+                    <wps:wsp>
+                      <wps:cNvSpPr/>
+                      <wps:spPr>
+                        <a:xfrm rot="312185">
+                          <a:off x="0" y="0"/>
+                          <a:ext cx="1227066" cy="46929"/>
+                        </a:xfrm>
+                        <a:prstGeom prst="rect">
+                          <a:avLst/>
+                        </a:prstGeom>
+                        <a:solidFill>
+                          <a:schemeClr val="bg1"/>
+                        </a:solidFill>
+                        <a:ln>
+                          <a:solidFill>
+                            <a:schemeClr val="bg1"/>
+                          </a:solidFill>
+                        </a:ln>
+                      </wps:spPr>
+                      <wps:style>
+                        <a:lnRef idx="2">
+                          <a:schemeClr val="accent1">
+                            <a:shade val="15000"/>
+                          </a:schemeClr>
+                        </a:lnRef>
+                        <a:fillRef idx="1">
+                          <a:schemeClr val="accent1"/>
+                        </a:fillRef>
+                        <a:effectRef idx="0">
+                          <a:schemeClr val="accent1"/>
+                        </a:effectRef>
+                        <a:fontRef idx="minor">
+                          <a:schemeClr val="lt1"/>
+                        </a:fontRef>
+                      </wps:style>
+                      <wps:bodyPr rot="0" spcFirstLastPara="0" vertOverflow="overflow" horzOverflow="overflow" vert="horz" wrap="square" lIns="91440" tIns="45720" rIns="91440" bIns="45720" numCol="1" spcCol="0" rtlCol="0" fromWordArt="0" anchor="ctr" anchorCtr="0" forceAA="0" compatLnSpc="1">
+                        <a:prstTxWarp prst="textNoShape">
+                          <a:avLst/>
+                        </a:prstTxWarp>
+                        <a:noAutofit/>
+                      </wps:bodyPr>
+                    </wps:wsp>
+                  </a:graphicData>
+                </a:graphic>
+                <wp14:sizeRelH relativeFrom="margin">
+                  <wp14:pctWidth>0</wp14:pctWidth>
+                </wp14:sizeRelH>
+                <wp14:sizeRelV relativeFrom="margin">
+                  <wp14:pctHeight>0</wp14:pctHeight>
+                </wp14:sizeRelV>
+              </wp:anchor>
+            </w:drawing>
+          </mc:Choice>
+          <mc:Fallback>
+            <w:pict>
+              <v:rect w14:anchorId="0F14D964" id="Прямоугольник 2" o:spid="_x0000_s1026" style="position:absolute;margin-left:145.35pt;margin-top:91.9pt;width:96.6pt;height:3.7pt;rotation:340989fd;z-index:251660288;visibility:visible;mso-wrap-style:square;mso-width-percent:0;mso-height-percent:0;mso-wrap-distance-left:9pt;mso-wrap-distance-top:0;mso-wrap-distance-right:9pt;mso-wrap-distance-bottom:0;mso-position-horizontal:absolute;mso-position-horizontal-relative:text;mso-position-vertical:absolute;mso-position-vertical-relative:text;mso-width-percent:0;mso-height-percent:0;mso-width-relative:margin;mso-height-relative:margin;v-text-anchor:middle" o:gfxdata="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" fillcolor="white [3212]" strokecolor="white [3212]" strokeweight="1.5pt"/>
+            </w:pict>
+          </mc:Fallback>
+        </mc:AlternateContent>
+      </w:r>
+      <w:r>
+        <w:rPr>
+          <w:rFonts w:ascii="Times New Roman" w:hAnsi="Times New Roman" w:cs="Times New Roman"/>
+          <w:b/>
+          <w:bCs/>
+          <w:noProof/>
+          <w:sz w:val="28"/>
+          <w:szCs w:val="28"/>
+        </w:rPr>
+        <mc:AlternateContent>
+          <mc:Choice Requires="wps">
+            <w:drawing>
+              <wp:anchor distT="0" distB="0" distL="114300" distR="114300" simplePos="0" relativeHeight="251659264" behindDoc="0" locked="0" layoutInCell="1" allowOverlap="1" wp14:anchorId="1CA6D48D" wp14:editId="69023468">
+                <wp:simplePos x="0" y="0"/>
+                <wp:positionH relativeFrom="column">
+                  <wp:posOffset>3014017</wp:posOffset>
+                </wp:positionH>
+                <wp:positionV relativeFrom="paragraph">
+                  <wp:posOffset>978924</wp:posOffset>
+                </wp:positionV>
+                <wp:extent cx="973394" cy="1008790"/>
+                <wp:effectExtent l="0" t="0" r="17780" b="20320"/>
+                <wp:wrapNone/>
+                <wp:docPr id="226799986" name="Прямоугольник 1"/>
+                <wp:cNvGraphicFramePr/>
+                <a:graphic xmlns:a="http://schemas.openxmlformats.org/drawingml/2006/main">
+                  <a:graphicData uri="http://schemas.microsoft.com/office/word/2010/wordprocessingShape">
+                    <wps:wsp>
+                      <wps:cNvSpPr/>
+                      <wps:spPr>
+                        <a:xfrm>
+                          <a:off x="0" y="0"/>
+                          <a:ext cx="973394" cy="1008790"/>
+                        </a:xfrm>
+                        <a:prstGeom prst="rect">
+                          <a:avLst/>
+                        </a:prstGeom>
+                        <a:solidFill>
+                          <a:schemeClr val="bg1"/>
+                        </a:solidFill>
+                        <a:ln>
+                          <a:solidFill>
+                            <a:schemeClr val="bg1"/>
+                          </a:solidFill>
+                        </a:ln>
+                      </wps:spPr>
+                      <wps:style>
+                        <a:lnRef idx="2">
+                          <a:schemeClr val="accent1">
+                            <a:shade val="15000"/>
+                          </a:schemeClr>
+                        </a:lnRef>
+                        <a:fillRef idx="1">
+                          <a:schemeClr val="accent1"/>
+                        </a:fillRef>
+                        <a:effectRef idx="0">
+                          <a:schemeClr val="accent1"/>
+                        </a:effectRef>
+                        <a:fontRef idx="minor">
+                          <a:schemeClr val="lt1"/>
+                        </a:fontRef>
+                      </wps:style>
+                      <wps:bodyPr rot="0" spcFirstLastPara="0" vertOverflow="overflow" horzOverflow="overflow" vert="horz" wrap="square" lIns="91440" tIns="45720" rIns="91440" bIns="45720" numCol="1" spcCol="0" rtlCol="0" fromWordArt="0" anchor="ctr" anchorCtr="0" forceAA="0" compatLnSpc="1">
+                        <a:prstTxWarp prst="textNoShape">
+                          <a:avLst/>
+                        </a:prstTxWarp>
+                        <a:noAutofit/>
+                      </wps:bodyPr>
+                    </wps:wsp>
+                  </a:graphicData>
+                </a:graphic>
+              </wp:anchor>
+            </w:drawing>
+          </mc:Choice>
+          <mc:Fallback>
+            <w:pict>
+              <v:rect w14:anchorId="32AB4E32" id="Прямоугольник 1" o:spid="_x0000_s1026" style="position:absolute;margin-left:237.3pt;margin-top:77.1pt;width:76.65pt;height:79.45pt;z-index:251659264;visibility:visible;mso-wrap-style:square;mso-wrap-distance-left:9pt;mso-wrap-distance-top:0;mso-wrap-distance-right:9pt;mso-wrap-distance-bottom:0;mso-position-horizontal:absolute;mso-position-horizontal-relative:text;mso-position-vertical:absolute;mso-position-vertical-relative:text;v-text-anchor:middle" o:gfxdata="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" fillcolor="white [3212]" strokecolor="white [3212]" strokeweight="1.5pt"/>
+            </w:pict>
+          </mc:Fallback>
+        </mc:AlternateContent>
+      </w:r>
+      <w:r>
+        <w:rPr>
+          <w:rFonts w:ascii="Times New Roman" w:hAnsi="Times New Roman" w:cs="Times New Roman"/>
+          <w:b/>
+          <w:bCs/>
+          <w:noProof/>
+          <w:sz w:val="28"/>
+          <w:szCs w:val="28"/>
+        </w:rPr>
         <w:drawing>
-          <wp:inline distT="0" distB="0" distL="0" distR="0" wp14:anchorId="45615C5F" wp14:editId="3F3FA58D">
+          <wp:inline distT="0" distB="0" distL="0" distR="0" wp14:anchorId="45615C5F" wp14:editId="14A167B4">
             <wp:extent cx="5709529" cy="3171825"/>
             <wp:effectExtent l="171450" t="171450" r="158115" b="200025"/>
             <wp:docPr id="833100388" name="Рисунок 1"/>
@@ -1635,15 +1768,6 @@
     </w:p>
     <w:p>
       <w:pPr>
-        <w:spacing w:after="0" w:line="240" w:lineRule="auto"/>
-        <w:jc w:val="center"/>
-        <w:rPr>
-          <w:rFonts w:ascii="Times New Roman" w:hAnsi="Times New Roman" w:cs="Times New Roman"/>
-        </w:rPr>
-      </w:pPr>
-    </w:p>
-    <w:p>
-      <w:pPr>
         <w:spacing w:after="0"/>
         <w:rPr>
           <w:rFonts w:ascii="Times New Roman" w:hAnsi="Times New Roman" w:cs="Times New Roman"/>
@@ -1714,23 +1838,13 @@
         </w:rPr>
         <w:t xml:space="preserve"> (</w:t>
       </w:r>
-      <w:proofErr w:type="spellStart"/>
-      <w:r>
-        <w:rPr>
-          <w:rFonts w:ascii="Times New Roman" w:hAnsi="Times New Roman" w:cs="Times New Roman"/>
-          <w:sz w:val="28"/>
-          <w:szCs w:val="28"/>
-        </w:rPr>
-        <w:t>см.рис</w:t>
-      </w:r>
-      <w:proofErr w:type="spellEnd"/>
-      <w:r>
-        <w:rPr>
-          <w:rFonts w:ascii="Times New Roman" w:hAnsi="Times New Roman" w:cs="Times New Roman"/>
-          <w:sz w:val="28"/>
-          <w:szCs w:val="28"/>
-        </w:rPr>
-        <w:t>. 2</w:t>
+      <w:r>
+        <w:rPr>
+          <w:rFonts w:ascii="Times New Roman" w:hAnsi="Times New Roman" w:cs="Times New Roman"/>
+          <w:sz w:val="28"/>
+          <w:szCs w:val="28"/>
+        </w:rPr>
+        <w:t>см.рис. 2</w:t>
       </w:r>
       <w:r>
         <w:rPr>
@@ -1754,17 +1868,8 @@
     <w:p>
       <w:pPr>
         <w:spacing w:after="0"/>
-        <w:rPr>
-          <w:rFonts w:ascii="Times New Roman" w:hAnsi="Times New Roman" w:cs="Times New Roman"/>
-          <w:sz w:val="28"/>
-          <w:szCs w:val="28"/>
-        </w:rPr>
-      </w:pPr>
-    </w:p>
-    <w:p>
-      <w:pPr>
-        <w:spacing w:after="0"/>
         <w:ind w:firstLine="0"/>
+        <w:jc w:val="center"/>
         <w:rPr>
           <w:rFonts w:ascii="Times New Roman" w:hAnsi="Times New Roman" w:cs="Times New Roman"/>
           <w:sz w:val="28"/>
@@ -2130,10 +2235,10 @@
         </w:rPr>
         <w:lastRenderedPageBreak/>
         <w:drawing>
-          <wp:inline distT="0" distB="0" distL="0" distR="0" wp14:anchorId="7C6796A4" wp14:editId="2D0B129B">
-            <wp:extent cx="3025402" cy="3749365"/>
-            <wp:effectExtent l="0" t="0" r="3810" b="3810"/>
-            <wp:docPr id="1934019039" name="Рисунок 1"/>
+          <wp:inline distT="0" distB="0" distL="0" distR="0" wp14:anchorId="5C7969BE" wp14:editId="38DA7DEF">
+            <wp:extent cx="3604572" cy="3901778"/>
+            <wp:effectExtent l="0" t="0" r="0" b="3810"/>
+            <wp:docPr id="554214844" name="Рисунок 1"/>
             <wp:cNvGraphicFramePr>
               <a:graphicFrameLocks xmlns:a="http://schemas.openxmlformats.org/drawingml/2006/main" noChangeAspect="1"/>
             </wp:cNvGraphicFramePr>
@@ -2141,7 +2246,7 @@
               <a:graphicData uri="http://schemas.openxmlformats.org/drawingml/2006/picture">
                 <pic:pic xmlns:pic="http://schemas.openxmlformats.org/drawingml/2006/picture">
                   <pic:nvPicPr>
-                    <pic:cNvPr id="1934019039" name=""/>
+                    <pic:cNvPr id="554214844" name=""/>
                     <pic:cNvPicPr/>
                   </pic:nvPicPr>
                   <pic:blipFill>
@@ -2153,7 +2258,7 @@
                   <pic:spPr>
                     <a:xfrm>
                       <a:off x="0" y="0"/>
-                      <a:ext cx="3025402" cy="3749365"/>
+                      <a:ext cx="3604572" cy="3901778"/>
                     </a:xfrm>
                     <a:prstGeom prst="rect">
                       <a:avLst/>
@@ -2165,6 +2270,52 @@
           </wp:inline>
         </w:drawing>
       </w:r>
+    </w:p>
+    <w:p>
+      <w:pPr>
+        <w:spacing w:after="0" w:line="240" w:lineRule="auto"/>
+        <w:jc w:val="center"/>
+        <w:rPr>
+          <w:rFonts w:ascii="Times New Roman" w:hAnsi="Times New Roman" w:cs="Times New Roman"/>
+          <w:sz w:val="28"/>
+          <w:szCs w:val="28"/>
+        </w:rPr>
+      </w:pPr>
+    </w:p>
+    <w:p>
+      <w:pPr>
+        <w:spacing w:after="0" w:line="240" w:lineRule="auto"/>
+        <w:jc w:val="center"/>
+        <w:rPr>
+          <w:rFonts w:ascii="Times New Roman" w:hAnsi="Times New Roman" w:cs="Times New Roman"/>
+        </w:rPr>
+      </w:pPr>
+      <w:r>
+        <w:rPr>
+          <w:rFonts w:ascii="Times New Roman" w:hAnsi="Times New Roman" w:cs="Times New Roman"/>
+        </w:rPr>
+        <w:t xml:space="preserve">Рисунок 3. </w:t>
+      </w:r>
+    </w:p>
+    <w:p>
+      <w:pPr>
+        <w:spacing w:after="0"/>
+        <w:rPr>
+          <w:rFonts w:ascii="Times New Roman" w:hAnsi="Times New Roman" w:cs="Times New Roman"/>
+          <w:sz w:val="28"/>
+          <w:szCs w:val="28"/>
+        </w:rPr>
+      </w:pPr>
+    </w:p>
+    <w:p>
+      <w:pPr>
+        <w:spacing w:after="0"/>
+        <w:rPr>
+          <w:rFonts w:ascii="Times New Roman" w:hAnsi="Times New Roman" w:cs="Times New Roman"/>
+          <w:sz w:val="28"/>
+          <w:szCs w:val="28"/>
+        </w:rPr>
+      </w:pPr>
     </w:p>
     <w:p>
       <w:pPr>
@@ -2446,7 +2597,6 @@
                 <w:lang w:val="en-US"/>
               </w:rPr>
             </w:pPr>
-            <w:proofErr w:type="gramStart"/>
             <w:r>
               <w:rPr>
                 <w:rFonts w:ascii="Times New Roman" w:hAnsi="Times New Roman" w:cs="Times New Roman"/>
@@ -2454,17 +2604,7 @@
                 <w:szCs w:val="28"/>
                 <w:lang w:val="en-US"/>
               </w:rPr>
-              <w:t>VARCHAR(</w:t>
-            </w:r>
-            <w:proofErr w:type="gramEnd"/>
-            <w:r>
-              <w:rPr>
-                <w:rFonts w:ascii="Times New Roman" w:hAnsi="Times New Roman" w:cs="Times New Roman"/>
-                <w:sz w:val="28"/>
-                <w:szCs w:val="28"/>
-                <w:lang w:val="en-US"/>
-              </w:rPr>
-              <w:t>100)</w:t>
+              <w:t>VARCHAR(100)</w:t>
             </w:r>
           </w:p>
         </w:tc>
@@ -2534,7 +2674,6 @@
                 <w:lang w:val="en-US"/>
               </w:rPr>
             </w:pPr>
-            <w:proofErr w:type="gramStart"/>
             <w:r>
               <w:rPr>
                 <w:rFonts w:ascii="Times New Roman" w:hAnsi="Times New Roman" w:cs="Times New Roman"/>
@@ -2542,17 +2681,7 @@
                 <w:szCs w:val="28"/>
                 <w:lang w:val="en-US"/>
               </w:rPr>
-              <w:t>VARCHAR(</w:t>
-            </w:r>
-            <w:proofErr w:type="gramEnd"/>
-            <w:r>
-              <w:rPr>
-                <w:rFonts w:ascii="Times New Roman" w:hAnsi="Times New Roman" w:cs="Times New Roman"/>
-                <w:sz w:val="28"/>
-                <w:szCs w:val="28"/>
-                <w:lang w:val="en-US"/>
-              </w:rPr>
-              <w:t>20)</w:t>
+              <w:t>VARCHAR(20)</w:t>
             </w:r>
           </w:p>
         </w:tc>
@@ -2621,7 +2750,6 @@
                 <w:szCs w:val="28"/>
               </w:rPr>
             </w:pPr>
-            <w:proofErr w:type="gramStart"/>
             <w:r>
               <w:rPr>
                 <w:rFonts w:ascii="Times New Roman" w:hAnsi="Times New Roman" w:cs="Times New Roman"/>
@@ -2629,17 +2757,7 @@
                 <w:szCs w:val="28"/>
                 <w:lang w:val="en-US"/>
               </w:rPr>
-              <w:t>VARCHAR(</w:t>
-            </w:r>
-            <w:proofErr w:type="gramEnd"/>
-            <w:r>
-              <w:rPr>
-                <w:rFonts w:ascii="Times New Roman" w:hAnsi="Times New Roman" w:cs="Times New Roman"/>
-                <w:sz w:val="28"/>
-                <w:szCs w:val="28"/>
-                <w:lang w:val="en-US"/>
-              </w:rPr>
-              <w:t>50)</w:t>
+              <w:t>VARCHAR(50)</w:t>
             </w:r>
           </w:p>
         </w:tc>
@@ -2785,7 +2903,6 @@
                 <w:szCs w:val="28"/>
               </w:rPr>
             </w:pPr>
-            <w:proofErr w:type="gramStart"/>
             <w:r>
               <w:rPr>
                 <w:rFonts w:ascii="Times New Roman" w:hAnsi="Times New Roman" w:cs="Times New Roman"/>
@@ -2793,17 +2910,7 @@
                 <w:szCs w:val="28"/>
                 <w:lang w:val="en-US"/>
               </w:rPr>
-              <w:t>VARCHAR(</w:t>
-            </w:r>
-            <w:proofErr w:type="gramEnd"/>
-            <w:r>
-              <w:rPr>
-                <w:rFonts w:ascii="Times New Roman" w:hAnsi="Times New Roman" w:cs="Times New Roman"/>
-                <w:sz w:val="28"/>
-                <w:szCs w:val="28"/>
-                <w:lang w:val="en-US"/>
-              </w:rPr>
-              <w:t>50)</w:t>
+              <w:t>VARCHAR(50)</w:t>
             </w:r>
           </w:p>
         </w:tc>
@@ -2872,7 +2979,6 @@
                 <w:szCs w:val="28"/>
               </w:rPr>
             </w:pPr>
-            <w:proofErr w:type="gramStart"/>
             <w:r>
               <w:rPr>
                 <w:rFonts w:ascii="Times New Roman" w:hAnsi="Times New Roman" w:cs="Times New Roman"/>
@@ -2880,17 +2986,7 @@
                 <w:szCs w:val="28"/>
                 <w:lang w:val="en-US"/>
               </w:rPr>
-              <w:t>VARCHAR(</w:t>
-            </w:r>
-            <w:proofErr w:type="gramEnd"/>
-            <w:r>
-              <w:rPr>
-                <w:rFonts w:ascii="Times New Roman" w:hAnsi="Times New Roman" w:cs="Times New Roman"/>
-                <w:sz w:val="28"/>
-                <w:szCs w:val="28"/>
-                <w:lang w:val="en-US"/>
-              </w:rPr>
-              <w:t>50)</w:t>
+              <w:t>VARCHAR(50)</w:t>
             </w:r>
           </w:p>
         </w:tc>
@@ -2960,7 +3056,6 @@
                 <w:lang w:val="en-US"/>
               </w:rPr>
             </w:pPr>
-            <w:proofErr w:type="gramStart"/>
             <w:r>
               <w:rPr>
                 <w:rFonts w:ascii="Times New Roman" w:hAnsi="Times New Roman" w:cs="Times New Roman"/>
@@ -2968,17 +3063,7 @@
                 <w:szCs w:val="28"/>
                 <w:lang w:val="en-US"/>
               </w:rPr>
-              <w:t>DECIMAL(</w:t>
-            </w:r>
-            <w:proofErr w:type="gramEnd"/>
-            <w:r>
-              <w:rPr>
-                <w:rFonts w:ascii="Times New Roman" w:hAnsi="Times New Roman" w:cs="Times New Roman"/>
-                <w:sz w:val="28"/>
-                <w:szCs w:val="28"/>
-                <w:lang w:val="en-US"/>
-              </w:rPr>
-              <w:t>10, 2)</w:t>
+              <w:t>DECIMAL(10, 2)</w:t>
             </w:r>
           </w:p>
         </w:tc>
@@ -3203,6 +3288,7 @@
                 <w:sz w:val="28"/>
                 <w:szCs w:val="28"/>
               </w:rPr>
+              <w:lastRenderedPageBreak/>
               <w:t xml:space="preserve">Поле </w:t>
             </w:r>
           </w:p>
@@ -3452,7 +3538,6 @@
                 <w:lang w:val="en-US"/>
               </w:rPr>
             </w:pPr>
-            <w:proofErr w:type="gramStart"/>
             <w:r>
               <w:rPr>
                 <w:rFonts w:ascii="Times New Roman" w:hAnsi="Times New Roman" w:cs="Times New Roman"/>
@@ -3462,7 +3547,6 @@
               </w:rPr>
               <w:t>VARCHAR(</w:t>
             </w:r>
-            <w:proofErr w:type="gramEnd"/>
             <w:r>
               <w:rPr>
                 <w:rFonts w:ascii="Times New Roman" w:hAnsi="Times New Roman" w:cs="Times New Roman"/>
@@ -3550,7 +3634,6 @@
                 <w:szCs w:val="28"/>
               </w:rPr>
             </w:pPr>
-            <w:proofErr w:type="gramStart"/>
             <w:r>
               <w:rPr>
                 <w:rFonts w:ascii="Times New Roman" w:hAnsi="Times New Roman" w:cs="Times New Roman"/>
@@ -3558,17 +3641,7 @@
                 <w:szCs w:val="28"/>
                 <w:lang w:val="en-US"/>
               </w:rPr>
-              <w:t>VARCHAR(</w:t>
-            </w:r>
-            <w:proofErr w:type="gramEnd"/>
-            <w:r>
-              <w:rPr>
-                <w:rFonts w:ascii="Times New Roman" w:hAnsi="Times New Roman" w:cs="Times New Roman"/>
-                <w:sz w:val="28"/>
-                <w:szCs w:val="28"/>
-                <w:lang w:val="en-US"/>
-              </w:rPr>
-              <w:t>50)</w:t>
+              <w:t>VARCHAR(50)</w:t>
             </w:r>
           </w:p>
         </w:tc>
@@ -3619,7 +3692,6 @@
                 <w:sz w:val="28"/>
                 <w:szCs w:val="28"/>
               </w:rPr>
-              <w:lastRenderedPageBreak/>
               <w:t>Отчество</w:t>
             </w:r>
           </w:p>
@@ -3639,7 +3711,6 @@
                 <w:lang w:val="en-US"/>
               </w:rPr>
             </w:pPr>
-            <w:proofErr w:type="gramStart"/>
             <w:r>
               <w:rPr>
                 <w:rFonts w:ascii="Times New Roman" w:hAnsi="Times New Roman" w:cs="Times New Roman"/>
@@ -3647,17 +3718,7 @@
                 <w:szCs w:val="28"/>
                 <w:lang w:val="en-US"/>
               </w:rPr>
-              <w:t>VARCHAR(</w:t>
-            </w:r>
-            <w:proofErr w:type="gramEnd"/>
-            <w:r>
-              <w:rPr>
-                <w:rFonts w:ascii="Times New Roman" w:hAnsi="Times New Roman" w:cs="Times New Roman"/>
-                <w:sz w:val="28"/>
-                <w:szCs w:val="28"/>
-                <w:lang w:val="en-US"/>
-              </w:rPr>
-              <w:t>50)</w:t>
+              <w:t>VARCHAR(50)</w:t>
             </w:r>
           </w:p>
         </w:tc>
@@ -3728,7 +3789,6 @@
                 <w:szCs w:val="28"/>
               </w:rPr>
             </w:pPr>
-            <w:proofErr w:type="gramStart"/>
             <w:r>
               <w:rPr>
                 <w:rFonts w:ascii="Times New Roman" w:hAnsi="Times New Roman" w:cs="Times New Roman"/>
@@ -3738,7 +3798,6 @@
               </w:rPr>
               <w:t>VARCHAR(</w:t>
             </w:r>
-            <w:proofErr w:type="gramEnd"/>
             <w:r>
               <w:rPr>
                 <w:rFonts w:ascii="Times New Roman" w:hAnsi="Times New Roman" w:cs="Times New Roman"/>
@@ -3833,7 +3892,6 @@
                 <w:szCs w:val="28"/>
               </w:rPr>
             </w:pPr>
-            <w:proofErr w:type="gramStart"/>
             <w:r>
               <w:rPr>
                 <w:rFonts w:ascii="Times New Roman" w:hAnsi="Times New Roman" w:cs="Times New Roman"/>
@@ -3841,17 +3899,7 @@
                 <w:szCs w:val="28"/>
                 <w:lang w:val="en-US"/>
               </w:rPr>
-              <w:t>VARCHAR(</w:t>
-            </w:r>
-            <w:proofErr w:type="gramEnd"/>
-            <w:r>
-              <w:rPr>
-                <w:rFonts w:ascii="Times New Roman" w:hAnsi="Times New Roman" w:cs="Times New Roman"/>
-                <w:sz w:val="28"/>
-                <w:szCs w:val="28"/>
-                <w:lang w:val="en-US"/>
-              </w:rPr>
-              <w:t>50)</w:t>
+              <w:t>VARCHAR(50)</w:t>
             </w:r>
           </w:p>
         </w:tc>
@@ -3902,94 +3950,6 @@
                 <w:sz w:val="28"/>
                 <w:szCs w:val="28"/>
               </w:rPr>
-              <w:t>Дата заказа</w:t>
-            </w:r>
-          </w:p>
-        </w:tc>
-        <w:tc>
-          <w:tcPr>
-            <w:tcW w:w="2504" w:type="dxa"/>
-          </w:tcPr>
-          <w:p>
-            <w:pPr>
-              <w:pStyle w:val="a7"/>
-              <w:ind w:left="0" w:firstLine="0"/>
-              <w:rPr>
-                <w:rFonts w:ascii="Times New Roman" w:hAnsi="Times New Roman" w:cs="Times New Roman"/>
-                <w:sz w:val="28"/>
-                <w:szCs w:val="28"/>
-                <w:lang w:val="en-US"/>
-              </w:rPr>
-            </w:pPr>
-            <w:r>
-              <w:rPr>
-                <w:rFonts w:ascii="Times New Roman" w:hAnsi="Times New Roman" w:cs="Times New Roman"/>
-                <w:sz w:val="28"/>
-                <w:szCs w:val="28"/>
-                <w:lang w:val="en-US"/>
-              </w:rPr>
-              <w:t>D</w:t>
-            </w:r>
-            <w:r>
-              <w:rPr>
-                <w:rFonts w:ascii="Times New Roman" w:hAnsi="Times New Roman" w:cs="Times New Roman"/>
-                <w:sz w:val="28"/>
-                <w:szCs w:val="28"/>
-                <w:lang w:val="en-US"/>
-              </w:rPr>
-              <w:t>ATE</w:t>
-            </w:r>
-          </w:p>
-        </w:tc>
-        <w:tc>
-          <w:tcPr>
-            <w:tcW w:w="2595" w:type="dxa"/>
-          </w:tcPr>
-          <w:p>
-            <w:pPr>
-              <w:pStyle w:val="a7"/>
-              <w:ind w:left="0" w:firstLine="0"/>
-              <w:jc w:val="center"/>
-              <w:rPr>
-                <w:rFonts w:ascii="Times New Roman" w:hAnsi="Times New Roman" w:cs="Times New Roman"/>
-                <w:sz w:val="28"/>
-                <w:szCs w:val="28"/>
-                <w:lang w:val="en-US"/>
-              </w:rPr>
-            </w:pPr>
-            <w:r>
-              <w:rPr>
-                <w:rFonts w:ascii="Times New Roman" w:hAnsi="Times New Roman" w:cs="Times New Roman"/>
-                <w:sz w:val="28"/>
-                <w:szCs w:val="28"/>
-                <w:lang w:val="en-US"/>
-              </w:rPr>
-              <w:t>3</w:t>
-            </w:r>
-          </w:p>
-        </w:tc>
-      </w:tr>
-      <w:tr>
-        <w:tc>
-          <w:tcPr>
-            <w:tcW w:w="3258" w:type="dxa"/>
-          </w:tcPr>
-          <w:p>
-            <w:pPr>
-              <w:pStyle w:val="a7"/>
-              <w:ind w:left="0" w:firstLine="0"/>
-              <w:rPr>
-                <w:rFonts w:ascii="Times New Roman" w:hAnsi="Times New Roman" w:cs="Times New Roman"/>
-                <w:sz w:val="28"/>
-                <w:szCs w:val="28"/>
-              </w:rPr>
-            </w:pPr>
-            <w:r>
-              <w:rPr>
-                <w:rFonts w:ascii="Times New Roman" w:hAnsi="Times New Roman" w:cs="Times New Roman"/>
-                <w:sz w:val="28"/>
-                <w:szCs w:val="28"/>
-              </w:rPr>
               <w:t>На 1 запись</w:t>
             </w:r>
           </w:p>
@@ -4123,19 +4083,642 @@
         <w:ind w:firstLine="0"/>
         <w:rPr>
           <w:rFonts w:ascii="Times New Roman" w:hAnsi="Times New Roman" w:cs="Times New Roman"/>
-          <w:sz w:val="28"/>
-          <w:szCs w:val="28"/>
-          <w:lang w:val="en-US"/>
-        </w:rPr>
-      </w:pPr>
-      <w:r>
-        <w:rPr>
-          <w:rFonts w:ascii="Times New Roman" w:hAnsi="Times New Roman" w:cs="Times New Roman"/>
           <w:b/>
           <w:bCs/>
           <w:sz w:val="28"/>
           <w:szCs w:val="28"/>
         </w:rPr>
+      </w:pPr>
+    </w:p>
+    <w:p>
+      <w:pPr>
+        <w:spacing w:after="0"/>
+        <w:ind w:left="708" w:firstLine="708"/>
+        <w:rPr>
+          <w:rFonts w:ascii="Times New Roman" w:hAnsi="Times New Roman" w:cs="Times New Roman"/>
+          <w:b/>
+          <w:bCs/>
+          <w:sz w:val="28"/>
+          <w:szCs w:val="28"/>
+        </w:rPr>
+      </w:pPr>
+      <w:r>
+        <w:rPr>
+          <w:rFonts w:ascii="Times New Roman" w:hAnsi="Times New Roman" w:cs="Times New Roman"/>
+          <w:b/>
+          <w:bCs/>
+          <w:sz w:val="28"/>
+          <w:szCs w:val="28"/>
+        </w:rPr>
+        <w:t>Сущность «Заказы»</w:t>
+      </w:r>
+    </w:p>
+    <w:tbl>
+      <w:tblPr>
+        <w:tblStyle w:val="ac"/>
+        <w:tblW w:w="0" w:type="auto"/>
+        <w:tblInd w:w="988" w:type="dxa"/>
+        <w:tblLook w:val="04A0" w:firstRow="1" w:lastRow="0" w:firstColumn="1" w:lastColumn="0" w:noHBand="0" w:noVBand="1"/>
+      </w:tblPr>
+      <w:tblGrid>
+        <w:gridCol w:w="2127"/>
+        <w:gridCol w:w="3115"/>
+        <w:gridCol w:w="3115"/>
+      </w:tblGrid>
+      <w:tr>
+        <w:tc>
+          <w:tcPr>
+            <w:tcW w:w="2127" w:type="dxa"/>
+          </w:tcPr>
+          <w:p>
+            <w:pPr>
+              <w:ind w:firstLine="0"/>
+              <w:rPr>
+                <w:rFonts w:ascii="Times New Roman" w:hAnsi="Times New Roman" w:cs="Times New Roman"/>
+                <w:sz w:val="28"/>
+                <w:szCs w:val="28"/>
+              </w:rPr>
+            </w:pPr>
+            <w:r>
+              <w:rPr>
+                <w:rFonts w:ascii="Times New Roman" w:hAnsi="Times New Roman" w:cs="Times New Roman"/>
+                <w:sz w:val="28"/>
+                <w:szCs w:val="28"/>
+              </w:rPr>
+              <w:t xml:space="preserve">Поле </w:t>
+            </w:r>
+          </w:p>
+        </w:tc>
+        <w:tc>
+          <w:tcPr>
+            <w:tcW w:w="3115" w:type="dxa"/>
+          </w:tcPr>
+          <w:p>
+            <w:pPr>
+              <w:ind w:left="880" w:firstLine="0"/>
+              <w:rPr>
+                <w:rFonts w:ascii="Times New Roman" w:hAnsi="Times New Roman" w:cs="Times New Roman"/>
+                <w:sz w:val="28"/>
+                <w:szCs w:val="28"/>
+              </w:rPr>
+            </w:pPr>
+            <w:r>
+              <w:rPr>
+                <w:rFonts w:ascii="Times New Roman" w:hAnsi="Times New Roman" w:cs="Times New Roman"/>
+                <w:sz w:val="28"/>
+                <w:szCs w:val="28"/>
+              </w:rPr>
+              <w:t>Тип</w:t>
+            </w:r>
+          </w:p>
+        </w:tc>
+        <w:tc>
+          <w:tcPr>
+            <w:tcW w:w="3115" w:type="dxa"/>
+          </w:tcPr>
+          <w:p>
+            <w:pPr>
+              <w:ind w:firstLine="0"/>
+              <w:rPr>
+                <w:rFonts w:ascii="Times New Roman" w:hAnsi="Times New Roman" w:cs="Times New Roman"/>
+                <w:sz w:val="28"/>
+                <w:szCs w:val="28"/>
+              </w:rPr>
+            </w:pPr>
+            <w:r>
+              <w:rPr>
+                <w:rFonts w:ascii="Times New Roman" w:hAnsi="Times New Roman" w:cs="Times New Roman"/>
+                <w:sz w:val="28"/>
+                <w:szCs w:val="28"/>
+              </w:rPr>
+              <w:t>Размер</w:t>
+            </w:r>
+          </w:p>
+        </w:tc>
+      </w:tr>
+      <w:tr>
+        <w:tc>
+          <w:tcPr>
+            <w:tcW w:w="2127" w:type="dxa"/>
+          </w:tcPr>
+          <w:p>
+            <w:pPr>
+              <w:ind w:firstLine="0"/>
+              <w:rPr>
+                <w:rFonts w:ascii="Times New Roman" w:hAnsi="Times New Roman" w:cs="Times New Roman"/>
+                <w:sz w:val="28"/>
+                <w:szCs w:val="28"/>
+              </w:rPr>
+            </w:pPr>
+            <w:r>
+              <w:rPr>
+                <w:rFonts w:ascii="Times New Roman" w:hAnsi="Times New Roman" w:cs="Times New Roman"/>
+                <w:sz w:val="28"/>
+                <w:szCs w:val="28"/>
+              </w:rPr>
+              <w:t>Номер заказа</w:t>
+            </w:r>
+          </w:p>
+        </w:tc>
+        <w:tc>
+          <w:tcPr>
+            <w:tcW w:w="3115" w:type="dxa"/>
+          </w:tcPr>
+          <w:p>
+            <w:pPr>
+              <w:ind w:left="880" w:firstLine="0"/>
+              <w:rPr>
+                <w:rFonts w:ascii="Times New Roman" w:hAnsi="Times New Roman" w:cs="Times New Roman"/>
+                <w:sz w:val="28"/>
+                <w:szCs w:val="28"/>
+                <w:lang w:val="en-US"/>
+              </w:rPr>
+            </w:pPr>
+            <w:r>
+              <w:rPr>
+                <w:rFonts w:ascii="Times New Roman" w:hAnsi="Times New Roman" w:cs="Times New Roman"/>
+                <w:sz w:val="28"/>
+                <w:szCs w:val="28"/>
+                <w:lang w:val="en-US"/>
+              </w:rPr>
+              <w:t>INTEGER</w:t>
+            </w:r>
+          </w:p>
+        </w:tc>
+        <w:tc>
+          <w:tcPr>
+            <w:tcW w:w="3115" w:type="dxa"/>
+          </w:tcPr>
+          <w:p>
+            <w:pPr>
+              <w:ind w:firstLine="0"/>
+              <w:jc w:val="center"/>
+              <w:rPr>
+                <w:rFonts w:ascii="Times New Roman" w:hAnsi="Times New Roman" w:cs="Times New Roman"/>
+                <w:sz w:val="28"/>
+                <w:szCs w:val="28"/>
+                <w:lang w:val="en-US"/>
+              </w:rPr>
+            </w:pPr>
+            <w:r>
+              <w:rPr>
+                <w:rFonts w:ascii="Times New Roman" w:hAnsi="Times New Roman" w:cs="Times New Roman"/>
+                <w:sz w:val="28"/>
+                <w:szCs w:val="28"/>
+                <w:lang w:val="en-US"/>
+              </w:rPr>
+              <w:t>4</w:t>
+            </w:r>
+          </w:p>
+        </w:tc>
+      </w:tr>
+      <w:tr>
+        <w:tc>
+          <w:tcPr>
+            <w:tcW w:w="2127" w:type="dxa"/>
+          </w:tcPr>
+          <w:p>
+            <w:pPr>
+              <w:ind w:firstLine="0"/>
+              <w:rPr>
+                <w:rFonts w:ascii="Times New Roman" w:hAnsi="Times New Roman" w:cs="Times New Roman"/>
+                <w:sz w:val="28"/>
+                <w:szCs w:val="28"/>
+              </w:rPr>
+            </w:pPr>
+            <w:r>
+              <w:rPr>
+                <w:rFonts w:ascii="Times New Roman" w:hAnsi="Times New Roman" w:cs="Times New Roman"/>
+                <w:sz w:val="28"/>
+                <w:szCs w:val="28"/>
+              </w:rPr>
+              <w:t>Номер клиента</w:t>
+            </w:r>
+          </w:p>
+        </w:tc>
+        <w:tc>
+          <w:tcPr>
+            <w:tcW w:w="3115" w:type="dxa"/>
+          </w:tcPr>
+          <w:p>
+            <w:pPr>
+              <w:ind w:left="880" w:firstLine="0"/>
+              <w:rPr>
+                <w:rFonts w:ascii="Times New Roman" w:hAnsi="Times New Roman" w:cs="Times New Roman"/>
+                <w:sz w:val="28"/>
+                <w:szCs w:val="28"/>
+              </w:rPr>
+            </w:pPr>
+            <w:r>
+              <w:rPr>
+                <w:rFonts w:ascii="Times New Roman" w:hAnsi="Times New Roman" w:cs="Times New Roman"/>
+                <w:sz w:val="28"/>
+                <w:szCs w:val="28"/>
+                <w:lang w:val="en-US"/>
+              </w:rPr>
+              <w:t>INTEGER</w:t>
+            </w:r>
+          </w:p>
+        </w:tc>
+        <w:tc>
+          <w:tcPr>
+            <w:tcW w:w="3115" w:type="dxa"/>
+          </w:tcPr>
+          <w:p>
+            <w:pPr>
+              <w:ind w:firstLine="0"/>
+              <w:jc w:val="center"/>
+              <w:rPr>
+                <w:rFonts w:ascii="Times New Roman" w:hAnsi="Times New Roman" w:cs="Times New Roman"/>
+                <w:sz w:val="28"/>
+                <w:szCs w:val="28"/>
+                <w:lang w:val="en-US"/>
+              </w:rPr>
+            </w:pPr>
+            <w:r>
+              <w:rPr>
+                <w:rFonts w:ascii="Times New Roman" w:hAnsi="Times New Roman" w:cs="Times New Roman"/>
+                <w:sz w:val="28"/>
+                <w:szCs w:val="28"/>
+                <w:lang w:val="en-US"/>
+              </w:rPr>
+              <w:t>4</w:t>
+            </w:r>
+          </w:p>
+        </w:tc>
+      </w:tr>
+      <w:tr>
+        <w:tc>
+          <w:tcPr>
+            <w:tcW w:w="2127" w:type="dxa"/>
+          </w:tcPr>
+          <w:p>
+            <w:pPr>
+              <w:ind w:firstLine="0"/>
+              <w:rPr>
+                <w:rFonts w:ascii="Times New Roman" w:hAnsi="Times New Roman" w:cs="Times New Roman"/>
+                <w:sz w:val="28"/>
+                <w:szCs w:val="28"/>
+              </w:rPr>
+            </w:pPr>
+            <w:r>
+              <w:rPr>
+                <w:rFonts w:ascii="Times New Roman" w:hAnsi="Times New Roman" w:cs="Times New Roman"/>
+                <w:sz w:val="28"/>
+                <w:szCs w:val="28"/>
+              </w:rPr>
+              <w:t>Код продукции</w:t>
+            </w:r>
+          </w:p>
+        </w:tc>
+        <w:tc>
+          <w:tcPr>
+            <w:tcW w:w="3115" w:type="dxa"/>
+          </w:tcPr>
+          <w:p>
+            <w:pPr>
+              <w:ind w:left="880" w:firstLine="0"/>
+              <w:rPr>
+                <w:rFonts w:ascii="Times New Roman" w:hAnsi="Times New Roman" w:cs="Times New Roman"/>
+                <w:sz w:val="28"/>
+                <w:szCs w:val="28"/>
+              </w:rPr>
+            </w:pPr>
+            <w:r>
+              <w:rPr>
+                <w:rFonts w:ascii="Times New Roman" w:hAnsi="Times New Roman" w:cs="Times New Roman"/>
+                <w:sz w:val="28"/>
+                <w:szCs w:val="28"/>
+                <w:lang w:val="en-US"/>
+              </w:rPr>
+              <w:t>INTEGER</w:t>
+            </w:r>
+          </w:p>
+        </w:tc>
+        <w:tc>
+          <w:tcPr>
+            <w:tcW w:w="3115" w:type="dxa"/>
+          </w:tcPr>
+          <w:p>
+            <w:pPr>
+              <w:ind w:firstLine="0"/>
+              <w:jc w:val="center"/>
+              <w:rPr>
+                <w:rFonts w:ascii="Times New Roman" w:hAnsi="Times New Roman" w:cs="Times New Roman"/>
+                <w:sz w:val="28"/>
+                <w:szCs w:val="28"/>
+                <w:lang w:val="en-US"/>
+              </w:rPr>
+            </w:pPr>
+            <w:r>
+              <w:rPr>
+                <w:rFonts w:ascii="Times New Roman" w:hAnsi="Times New Roman" w:cs="Times New Roman"/>
+                <w:sz w:val="28"/>
+                <w:szCs w:val="28"/>
+                <w:lang w:val="en-US"/>
+              </w:rPr>
+              <w:t>4</w:t>
+            </w:r>
+          </w:p>
+        </w:tc>
+      </w:tr>
+      <w:tr>
+        <w:tc>
+          <w:tcPr>
+            <w:tcW w:w="2127" w:type="dxa"/>
+          </w:tcPr>
+          <w:p>
+            <w:pPr>
+              <w:ind w:firstLine="0"/>
+              <w:rPr>
+                <w:rFonts w:ascii="Times New Roman" w:hAnsi="Times New Roman" w:cs="Times New Roman"/>
+                <w:sz w:val="28"/>
+                <w:szCs w:val="28"/>
+              </w:rPr>
+            </w:pPr>
+            <w:r>
+              <w:rPr>
+                <w:rFonts w:ascii="Times New Roman" w:hAnsi="Times New Roman" w:cs="Times New Roman"/>
+                <w:sz w:val="28"/>
+                <w:szCs w:val="28"/>
+              </w:rPr>
+              <w:t>Дата заказа</w:t>
+            </w:r>
+          </w:p>
+        </w:tc>
+        <w:tc>
+          <w:tcPr>
+            <w:tcW w:w="3115" w:type="dxa"/>
+          </w:tcPr>
+          <w:p>
+            <w:pPr>
+              <w:ind w:left="880" w:firstLine="0"/>
+              <w:rPr>
+                <w:rFonts w:ascii="Times New Roman" w:hAnsi="Times New Roman" w:cs="Times New Roman"/>
+                <w:sz w:val="28"/>
+                <w:szCs w:val="28"/>
+                <w:lang w:val="en-US"/>
+              </w:rPr>
+            </w:pPr>
+            <w:r>
+              <w:rPr>
+                <w:rFonts w:ascii="Times New Roman" w:hAnsi="Times New Roman" w:cs="Times New Roman"/>
+                <w:sz w:val="28"/>
+                <w:szCs w:val="28"/>
+                <w:lang w:val="en-US"/>
+              </w:rPr>
+              <w:t>DATE</w:t>
+            </w:r>
+          </w:p>
+        </w:tc>
+        <w:tc>
+          <w:tcPr>
+            <w:tcW w:w="3115" w:type="dxa"/>
+          </w:tcPr>
+          <w:p>
+            <w:pPr>
+              <w:ind w:firstLine="0"/>
+              <w:jc w:val="center"/>
+              <w:rPr>
+                <w:rFonts w:ascii="Times New Roman" w:hAnsi="Times New Roman" w:cs="Times New Roman"/>
+                <w:sz w:val="28"/>
+                <w:szCs w:val="28"/>
+                <w:lang w:val="en-US"/>
+              </w:rPr>
+            </w:pPr>
+            <w:r>
+              <w:rPr>
+                <w:rFonts w:ascii="Times New Roman" w:hAnsi="Times New Roman" w:cs="Times New Roman"/>
+                <w:sz w:val="28"/>
+                <w:szCs w:val="28"/>
+                <w:lang w:val="en-US"/>
+              </w:rPr>
+              <w:t>3</w:t>
+            </w:r>
+          </w:p>
+        </w:tc>
+      </w:tr>
+      <w:tr>
+        <w:tc>
+          <w:tcPr>
+            <w:tcW w:w="2127" w:type="dxa"/>
+          </w:tcPr>
+          <w:p>
+            <w:pPr>
+              <w:ind w:firstLine="0"/>
+              <w:rPr>
+                <w:rFonts w:ascii="Times New Roman" w:hAnsi="Times New Roman" w:cs="Times New Roman"/>
+                <w:sz w:val="28"/>
+                <w:szCs w:val="28"/>
+              </w:rPr>
+            </w:pPr>
+            <w:r>
+              <w:rPr>
+                <w:rFonts w:ascii="Times New Roman" w:hAnsi="Times New Roman" w:cs="Times New Roman"/>
+                <w:sz w:val="28"/>
+                <w:szCs w:val="28"/>
+              </w:rPr>
+              <w:t>Номер заказа</w:t>
+            </w:r>
+          </w:p>
+        </w:tc>
+        <w:tc>
+          <w:tcPr>
+            <w:tcW w:w="3115" w:type="dxa"/>
+          </w:tcPr>
+          <w:p>
+            <w:pPr>
+              <w:ind w:left="880" w:firstLine="0"/>
+              <w:rPr>
+                <w:rFonts w:ascii="Times New Roman" w:hAnsi="Times New Roman" w:cs="Times New Roman"/>
+                <w:sz w:val="28"/>
+                <w:szCs w:val="28"/>
+              </w:rPr>
+            </w:pPr>
+            <w:r>
+              <w:rPr>
+                <w:rFonts w:ascii="Times New Roman" w:hAnsi="Times New Roman" w:cs="Times New Roman"/>
+                <w:sz w:val="28"/>
+                <w:szCs w:val="28"/>
+                <w:lang w:val="en-US"/>
+              </w:rPr>
+              <w:t>INTEGER</w:t>
+            </w:r>
+          </w:p>
+        </w:tc>
+        <w:tc>
+          <w:tcPr>
+            <w:tcW w:w="3115" w:type="dxa"/>
+          </w:tcPr>
+          <w:p>
+            <w:pPr>
+              <w:ind w:firstLine="0"/>
+              <w:jc w:val="center"/>
+              <w:rPr>
+                <w:rFonts w:ascii="Times New Roman" w:hAnsi="Times New Roman" w:cs="Times New Roman"/>
+                <w:sz w:val="28"/>
+                <w:szCs w:val="28"/>
+                <w:lang w:val="en-US"/>
+              </w:rPr>
+            </w:pPr>
+            <w:r>
+              <w:rPr>
+                <w:rFonts w:ascii="Times New Roman" w:hAnsi="Times New Roman" w:cs="Times New Roman"/>
+                <w:sz w:val="28"/>
+                <w:szCs w:val="28"/>
+                <w:lang w:val="en-US"/>
+              </w:rPr>
+              <w:t>4</w:t>
+            </w:r>
+          </w:p>
+        </w:tc>
+      </w:tr>
+      <w:tr>
+        <w:tc>
+          <w:tcPr>
+            <w:tcW w:w="2127" w:type="dxa"/>
+          </w:tcPr>
+          <w:p>
+            <w:pPr>
+              <w:ind w:firstLine="0"/>
+              <w:rPr>
+                <w:rFonts w:ascii="Times New Roman" w:hAnsi="Times New Roman" w:cs="Times New Roman"/>
+                <w:sz w:val="28"/>
+                <w:szCs w:val="28"/>
+              </w:rPr>
+            </w:pPr>
+            <w:r>
+              <w:rPr>
+                <w:rFonts w:ascii="Times New Roman" w:hAnsi="Times New Roman" w:cs="Times New Roman"/>
+                <w:sz w:val="28"/>
+                <w:szCs w:val="28"/>
+              </w:rPr>
+              <w:t>На 1 запись</w:t>
+            </w:r>
+          </w:p>
+        </w:tc>
+        <w:tc>
+          <w:tcPr>
+            <w:tcW w:w="6230" w:type="dxa"/>
+            <w:gridSpan w:val="2"/>
+          </w:tcPr>
+          <w:p>
+            <w:pPr>
+              <w:ind w:left="880" w:firstLine="0"/>
+              <w:jc w:val="right"/>
+              <w:rPr>
+                <w:rFonts w:ascii="Times New Roman" w:hAnsi="Times New Roman" w:cs="Times New Roman"/>
+                <w:sz w:val="28"/>
+                <w:szCs w:val="28"/>
+              </w:rPr>
+            </w:pPr>
+            <w:r>
+              <w:rPr>
+                <w:rFonts w:ascii="Times New Roman" w:hAnsi="Times New Roman" w:cs="Times New Roman"/>
+                <w:sz w:val="28"/>
+                <w:szCs w:val="28"/>
+                <w:lang w:val="en-US"/>
+              </w:rPr>
+              <w:t xml:space="preserve">19 </w:t>
+            </w:r>
+            <w:r>
+              <w:rPr>
+                <w:rFonts w:ascii="Times New Roman" w:hAnsi="Times New Roman" w:cs="Times New Roman"/>
+                <w:sz w:val="28"/>
+                <w:szCs w:val="28"/>
+              </w:rPr>
+              <w:t>байт</w:t>
+            </w:r>
+          </w:p>
+        </w:tc>
+      </w:tr>
+      <w:tr>
+        <w:trPr>
+          <w:trHeight w:val="60"/>
+        </w:trPr>
+        <w:tc>
+          <w:tcPr>
+            <w:tcW w:w="2127" w:type="dxa"/>
+          </w:tcPr>
+          <w:p>
+            <w:pPr>
+              <w:ind w:firstLine="0"/>
+              <w:rPr>
+                <w:rFonts w:ascii="Times New Roman" w:hAnsi="Times New Roman" w:cs="Times New Roman"/>
+                <w:sz w:val="28"/>
+                <w:szCs w:val="28"/>
+              </w:rPr>
+            </w:pPr>
+            <w:r>
+              <w:rPr>
+                <w:rFonts w:ascii="Times New Roman" w:hAnsi="Times New Roman" w:cs="Times New Roman"/>
+                <w:sz w:val="28"/>
+                <w:szCs w:val="28"/>
+              </w:rPr>
+              <w:t>На 100 записей</w:t>
+            </w:r>
+          </w:p>
+        </w:tc>
+        <w:tc>
+          <w:tcPr>
+            <w:tcW w:w="6230" w:type="dxa"/>
+            <w:gridSpan w:val="2"/>
+          </w:tcPr>
+          <w:p>
+            <w:pPr>
+              <w:ind w:left="880" w:firstLine="0"/>
+              <w:jc w:val="right"/>
+              <w:rPr>
+                <w:rFonts w:ascii="Times New Roman" w:hAnsi="Times New Roman" w:cs="Times New Roman"/>
+                <w:sz w:val="28"/>
+                <w:szCs w:val="28"/>
+              </w:rPr>
+            </w:pPr>
+            <w:r>
+              <w:rPr>
+                <w:rFonts w:ascii="Times New Roman" w:hAnsi="Times New Roman" w:cs="Times New Roman"/>
+                <w:sz w:val="28"/>
+                <w:szCs w:val="28"/>
+              </w:rPr>
+              <w:t>1900 байт</w:t>
+            </w:r>
+          </w:p>
+        </w:tc>
+      </w:tr>
+    </w:tbl>
+    <w:p>
+      <w:pPr>
+        <w:spacing w:after="0"/>
+        <w:ind w:firstLine="0"/>
+        <w:rPr>
+          <w:rFonts w:ascii="Times New Roman" w:hAnsi="Times New Roman" w:cs="Times New Roman"/>
+          <w:b/>
+          <w:bCs/>
+          <w:sz w:val="28"/>
+          <w:szCs w:val="28"/>
+        </w:rPr>
+      </w:pPr>
+    </w:p>
+    <w:p>
+      <w:pPr>
+        <w:spacing w:after="0"/>
+        <w:ind w:firstLine="0"/>
+        <w:rPr>
+          <w:rFonts w:ascii="Times New Roman" w:hAnsi="Times New Roman" w:cs="Times New Roman"/>
+          <w:b/>
+          <w:bCs/>
+          <w:sz w:val="28"/>
+          <w:szCs w:val="28"/>
+        </w:rPr>
+      </w:pPr>
+      <w:r>
+        <w:rPr>
+          <w:rFonts w:ascii="Times New Roman" w:hAnsi="Times New Roman" w:cs="Times New Roman"/>
+          <w:b/>
+          <w:bCs/>
+          <w:sz w:val="28"/>
+          <w:szCs w:val="28"/>
+        </w:rPr>
         <w:t>Общий объем базы данных:</w:t>
       </w:r>
       <w:r>
@@ -4154,8 +4737,4270 @@
           <w:sz w:val="28"/>
           <w:szCs w:val="28"/>
         </w:rPr>
-        <w:t>65 500 байт</w:t>
-      </w:r>
+        <w:t>6</w:t>
+      </w:r>
+      <w:r>
+        <w:rPr>
+          <w:rFonts w:ascii="Times New Roman" w:hAnsi="Times New Roman" w:cs="Times New Roman"/>
+          <w:b/>
+          <w:bCs/>
+          <w:sz w:val="28"/>
+          <w:szCs w:val="28"/>
+        </w:rPr>
+        <w:t>7 400</w:t>
+      </w:r>
+      <w:r>
+        <w:rPr>
+          <w:rFonts w:ascii="Times New Roman" w:hAnsi="Times New Roman" w:cs="Times New Roman"/>
+          <w:b/>
+          <w:bCs/>
+          <w:sz w:val="28"/>
+          <w:szCs w:val="28"/>
+        </w:rPr>
+        <w:t xml:space="preserve"> байт</w:t>
+      </w:r>
+    </w:p>
+    <w:p>
+      <w:pPr>
+        <w:spacing w:after="0"/>
+        <w:ind w:firstLine="0"/>
+        <w:rPr>
+          <w:rFonts w:ascii="Times New Roman" w:hAnsi="Times New Roman" w:cs="Times New Roman"/>
+          <w:b/>
+          <w:bCs/>
+          <w:sz w:val="28"/>
+          <w:szCs w:val="28"/>
+        </w:rPr>
+      </w:pPr>
+    </w:p>
+    <w:p>
+      <w:pPr>
+        <w:spacing w:after="0"/>
+        <w:ind w:firstLine="0"/>
+        <w:rPr>
+          <w:rFonts w:ascii="Times New Roman" w:hAnsi="Times New Roman" w:cs="Times New Roman"/>
+          <w:b/>
+          <w:bCs/>
+          <w:sz w:val="28"/>
+          <w:szCs w:val="28"/>
+        </w:rPr>
+      </w:pPr>
+    </w:p>
+    <w:p>
+      <w:pPr>
+        <w:spacing w:after="0"/>
+        <w:ind w:firstLine="0"/>
+        <w:rPr>
+          <w:rFonts w:ascii="Times New Roman" w:hAnsi="Times New Roman" w:cs="Times New Roman"/>
+          <w:b/>
+          <w:bCs/>
+          <w:sz w:val="28"/>
+          <w:szCs w:val="28"/>
+        </w:rPr>
+      </w:pPr>
+    </w:p>
+    <w:p>
+      <w:pPr>
+        <w:spacing w:after="0"/>
+        <w:ind w:firstLine="0"/>
+        <w:rPr>
+          <w:rFonts w:ascii="Times New Roman" w:hAnsi="Times New Roman" w:cs="Times New Roman"/>
+          <w:b/>
+          <w:bCs/>
+          <w:sz w:val="28"/>
+          <w:szCs w:val="28"/>
+        </w:rPr>
+      </w:pPr>
+    </w:p>
+    <w:p>
+      <w:pPr>
+        <w:spacing w:after="0"/>
+        <w:ind w:firstLine="0"/>
+        <w:rPr>
+          <w:rFonts w:ascii="Times New Roman" w:hAnsi="Times New Roman" w:cs="Times New Roman"/>
+          <w:b/>
+          <w:bCs/>
+          <w:sz w:val="28"/>
+          <w:szCs w:val="28"/>
+        </w:rPr>
+      </w:pPr>
+    </w:p>
+    <w:p>
+      <w:pPr>
+        <w:spacing w:after="0"/>
+        <w:ind w:firstLine="0"/>
+        <w:rPr>
+          <w:rFonts w:ascii="Times New Roman" w:hAnsi="Times New Roman" w:cs="Times New Roman"/>
+          <w:b/>
+          <w:bCs/>
+          <w:sz w:val="28"/>
+          <w:szCs w:val="28"/>
+        </w:rPr>
+      </w:pPr>
+    </w:p>
+    <w:p>
+      <w:pPr>
+        <w:spacing w:after="0"/>
+        <w:ind w:firstLine="0"/>
+        <w:rPr>
+          <w:rFonts w:ascii="Times New Roman" w:hAnsi="Times New Roman" w:cs="Times New Roman"/>
+          <w:b/>
+          <w:bCs/>
+          <w:sz w:val="28"/>
+          <w:szCs w:val="28"/>
+        </w:rPr>
+      </w:pPr>
+    </w:p>
+    <w:p>
+      <w:pPr>
+        <w:spacing w:after="0"/>
+        <w:ind w:firstLine="0"/>
+        <w:rPr>
+          <w:rFonts w:ascii="Times New Roman" w:hAnsi="Times New Roman" w:cs="Times New Roman"/>
+          <w:b/>
+          <w:bCs/>
+          <w:sz w:val="28"/>
+          <w:szCs w:val="28"/>
+        </w:rPr>
+      </w:pPr>
+    </w:p>
+    <w:p>
+      <w:pPr>
+        <w:spacing w:after="0"/>
+        <w:ind w:firstLine="0"/>
+        <w:rPr>
+          <w:rFonts w:ascii="Times New Roman" w:hAnsi="Times New Roman" w:cs="Times New Roman"/>
+          <w:b/>
+          <w:bCs/>
+          <w:sz w:val="28"/>
+          <w:szCs w:val="28"/>
+        </w:rPr>
+      </w:pPr>
+    </w:p>
+    <w:p>
+      <w:pPr>
+        <w:spacing w:after="0"/>
+        <w:ind w:firstLine="0"/>
+        <w:rPr>
+          <w:rFonts w:ascii="Times New Roman" w:hAnsi="Times New Roman" w:cs="Times New Roman"/>
+          <w:b/>
+          <w:bCs/>
+          <w:sz w:val="28"/>
+          <w:szCs w:val="28"/>
+        </w:rPr>
+      </w:pPr>
+    </w:p>
+    <w:p>
+      <w:pPr>
+        <w:spacing w:after="0"/>
+        <w:ind w:firstLine="0"/>
+        <w:rPr>
+          <w:rFonts w:ascii="Times New Roman" w:hAnsi="Times New Roman" w:cs="Times New Roman"/>
+          <w:b/>
+          <w:bCs/>
+          <w:sz w:val="28"/>
+          <w:szCs w:val="28"/>
+        </w:rPr>
+      </w:pPr>
+    </w:p>
+    <w:p>
+      <w:pPr>
+        <w:spacing w:after="0"/>
+        <w:ind w:firstLine="0"/>
+        <w:rPr>
+          <w:rFonts w:ascii="Times New Roman" w:hAnsi="Times New Roman" w:cs="Times New Roman"/>
+          <w:b/>
+          <w:bCs/>
+          <w:sz w:val="28"/>
+          <w:szCs w:val="28"/>
+        </w:rPr>
+      </w:pPr>
+    </w:p>
+    <w:p>
+      <w:pPr>
+        <w:spacing w:after="0"/>
+        <w:ind w:firstLine="0"/>
+        <w:rPr>
+          <w:rFonts w:ascii="Times New Roman" w:hAnsi="Times New Roman" w:cs="Times New Roman"/>
+          <w:b/>
+          <w:bCs/>
+          <w:sz w:val="28"/>
+          <w:szCs w:val="28"/>
+        </w:rPr>
+      </w:pPr>
+    </w:p>
+    <w:p>
+      <w:pPr>
+        <w:spacing w:after="0"/>
+        <w:ind w:firstLine="0"/>
+        <w:rPr>
+          <w:rFonts w:ascii="Times New Roman" w:hAnsi="Times New Roman" w:cs="Times New Roman"/>
+          <w:b/>
+          <w:bCs/>
+          <w:sz w:val="28"/>
+          <w:szCs w:val="28"/>
+        </w:rPr>
+      </w:pPr>
+    </w:p>
+    <w:p>
+      <w:pPr>
+        <w:pStyle w:val="a7"/>
+        <w:numPr>
+          <w:ilvl w:val="0"/>
+          <w:numId w:val="1"/>
+        </w:numPr>
+        <w:spacing w:after="0"/>
+        <w:rPr>
+          <w:rFonts w:ascii="Times New Roman" w:hAnsi="Times New Roman" w:cs="Times New Roman"/>
+          <w:b/>
+          <w:bCs/>
+          <w:sz w:val="28"/>
+          <w:szCs w:val="28"/>
+          <w:lang w:val="en-US"/>
+        </w:rPr>
+      </w:pPr>
+      <w:r>
+        <w:rPr>
+          <w:rFonts w:ascii="Times New Roman" w:hAnsi="Times New Roman" w:cs="Times New Roman"/>
+          <w:b/>
+          <w:bCs/>
+          <w:sz w:val="28"/>
+          <w:szCs w:val="28"/>
+        </w:rPr>
+        <w:lastRenderedPageBreak/>
+        <w:t>Физическая реализация</w:t>
+      </w:r>
+    </w:p>
+    <w:p>
+      <w:pPr>
+        <w:pStyle w:val="a7"/>
+        <w:spacing w:after="0"/>
+        <w:ind w:left="1417" w:firstLine="0"/>
+        <w:rPr>
+          <w:rFonts w:ascii="Times New Roman" w:hAnsi="Times New Roman" w:cs="Times New Roman"/>
+          <w:b/>
+          <w:bCs/>
+          <w:sz w:val="28"/>
+          <w:szCs w:val="28"/>
+          <w:lang w:val="en-US"/>
+        </w:rPr>
+      </w:pPr>
+      <w:r>
+        <w:rPr>
+          <w:rFonts w:ascii="Times New Roman" w:hAnsi="Times New Roman" w:cs="Times New Roman"/>
+          <w:b/>
+          <w:bCs/>
+          <w:sz w:val="28"/>
+          <w:szCs w:val="28"/>
+        </w:rPr>
+        <w:t>Таблица</w:t>
+      </w:r>
+      <w:r>
+        <w:rPr>
+          <w:rFonts w:ascii="Times New Roman" w:hAnsi="Times New Roman" w:cs="Times New Roman"/>
+          <w:b/>
+          <w:bCs/>
+          <w:sz w:val="28"/>
+          <w:szCs w:val="28"/>
+          <w:lang w:val="en-US"/>
+        </w:rPr>
+        <w:t xml:space="preserve"> «</w:t>
+      </w:r>
+      <w:r>
+        <w:rPr>
+          <w:rFonts w:ascii="Times New Roman" w:hAnsi="Times New Roman" w:cs="Times New Roman"/>
+          <w:b/>
+          <w:bCs/>
+          <w:sz w:val="28"/>
+          <w:szCs w:val="28"/>
+        </w:rPr>
+        <w:t>Клиенты</w:t>
+      </w:r>
+      <w:r>
+        <w:rPr>
+          <w:rFonts w:ascii="Times New Roman" w:hAnsi="Times New Roman" w:cs="Times New Roman"/>
+          <w:b/>
+          <w:bCs/>
+          <w:sz w:val="28"/>
+          <w:szCs w:val="28"/>
+          <w:lang w:val="en-US"/>
+        </w:rPr>
+        <w:t>» (</w:t>
+      </w:r>
+      <w:r>
+        <w:rPr>
+          <w:rFonts w:ascii="Times New Roman" w:hAnsi="Times New Roman" w:cs="Times New Roman"/>
+          <w:b/>
+          <w:bCs/>
+          <w:sz w:val="28"/>
+          <w:szCs w:val="28"/>
+        </w:rPr>
+        <w:t>см</w:t>
+      </w:r>
+      <w:r>
+        <w:rPr>
+          <w:rFonts w:ascii="Times New Roman" w:hAnsi="Times New Roman" w:cs="Times New Roman"/>
+          <w:b/>
+          <w:bCs/>
+          <w:sz w:val="28"/>
+          <w:szCs w:val="28"/>
+          <w:lang w:val="en-US"/>
+        </w:rPr>
+        <w:t>.</w:t>
+      </w:r>
+      <w:r>
+        <w:rPr>
+          <w:rFonts w:ascii="Times New Roman" w:hAnsi="Times New Roman" w:cs="Times New Roman"/>
+          <w:b/>
+          <w:bCs/>
+          <w:sz w:val="28"/>
+          <w:szCs w:val="28"/>
+        </w:rPr>
+        <w:t>рис</w:t>
+      </w:r>
+      <w:r>
+        <w:rPr>
+          <w:rFonts w:ascii="Times New Roman" w:hAnsi="Times New Roman" w:cs="Times New Roman"/>
+          <w:b/>
+          <w:bCs/>
+          <w:sz w:val="28"/>
+          <w:szCs w:val="28"/>
+          <w:lang w:val="en-US"/>
+        </w:rPr>
+        <w:t>. 4)</w:t>
+      </w:r>
+    </w:p>
+    <w:p>
+      <w:pPr>
+        <w:pStyle w:val="a7"/>
+        <w:spacing w:line="240" w:lineRule="auto"/>
+        <w:ind w:left="1417"/>
+        <w:rPr>
+          <w:rFonts w:ascii="Courier New" w:hAnsi="Courier New" w:cs="Courier New"/>
+          <w:lang w:val="en-US"/>
+        </w:rPr>
+      </w:pPr>
+      <w:r>
+        <w:rPr>
+          <w:rFonts w:ascii="Courier New" w:hAnsi="Courier New" w:cs="Courier New"/>
+          <w:lang w:val="en-US"/>
+        </w:rPr>
+        <w:t>CREATE TABLE Clients (</w:t>
+      </w:r>
+    </w:p>
+    <w:p>
+      <w:pPr>
+        <w:pStyle w:val="a7"/>
+        <w:spacing w:line="240" w:lineRule="auto"/>
+        <w:ind w:left="1417"/>
+        <w:rPr>
+          <w:rFonts w:ascii="Courier New" w:hAnsi="Courier New" w:cs="Courier New"/>
+          <w:lang w:val="en-US"/>
+        </w:rPr>
+      </w:pPr>
+      <w:r>
+        <w:rPr>
+          <w:rFonts w:ascii="Courier New" w:hAnsi="Courier New" w:cs="Courier New"/>
+          <w:lang w:val="en-US"/>
+        </w:rPr>
+        <w:t xml:space="preserve">    client_id INTEGER PRIMARY KEY AUTOINCREMENT,</w:t>
+      </w:r>
+    </w:p>
+    <w:p>
+      <w:pPr>
+        <w:pStyle w:val="a7"/>
+        <w:spacing w:line="240" w:lineRule="auto"/>
+        <w:ind w:left="1417"/>
+        <w:rPr>
+          <w:rFonts w:ascii="Courier New" w:hAnsi="Courier New" w:cs="Courier New"/>
+          <w:lang w:val="en-US"/>
+        </w:rPr>
+      </w:pPr>
+      <w:r>
+        <w:rPr>
+          <w:rFonts w:ascii="Courier New" w:hAnsi="Courier New" w:cs="Courier New"/>
+          <w:lang w:val="en-US"/>
+        </w:rPr>
+        <w:t xml:space="preserve">    last_name VARCHAR(50) NOT NULL,</w:t>
+      </w:r>
+    </w:p>
+    <w:p>
+      <w:pPr>
+        <w:pStyle w:val="a7"/>
+        <w:spacing w:line="240" w:lineRule="auto"/>
+        <w:ind w:left="1417"/>
+        <w:rPr>
+          <w:rFonts w:ascii="Courier New" w:hAnsi="Courier New" w:cs="Courier New"/>
+          <w:lang w:val="en-US"/>
+        </w:rPr>
+      </w:pPr>
+      <w:r>
+        <w:rPr>
+          <w:rFonts w:ascii="Courier New" w:hAnsi="Courier New" w:cs="Courier New"/>
+          <w:lang w:val="en-US"/>
+        </w:rPr>
+        <w:t xml:space="preserve">    first_name VARCHAR(50) NOT NULL,</w:t>
+      </w:r>
+    </w:p>
+    <w:p>
+      <w:pPr>
+        <w:pStyle w:val="a7"/>
+        <w:spacing w:line="240" w:lineRule="auto"/>
+        <w:ind w:left="1417"/>
+        <w:rPr>
+          <w:rFonts w:ascii="Courier New" w:hAnsi="Courier New" w:cs="Courier New"/>
+          <w:lang w:val="en-US"/>
+        </w:rPr>
+      </w:pPr>
+      <w:r>
+        <w:rPr>
+          <w:rFonts w:ascii="Courier New" w:hAnsi="Courier New" w:cs="Courier New"/>
+          <w:lang w:val="en-US"/>
+        </w:rPr>
+        <w:t xml:space="preserve">    middle_name VARCHAR(50),</w:t>
+      </w:r>
+    </w:p>
+    <w:p>
+      <w:pPr>
+        <w:pStyle w:val="a7"/>
+        <w:spacing w:line="240" w:lineRule="auto"/>
+        <w:ind w:left="1417"/>
+        <w:rPr>
+          <w:rFonts w:ascii="Courier New" w:hAnsi="Courier New" w:cs="Courier New"/>
+          <w:lang w:val="en-US"/>
+        </w:rPr>
+      </w:pPr>
+      <w:r>
+        <w:rPr>
+          <w:rFonts w:ascii="Courier New" w:hAnsi="Courier New" w:cs="Courier New"/>
+          <w:lang w:val="en-US"/>
+        </w:rPr>
+        <w:t xml:space="preserve">    address VARCHAR(255) NOT NULL,</w:t>
+      </w:r>
+    </w:p>
+    <w:p>
+      <w:pPr>
+        <w:pStyle w:val="a7"/>
+        <w:spacing w:line="240" w:lineRule="auto"/>
+        <w:ind w:left="1417"/>
+        <w:rPr>
+          <w:rFonts w:ascii="Courier New" w:hAnsi="Courier New" w:cs="Courier New"/>
+        </w:rPr>
+      </w:pPr>
+      <w:r>
+        <w:rPr>
+          <w:rFonts w:ascii="Courier New" w:hAnsi="Courier New" w:cs="Courier New"/>
+          <w:lang w:val="en-US"/>
+        </w:rPr>
+        <w:t xml:space="preserve">    </w:t>
+      </w:r>
+      <w:r>
+        <w:rPr>
+          <w:rFonts w:ascii="Courier New" w:hAnsi="Courier New" w:cs="Courier New"/>
+        </w:rPr>
+        <w:t>city VARCHAR(50) NOT NULL</w:t>
+      </w:r>
+    </w:p>
+    <w:p>
+      <w:pPr>
+        <w:pStyle w:val="a7"/>
+        <w:spacing w:line="240" w:lineRule="auto"/>
+        <w:ind w:left="1417"/>
+        <w:rPr>
+          <w:rFonts w:ascii="Courier New" w:hAnsi="Courier New" w:cs="Courier New"/>
+        </w:rPr>
+      </w:pPr>
+      <w:r>
+        <w:rPr>
+          <w:rFonts w:ascii="Courier New" w:hAnsi="Courier New" w:cs="Courier New"/>
+        </w:rPr>
+        <w:t>);</w:t>
+      </w:r>
+    </w:p>
+    <w:p>
+      <w:pPr>
+        <w:pStyle w:val="a7"/>
+        <w:ind w:left="1417"/>
+        <w:rPr>
+          <w:rFonts w:ascii="Courier New" w:hAnsi="Courier New" w:cs="Courier New"/>
+        </w:rPr>
+      </w:pPr>
+    </w:p>
+    <w:p>
+      <w:pPr>
+        <w:pStyle w:val="a7"/>
+        <w:ind w:left="1417"/>
+        <w:rPr>
+          <w:rFonts w:ascii="Courier New" w:hAnsi="Courier New" w:cs="Courier New"/>
+        </w:rPr>
+      </w:pPr>
+    </w:p>
+    <w:p>
+      <w:pPr>
+        <w:pStyle w:val="a7"/>
+        <w:spacing w:after="0"/>
+        <w:ind w:left="0" w:firstLine="0"/>
+        <w:jc w:val="center"/>
+        <w:rPr>
+          <w:rFonts w:ascii="Times New Roman" w:hAnsi="Times New Roman" w:cs="Times New Roman"/>
+          <w:b/>
+          <w:bCs/>
+          <w:sz w:val="28"/>
+          <w:szCs w:val="28"/>
+        </w:rPr>
+      </w:pPr>
+      <w:r>
+        <w:rPr>
+          <w:rFonts w:ascii="Times New Roman" w:hAnsi="Times New Roman" w:cs="Times New Roman"/>
+          <w:b/>
+          <w:bCs/>
+          <w:sz w:val="28"/>
+          <w:szCs w:val="28"/>
+          <w:lang w:val="en-US"/>
+        </w:rPr>
+        <w:drawing>
+          <wp:inline distT="0" distB="0" distL="0" distR="0" wp14:anchorId="7F3B7DA8" wp14:editId="635BCE3A">
+            <wp:extent cx="4738977" cy="2099739"/>
+            <wp:effectExtent l="0" t="0" r="5080" b="0"/>
+            <wp:docPr id="1414982691" name="Рисунок 1"/>
+            <wp:cNvGraphicFramePr>
+              <a:graphicFrameLocks xmlns:a="http://schemas.openxmlformats.org/drawingml/2006/main" noChangeAspect="1"/>
+            </wp:cNvGraphicFramePr>
+            <a:graphic xmlns:a="http://schemas.openxmlformats.org/drawingml/2006/main">
+              <a:graphicData uri="http://schemas.openxmlformats.org/drawingml/2006/picture">
+                <pic:pic xmlns:pic="http://schemas.openxmlformats.org/drawingml/2006/picture">
+                  <pic:nvPicPr>
+                    <pic:cNvPr id="1414982691" name=""/>
+                    <pic:cNvPicPr/>
+                  </pic:nvPicPr>
+                  <pic:blipFill>
+                    <a:blip r:embed="rId8"/>
+                    <a:stretch>
+                      <a:fillRect/>
+                    </a:stretch>
+                  </pic:blipFill>
+                  <pic:spPr>
+                    <a:xfrm>
+                      <a:off x="0" y="0"/>
+                      <a:ext cx="4759262" cy="2108727"/>
+                    </a:xfrm>
+                    <a:prstGeom prst="rect">
+                      <a:avLst/>
+                    </a:prstGeom>
+                  </pic:spPr>
+                </pic:pic>
+              </a:graphicData>
+            </a:graphic>
+          </wp:inline>
+        </w:drawing>
+      </w:r>
+    </w:p>
+    <w:p>
+      <w:pPr>
+        <w:pStyle w:val="a7"/>
+        <w:spacing w:after="0" w:line="240" w:lineRule="auto"/>
+        <w:ind w:left="0" w:firstLine="0"/>
+        <w:jc w:val="center"/>
+        <w:rPr>
+          <w:rFonts w:ascii="Times New Roman" w:hAnsi="Times New Roman" w:cs="Times New Roman"/>
+          <w:b/>
+          <w:bCs/>
+          <w:sz w:val="28"/>
+          <w:szCs w:val="28"/>
+        </w:rPr>
+      </w:pPr>
+    </w:p>
+    <w:p>
+      <w:pPr>
+        <w:pStyle w:val="a7"/>
+        <w:spacing w:after="0" w:line="240" w:lineRule="auto"/>
+        <w:ind w:left="0" w:firstLine="0"/>
+        <w:jc w:val="center"/>
+        <w:rPr>
+          <w:rFonts w:ascii="Times New Roman" w:hAnsi="Times New Roman" w:cs="Times New Roman"/>
+        </w:rPr>
+      </w:pPr>
+      <w:r>
+        <w:rPr>
+          <w:rFonts w:ascii="Times New Roman" w:hAnsi="Times New Roman" w:cs="Times New Roman"/>
+        </w:rPr>
+        <w:t>Рисунок 4. Таблица «Клиенты»</w:t>
+      </w:r>
+    </w:p>
+    <w:p>
+      <w:pPr>
+        <w:pStyle w:val="a7"/>
+        <w:spacing w:after="0"/>
+        <w:ind w:left="0" w:firstLine="0"/>
+        <w:jc w:val="center"/>
+        <w:rPr>
+          <w:rFonts w:ascii="Times New Roman" w:hAnsi="Times New Roman" w:cs="Times New Roman"/>
+          <w:b/>
+          <w:bCs/>
+          <w:sz w:val="28"/>
+          <w:szCs w:val="28"/>
+        </w:rPr>
+      </w:pPr>
+    </w:p>
+    <w:p>
+      <w:pPr>
+        <w:pStyle w:val="a7"/>
+        <w:spacing w:after="0"/>
+        <w:ind w:left="0" w:firstLine="0"/>
+        <w:jc w:val="center"/>
+        <w:rPr>
+          <w:rFonts w:ascii="Times New Roman" w:hAnsi="Times New Roman" w:cs="Times New Roman"/>
+          <w:b/>
+          <w:bCs/>
+          <w:sz w:val="28"/>
+          <w:szCs w:val="28"/>
+        </w:rPr>
+      </w:pPr>
+    </w:p>
+    <w:p>
+      <w:pPr>
+        <w:pStyle w:val="a7"/>
+        <w:spacing w:after="0"/>
+        <w:ind w:left="0" w:firstLine="0"/>
+        <w:rPr>
+          <w:rFonts w:ascii="Times New Roman" w:hAnsi="Times New Roman" w:cs="Times New Roman"/>
+          <w:b/>
+          <w:bCs/>
+          <w:sz w:val="28"/>
+          <w:szCs w:val="28"/>
+        </w:rPr>
+      </w:pPr>
+      <w:r>
+        <w:rPr>
+          <w:rFonts w:ascii="Times New Roman" w:hAnsi="Times New Roman" w:cs="Times New Roman"/>
+          <w:b/>
+          <w:bCs/>
+          <w:sz w:val="28"/>
+          <w:szCs w:val="28"/>
+        </w:rPr>
+        <w:t>Таблица</w:t>
+      </w:r>
+      <w:r>
+        <w:rPr>
+          <w:rFonts w:ascii="Times New Roman" w:hAnsi="Times New Roman" w:cs="Times New Roman"/>
+          <w:b/>
+          <w:bCs/>
+          <w:sz w:val="28"/>
+          <w:szCs w:val="28"/>
+        </w:rPr>
+        <w:t xml:space="preserve"> «</w:t>
+      </w:r>
+      <w:r>
+        <w:rPr>
+          <w:rFonts w:ascii="Times New Roman" w:hAnsi="Times New Roman" w:cs="Times New Roman"/>
+          <w:b/>
+          <w:bCs/>
+          <w:sz w:val="28"/>
+          <w:szCs w:val="28"/>
+        </w:rPr>
+        <w:t>Мебельные</w:t>
+      </w:r>
+      <w:r>
+        <w:rPr>
+          <w:rFonts w:ascii="Times New Roman" w:hAnsi="Times New Roman" w:cs="Times New Roman"/>
+          <w:b/>
+          <w:bCs/>
+          <w:sz w:val="28"/>
+          <w:szCs w:val="28"/>
+        </w:rPr>
+        <w:t xml:space="preserve"> </w:t>
+      </w:r>
+      <w:r>
+        <w:rPr>
+          <w:rFonts w:ascii="Times New Roman" w:hAnsi="Times New Roman" w:cs="Times New Roman"/>
+          <w:b/>
+          <w:bCs/>
+          <w:sz w:val="28"/>
+          <w:szCs w:val="28"/>
+        </w:rPr>
+        <w:t>гарнитуры</w:t>
+      </w:r>
+      <w:r>
+        <w:rPr>
+          <w:rFonts w:ascii="Times New Roman" w:hAnsi="Times New Roman" w:cs="Times New Roman"/>
+          <w:b/>
+          <w:bCs/>
+          <w:sz w:val="28"/>
+          <w:szCs w:val="28"/>
+        </w:rPr>
+        <w:t>» (</w:t>
+      </w:r>
+      <w:r>
+        <w:rPr>
+          <w:rFonts w:ascii="Times New Roman" w:hAnsi="Times New Roman" w:cs="Times New Roman"/>
+          <w:b/>
+          <w:bCs/>
+          <w:sz w:val="28"/>
+          <w:szCs w:val="28"/>
+        </w:rPr>
+        <w:t>см.рис. 5</w:t>
+      </w:r>
+      <w:r>
+        <w:rPr>
+          <w:rFonts w:ascii="Times New Roman" w:hAnsi="Times New Roman" w:cs="Times New Roman"/>
+          <w:b/>
+          <w:bCs/>
+          <w:sz w:val="28"/>
+          <w:szCs w:val="28"/>
+        </w:rPr>
+        <w:t>)</w:t>
+      </w:r>
+    </w:p>
+    <w:p>
+      <w:pPr>
+        <w:pStyle w:val="a7"/>
+        <w:spacing w:line="240" w:lineRule="auto"/>
+        <w:rPr>
+          <w:rFonts w:ascii="Courier New" w:hAnsi="Courier New" w:cs="Courier New"/>
+          <w:lang w:val="en-US"/>
+        </w:rPr>
+      </w:pPr>
+      <w:r>
+        <w:rPr>
+          <w:rFonts w:ascii="Courier New" w:hAnsi="Courier New" w:cs="Courier New"/>
+          <w:lang w:val="en-US"/>
+        </w:rPr>
+        <w:t>CREATE TABLE Products (</w:t>
+      </w:r>
+    </w:p>
+    <w:p>
+      <w:pPr>
+        <w:pStyle w:val="a7"/>
+        <w:spacing w:line="240" w:lineRule="auto"/>
+        <w:rPr>
+          <w:rFonts w:ascii="Courier New" w:hAnsi="Courier New" w:cs="Courier New"/>
+          <w:lang w:val="en-US"/>
+        </w:rPr>
+      </w:pPr>
+      <w:r>
+        <w:rPr>
+          <w:rFonts w:ascii="Courier New" w:hAnsi="Courier New" w:cs="Courier New"/>
+          <w:lang w:val="en-US"/>
+        </w:rPr>
+        <w:t xml:space="preserve">    product_id INTEGER PRIMARY KEY AUTOINCREMENT,</w:t>
+      </w:r>
+    </w:p>
+    <w:p>
+      <w:pPr>
+        <w:pStyle w:val="a7"/>
+        <w:spacing w:line="240" w:lineRule="auto"/>
+        <w:rPr>
+          <w:rFonts w:ascii="Courier New" w:hAnsi="Courier New" w:cs="Courier New"/>
+          <w:lang w:val="en-US"/>
+        </w:rPr>
+      </w:pPr>
+      <w:r>
+        <w:rPr>
+          <w:rFonts w:ascii="Courier New" w:hAnsi="Courier New" w:cs="Courier New"/>
+          <w:lang w:val="en-US"/>
+        </w:rPr>
+        <w:t xml:space="preserve">    name VARCHAR(100) NOT NULL, -- </w:t>
+      </w:r>
+      <w:r>
+        <w:rPr>
+          <w:rFonts w:ascii="Courier New" w:hAnsi="Courier New" w:cs="Courier New"/>
+        </w:rPr>
+        <w:t>Название</w:t>
+      </w:r>
+      <w:r>
+        <w:rPr>
+          <w:rFonts w:ascii="Courier New" w:hAnsi="Courier New" w:cs="Courier New"/>
+          <w:lang w:val="en-US"/>
+        </w:rPr>
+        <w:t xml:space="preserve"> </w:t>
+      </w:r>
+      <w:r>
+        <w:rPr>
+          <w:rFonts w:ascii="Courier New" w:hAnsi="Courier New" w:cs="Courier New"/>
+        </w:rPr>
+        <w:t>гарнитура</w:t>
+      </w:r>
+    </w:p>
+    <w:p>
+      <w:pPr>
+        <w:pStyle w:val="a7"/>
+        <w:spacing w:line="240" w:lineRule="auto"/>
+        <w:rPr>
+          <w:rFonts w:ascii="Courier New" w:hAnsi="Courier New" w:cs="Courier New"/>
+          <w:lang w:val="en-US"/>
+        </w:rPr>
+      </w:pPr>
+      <w:r>
+        <w:rPr>
+          <w:rFonts w:ascii="Courier New" w:hAnsi="Courier New" w:cs="Courier New"/>
+          <w:lang w:val="en-US"/>
+        </w:rPr>
+        <w:t xml:space="preserve">    type VARCHAR(20) NOT NULL CHECK(type IN ('</w:t>
+      </w:r>
+      <w:r>
+        <w:rPr>
+          <w:rFonts w:ascii="Courier New" w:hAnsi="Courier New" w:cs="Courier New"/>
+        </w:rPr>
+        <w:t>спальный</w:t>
+      </w:r>
+      <w:r>
+        <w:rPr>
+          <w:rFonts w:ascii="Courier New" w:hAnsi="Courier New" w:cs="Courier New"/>
+          <w:lang w:val="en-US"/>
+        </w:rPr>
+        <w:t>', '</w:t>
+      </w:r>
+      <w:r>
+        <w:rPr>
+          <w:rFonts w:ascii="Courier New" w:hAnsi="Courier New" w:cs="Courier New"/>
+        </w:rPr>
+        <w:t>кухонный</w:t>
+      </w:r>
+      <w:r>
+        <w:rPr>
+          <w:rFonts w:ascii="Courier New" w:hAnsi="Courier New" w:cs="Courier New"/>
+          <w:lang w:val="en-US"/>
+        </w:rPr>
+        <w:t xml:space="preserve">')), -- </w:t>
+      </w:r>
+      <w:r>
+        <w:rPr>
+          <w:rFonts w:ascii="Courier New" w:hAnsi="Courier New" w:cs="Courier New"/>
+        </w:rPr>
+        <w:t>Тип</w:t>
+      </w:r>
+      <w:r>
+        <w:rPr>
+          <w:rFonts w:ascii="Courier New" w:hAnsi="Courier New" w:cs="Courier New"/>
+          <w:lang w:val="en-US"/>
+        </w:rPr>
+        <w:t xml:space="preserve"> </w:t>
+      </w:r>
+      <w:r>
+        <w:rPr>
+          <w:rFonts w:ascii="Courier New" w:hAnsi="Courier New" w:cs="Courier New"/>
+        </w:rPr>
+        <w:t>гарнитура</w:t>
+      </w:r>
+    </w:p>
+    <w:p>
+      <w:pPr>
+        <w:pStyle w:val="a7"/>
+        <w:spacing w:line="240" w:lineRule="auto"/>
+        <w:rPr>
+          <w:rFonts w:ascii="Courier New" w:hAnsi="Courier New" w:cs="Courier New"/>
+          <w:lang w:val="en-US"/>
+        </w:rPr>
+      </w:pPr>
+      <w:r>
+        <w:rPr>
+          <w:rFonts w:ascii="Courier New" w:hAnsi="Courier New" w:cs="Courier New"/>
+          <w:lang w:val="en-US"/>
+        </w:rPr>
+        <w:t xml:space="preserve">    country VARCHAR(50) NOT NULL, -- </w:t>
+      </w:r>
+      <w:r>
+        <w:rPr>
+          <w:rFonts w:ascii="Courier New" w:hAnsi="Courier New" w:cs="Courier New"/>
+        </w:rPr>
+        <w:t>Страна</w:t>
+      </w:r>
+      <w:r>
+        <w:rPr>
+          <w:rFonts w:ascii="Courier New" w:hAnsi="Courier New" w:cs="Courier New"/>
+          <w:lang w:val="en-US"/>
+        </w:rPr>
+        <w:t>-</w:t>
+      </w:r>
+      <w:r>
+        <w:rPr>
+          <w:rFonts w:ascii="Courier New" w:hAnsi="Courier New" w:cs="Courier New"/>
+        </w:rPr>
+        <w:t>производитель</w:t>
+      </w:r>
+    </w:p>
+    <w:p>
+      <w:pPr>
+        <w:pStyle w:val="a7"/>
+        <w:spacing w:line="240" w:lineRule="auto"/>
+        <w:rPr>
+          <w:rFonts w:ascii="Courier New" w:hAnsi="Courier New" w:cs="Courier New"/>
+          <w:lang w:val="en-US"/>
+        </w:rPr>
+      </w:pPr>
+      <w:r>
+        <w:rPr>
+          <w:rFonts w:ascii="Courier New" w:hAnsi="Courier New" w:cs="Courier New"/>
+          <w:lang w:val="en-US"/>
+        </w:rPr>
+        <w:t xml:space="preserve">    items_count INTEGER NOT NULL, -- </w:t>
+      </w:r>
+      <w:r>
+        <w:rPr>
+          <w:rFonts w:ascii="Courier New" w:hAnsi="Courier New" w:cs="Courier New"/>
+        </w:rPr>
+        <w:t>Количество</w:t>
+      </w:r>
+      <w:r>
+        <w:rPr>
+          <w:rFonts w:ascii="Courier New" w:hAnsi="Courier New" w:cs="Courier New"/>
+          <w:lang w:val="en-US"/>
+        </w:rPr>
+        <w:t xml:space="preserve"> </w:t>
+      </w:r>
+      <w:r>
+        <w:rPr>
+          <w:rFonts w:ascii="Courier New" w:hAnsi="Courier New" w:cs="Courier New"/>
+        </w:rPr>
+        <w:t>предметов</w:t>
+      </w:r>
+    </w:p>
+    <w:p>
+      <w:pPr>
+        <w:pStyle w:val="a7"/>
+        <w:spacing w:line="240" w:lineRule="auto"/>
+        <w:rPr>
+          <w:rFonts w:ascii="Courier New" w:hAnsi="Courier New" w:cs="Courier New"/>
+          <w:lang w:val="en-US"/>
+        </w:rPr>
+      </w:pPr>
+      <w:r>
+        <w:rPr>
+          <w:rFonts w:ascii="Courier New" w:hAnsi="Courier New" w:cs="Courier New"/>
+          <w:lang w:val="en-US"/>
+        </w:rPr>
+        <w:t xml:space="preserve">    material VARCHAR(50) NOT NULL, -- </w:t>
+      </w:r>
+      <w:r>
+        <w:rPr>
+          <w:rFonts w:ascii="Courier New" w:hAnsi="Courier New" w:cs="Courier New"/>
+        </w:rPr>
+        <w:t>Материал</w:t>
+      </w:r>
+    </w:p>
+    <w:p>
+      <w:pPr>
+        <w:pStyle w:val="a7"/>
+        <w:spacing w:line="240" w:lineRule="auto"/>
+        <w:rPr>
+          <w:rFonts w:ascii="Courier New" w:hAnsi="Courier New" w:cs="Courier New"/>
+        </w:rPr>
+      </w:pPr>
+      <w:r>
+        <w:rPr>
+          <w:rFonts w:ascii="Courier New" w:hAnsi="Courier New" w:cs="Courier New"/>
+          <w:lang w:val="en-US"/>
+        </w:rPr>
+        <w:t xml:space="preserve">    </w:t>
+      </w:r>
+      <w:r>
+        <w:rPr>
+          <w:rFonts w:ascii="Courier New" w:hAnsi="Courier New" w:cs="Courier New"/>
+        </w:rPr>
+        <w:t>upholstery VARCHAR(50), -- Обивка (для спальных)</w:t>
+      </w:r>
+    </w:p>
+    <w:p>
+      <w:pPr>
+        <w:pStyle w:val="a7"/>
+        <w:spacing w:line="240" w:lineRule="auto"/>
+        <w:rPr>
+          <w:rFonts w:ascii="Courier New" w:hAnsi="Courier New" w:cs="Courier New"/>
+          <w:lang w:val="en-US"/>
+        </w:rPr>
+      </w:pPr>
+      <w:r>
+        <w:rPr>
+          <w:rFonts w:ascii="Courier New" w:hAnsi="Courier New" w:cs="Courier New"/>
+        </w:rPr>
+        <w:t xml:space="preserve">    </w:t>
+      </w:r>
+      <w:r>
+        <w:rPr>
+          <w:rFonts w:ascii="Courier New" w:hAnsi="Courier New" w:cs="Courier New"/>
+          <w:lang w:val="en-US"/>
+        </w:rPr>
+        <w:t xml:space="preserve">price DECIMAL(12, 2) NOT NULL -- </w:t>
+      </w:r>
+      <w:r>
+        <w:rPr>
+          <w:rFonts w:ascii="Courier New" w:hAnsi="Courier New" w:cs="Courier New"/>
+        </w:rPr>
+        <w:t>Цена</w:t>
+      </w:r>
+    </w:p>
+    <w:p>
+      <w:pPr>
+        <w:pStyle w:val="a7"/>
+        <w:spacing w:line="240" w:lineRule="auto"/>
+        <w:rPr>
+          <w:rFonts w:ascii="Courier New" w:hAnsi="Courier New" w:cs="Courier New"/>
+          <w:lang w:val="en-US"/>
+        </w:rPr>
+      </w:pPr>
+      <w:r>
+        <w:rPr>
+          <w:rFonts w:ascii="Courier New" w:hAnsi="Courier New" w:cs="Courier New"/>
+          <w:lang w:val="en-US"/>
+        </w:rPr>
+        <w:t>);</w:t>
+      </w:r>
+    </w:p>
+    <w:p>
+      <w:pPr>
+        <w:pStyle w:val="a7"/>
+        <w:spacing w:after="0"/>
+        <w:ind w:left="0" w:firstLine="0"/>
+        <w:rPr>
+          <w:rFonts w:ascii="Times New Roman" w:hAnsi="Times New Roman" w:cs="Times New Roman"/>
+          <w:b/>
+          <w:bCs/>
+          <w:sz w:val="28"/>
+          <w:szCs w:val="28"/>
+        </w:rPr>
+      </w:pPr>
+    </w:p>
+    <w:p>
+      <w:pPr>
+        <w:pStyle w:val="a7"/>
+        <w:spacing w:after="0"/>
+        <w:ind w:left="0" w:firstLine="0"/>
+        <w:rPr>
+          <w:rFonts w:ascii="Times New Roman" w:hAnsi="Times New Roman" w:cs="Times New Roman"/>
+          <w:b/>
+          <w:bCs/>
+          <w:sz w:val="28"/>
+          <w:szCs w:val="28"/>
+        </w:rPr>
+      </w:pPr>
+    </w:p>
+    <w:p>
+      <w:pPr>
+        <w:pStyle w:val="a7"/>
+        <w:spacing w:after="0"/>
+        <w:ind w:left="0" w:firstLine="0"/>
+        <w:rPr>
+          <w:rFonts w:ascii="Times New Roman" w:hAnsi="Times New Roman" w:cs="Times New Roman"/>
+          <w:b/>
+          <w:bCs/>
+          <w:sz w:val="28"/>
+          <w:szCs w:val="28"/>
+        </w:rPr>
+      </w:pPr>
+      <w:r>
+        <w:rPr>
+          <w:rFonts w:ascii="Times New Roman" w:hAnsi="Times New Roman" w:cs="Times New Roman"/>
+          <w:b/>
+          <w:bCs/>
+          <w:sz w:val="28"/>
+          <w:szCs w:val="28"/>
+        </w:rPr>
+        <w:lastRenderedPageBreak/>
+        <w:drawing>
+          <wp:inline distT="0" distB="0" distL="0" distR="0" wp14:anchorId="1AD68414" wp14:editId="1C3CD77B">
+            <wp:extent cx="5940425" cy="2574925"/>
+            <wp:effectExtent l="0" t="0" r="3175" b="0"/>
+            <wp:docPr id="1650021989" name="Рисунок 1"/>
+            <wp:cNvGraphicFramePr>
+              <a:graphicFrameLocks xmlns:a="http://schemas.openxmlformats.org/drawingml/2006/main" noChangeAspect="1"/>
+            </wp:cNvGraphicFramePr>
+            <a:graphic xmlns:a="http://schemas.openxmlformats.org/drawingml/2006/main">
+              <a:graphicData uri="http://schemas.openxmlformats.org/drawingml/2006/picture">
+                <pic:pic xmlns:pic="http://schemas.openxmlformats.org/drawingml/2006/picture">
+                  <pic:nvPicPr>
+                    <pic:cNvPr id="1650021989" name=""/>
+                    <pic:cNvPicPr/>
+                  </pic:nvPicPr>
+                  <pic:blipFill>
+                    <a:blip r:embed="rId9"/>
+                    <a:stretch>
+                      <a:fillRect/>
+                    </a:stretch>
+                  </pic:blipFill>
+                  <pic:spPr>
+                    <a:xfrm>
+                      <a:off x="0" y="0"/>
+                      <a:ext cx="5940425" cy="2574925"/>
+                    </a:xfrm>
+                    <a:prstGeom prst="rect">
+                      <a:avLst/>
+                    </a:prstGeom>
+                  </pic:spPr>
+                </pic:pic>
+              </a:graphicData>
+            </a:graphic>
+          </wp:inline>
+        </w:drawing>
+      </w:r>
+    </w:p>
+    <w:p>
+      <w:pPr>
+        <w:pStyle w:val="a7"/>
+        <w:spacing w:after="0" w:line="240" w:lineRule="auto"/>
+        <w:ind w:left="0" w:firstLine="0"/>
+        <w:jc w:val="center"/>
+        <w:rPr>
+          <w:rFonts w:ascii="Times New Roman" w:hAnsi="Times New Roman" w:cs="Times New Roman"/>
+        </w:rPr>
+      </w:pPr>
+    </w:p>
+    <w:p>
+      <w:pPr>
+        <w:pStyle w:val="a7"/>
+        <w:spacing w:after="0" w:line="240" w:lineRule="auto"/>
+        <w:ind w:left="0" w:firstLine="0"/>
+        <w:jc w:val="center"/>
+        <w:rPr>
+          <w:rFonts w:ascii="Times New Roman" w:hAnsi="Times New Roman" w:cs="Times New Roman"/>
+        </w:rPr>
+      </w:pPr>
+      <w:r>
+        <w:rPr>
+          <w:rFonts w:ascii="Times New Roman" w:hAnsi="Times New Roman" w:cs="Times New Roman"/>
+        </w:rPr>
+        <w:t>Рисунок 5. Таблица «Мебельные гарнитуры»</w:t>
+      </w:r>
+    </w:p>
+    <w:p>
+      <w:pPr>
+        <w:pStyle w:val="a7"/>
+        <w:spacing w:after="0" w:line="240" w:lineRule="auto"/>
+        <w:ind w:left="0" w:firstLine="0"/>
+        <w:jc w:val="center"/>
+        <w:rPr>
+          <w:rFonts w:ascii="Times New Roman" w:hAnsi="Times New Roman" w:cs="Times New Roman"/>
+        </w:rPr>
+      </w:pPr>
+    </w:p>
+    <w:p>
+      <w:pPr>
+        <w:pStyle w:val="a7"/>
+        <w:spacing w:after="0" w:line="240" w:lineRule="auto"/>
+        <w:ind w:left="0" w:firstLine="0"/>
+        <w:jc w:val="center"/>
+        <w:rPr>
+          <w:rFonts w:ascii="Times New Roman" w:hAnsi="Times New Roman" w:cs="Times New Roman"/>
+        </w:rPr>
+      </w:pPr>
+    </w:p>
+    <w:p>
+      <w:pPr>
+        <w:pStyle w:val="a7"/>
+        <w:spacing w:after="0"/>
+        <w:ind w:left="0" w:firstLine="0"/>
+        <w:rPr>
+          <w:rFonts w:ascii="Times New Roman" w:hAnsi="Times New Roman" w:cs="Times New Roman"/>
+          <w:b/>
+          <w:bCs/>
+          <w:sz w:val="28"/>
+          <w:szCs w:val="28"/>
+        </w:rPr>
+      </w:pPr>
+      <w:r>
+        <w:rPr>
+          <w:rFonts w:ascii="Times New Roman" w:hAnsi="Times New Roman" w:cs="Times New Roman"/>
+          <w:b/>
+          <w:bCs/>
+          <w:sz w:val="28"/>
+          <w:szCs w:val="28"/>
+        </w:rPr>
+        <w:t>Таблица «Заказы»</w:t>
+      </w:r>
+      <w:r>
+        <w:rPr>
+          <w:rFonts w:ascii="Times New Roman" w:hAnsi="Times New Roman" w:cs="Times New Roman"/>
+          <w:b/>
+          <w:bCs/>
+          <w:sz w:val="28"/>
+          <w:szCs w:val="28"/>
+        </w:rPr>
+        <w:t>(см.рис. 6)</w:t>
+      </w:r>
+    </w:p>
+    <w:p>
+      <w:pPr>
+        <w:pStyle w:val="a7"/>
+        <w:spacing w:line="240" w:lineRule="auto"/>
+        <w:rPr>
+          <w:rFonts w:ascii="Courier New" w:hAnsi="Courier New" w:cs="Courier New"/>
+          <w:lang w:val="en-US"/>
+        </w:rPr>
+      </w:pPr>
+      <w:r>
+        <w:rPr>
+          <w:rFonts w:ascii="Courier New" w:hAnsi="Courier New" w:cs="Courier New"/>
+          <w:lang w:val="en-US"/>
+        </w:rPr>
+        <w:t>CREATE TABLE Orders (</w:t>
+      </w:r>
+    </w:p>
+    <w:p>
+      <w:pPr>
+        <w:pStyle w:val="a7"/>
+        <w:spacing w:line="240" w:lineRule="auto"/>
+        <w:rPr>
+          <w:rFonts w:ascii="Courier New" w:hAnsi="Courier New" w:cs="Courier New"/>
+          <w:lang w:val="en-US"/>
+        </w:rPr>
+      </w:pPr>
+      <w:r>
+        <w:rPr>
+          <w:rFonts w:ascii="Courier New" w:hAnsi="Courier New" w:cs="Courier New"/>
+          <w:lang w:val="en-US"/>
+        </w:rPr>
+        <w:t xml:space="preserve">    order_id INTEGER PRIMARY KEY AUTOINCREMENT,</w:t>
+      </w:r>
+    </w:p>
+    <w:p>
+      <w:pPr>
+        <w:pStyle w:val="a7"/>
+        <w:spacing w:line="240" w:lineRule="auto"/>
+        <w:rPr>
+          <w:rFonts w:ascii="Courier New" w:hAnsi="Courier New" w:cs="Courier New"/>
+          <w:lang w:val="en-US"/>
+        </w:rPr>
+      </w:pPr>
+      <w:r>
+        <w:rPr>
+          <w:rFonts w:ascii="Courier New" w:hAnsi="Courier New" w:cs="Courier New"/>
+          <w:lang w:val="en-US"/>
+        </w:rPr>
+        <w:t xml:space="preserve">    client_id INTEGER NOT NULL,</w:t>
+      </w:r>
+    </w:p>
+    <w:p>
+      <w:pPr>
+        <w:pStyle w:val="a7"/>
+        <w:spacing w:line="240" w:lineRule="auto"/>
+        <w:rPr>
+          <w:rFonts w:ascii="Courier New" w:hAnsi="Courier New" w:cs="Courier New"/>
+          <w:lang w:val="en-US"/>
+        </w:rPr>
+      </w:pPr>
+      <w:r>
+        <w:rPr>
+          <w:rFonts w:ascii="Courier New" w:hAnsi="Courier New" w:cs="Courier New"/>
+          <w:lang w:val="en-US"/>
+        </w:rPr>
+        <w:t xml:space="preserve">    product_id INTEGER NOT NULL,</w:t>
+      </w:r>
+    </w:p>
+    <w:p>
+      <w:pPr>
+        <w:pStyle w:val="a7"/>
+        <w:spacing w:line="240" w:lineRule="auto"/>
+        <w:rPr>
+          <w:rFonts w:ascii="Courier New" w:hAnsi="Courier New" w:cs="Courier New"/>
+          <w:lang w:val="en-US"/>
+        </w:rPr>
+      </w:pPr>
+      <w:r>
+        <w:rPr>
+          <w:rFonts w:ascii="Courier New" w:hAnsi="Courier New" w:cs="Courier New"/>
+          <w:lang w:val="en-US"/>
+        </w:rPr>
+        <w:t xml:space="preserve">    order_date DATE NOT NULL,</w:t>
+      </w:r>
+    </w:p>
+    <w:p>
+      <w:pPr>
+        <w:pStyle w:val="a7"/>
+        <w:spacing w:line="240" w:lineRule="auto"/>
+        <w:rPr>
+          <w:rFonts w:ascii="Courier New" w:hAnsi="Courier New" w:cs="Courier New"/>
+          <w:lang w:val="en-US"/>
+        </w:rPr>
+      </w:pPr>
+      <w:r>
+        <w:rPr>
+          <w:rFonts w:ascii="Courier New" w:hAnsi="Courier New" w:cs="Courier New"/>
+          <w:lang w:val="en-US"/>
+        </w:rPr>
+        <w:t xml:space="preserve">    order_number TEXT NOT NULL UNIQUE,  -- </w:t>
+      </w:r>
+      <w:r>
+        <w:rPr>
+          <w:rFonts w:ascii="Courier New" w:hAnsi="Courier New" w:cs="Courier New"/>
+        </w:rPr>
+        <w:t>номер</w:t>
+      </w:r>
+      <w:r>
+        <w:rPr>
+          <w:rFonts w:ascii="Courier New" w:hAnsi="Courier New" w:cs="Courier New"/>
+          <w:lang w:val="en-US"/>
+        </w:rPr>
+        <w:t xml:space="preserve"> </w:t>
+      </w:r>
+      <w:r>
+        <w:rPr>
+          <w:rFonts w:ascii="Courier New" w:hAnsi="Courier New" w:cs="Courier New"/>
+        </w:rPr>
+        <w:t>заказа</w:t>
+      </w:r>
+      <w:r>
+        <w:rPr>
+          <w:rFonts w:ascii="Courier New" w:hAnsi="Courier New" w:cs="Courier New"/>
+          <w:lang w:val="en-US"/>
+        </w:rPr>
+        <w:t xml:space="preserve"> (</w:t>
+      </w:r>
+      <w:r>
+        <w:rPr>
+          <w:rFonts w:ascii="Courier New" w:hAnsi="Courier New" w:cs="Courier New"/>
+        </w:rPr>
+        <w:t>уникальный</w:t>
+      </w:r>
+      <w:r>
+        <w:rPr>
+          <w:rFonts w:ascii="Courier New" w:hAnsi="Courier New" w:cs="Courier New"/>
+          <w:lang w:val="en-US"/>
+        </w:rPr>
+        <w:t>)</w:t>
+      </w:r>
+    </w:p>
+    <w:p>
+      <w:pPr>
+        <w:pStyle w:val="a7"/>
+        <w:spacing w:line="240" w:lineRule="auto"/>
+        <w:rPr>
+          <w:rFonts w:ascii="Courier New" w:hAnsi="Courier New" w:cs="Courier New"/>
+          <w:lang w:val="en-US"/>
+        </w:rPr>
+      </w:pPr>
+      <w:r>
+        <w:rPr>
+          <w:rFonts w:ascii="Courier New" w:hAnsi="Courier New" w:cs="Courier New"/>
+          <w:lang w:val="en-US"/>
+        </w:rPr>
+        <w:t xml:space="preserve">    FOREIGN KEY (client_id) REFERENCES Clients(client_id) ON DELETE CASCADE,</w:t>
+      </w:r>
+    </w:p>
+    <w:p>
+      <w:pPr>
+        <w:pStyle w:val="a7"/>
+        <w:spacing w:line="240" w:lineRule="auto"/>
+        <w:rPr>
+          <w:rFonts w:ascii="Courier New" w:hAnsi="Courier New" w:cs="Courier New"/>
+          <w:lang w:val="en-US"/>
+        </w:rPr>
+      </w:pPr>
+      <w:r>
+        <w:rPr>
+          <w:rFonts w:ascii="Courier New" w:hAnsi="Courier New" w:cs="Courier New"/>
+          <w:lang w:val="en-US"/>
+        </w:rPr>
+        <w:t xml:space="preserve">    FOREIGN KEY (product_id) REFERENCES Products(product_id) ON DELETE CASCADE</w:t>
+      </w:r>
+    </w:p>
+    <w:p>
+      <w:pPr>
+        <w:pStyle w:val="a7"/>
+        <w:spacing w:line="240" w:lineRule="auto"/>
+        <w:rPr>
+          <w:rFonts w:ascii="Courier New" w:hAnsi="Courier New" w:cs="Courier New"/>
+        </w:rPr>
+      </w:pPr>
+      <w:r>
+        <w:rPr>
+          <w:rFonts w:ascii="Courier New" w:hAnsi="Courier New" w:cs="Courier New"/>
+        </w:rPr>
+        <w:t>);</w:t>
+      </w:r>
+    </w:p>
+    <w:p>
+      <w:pPr>
+        <w:pStyle w:val="a7"/>
+        <w:spacing w:after="0" w:line="240" w:lineRule="auto"/>
+        <w:ind w:left="0" w:firstLine="0"/>
+        <w:rPr>
+          <w:rFonts w:ascii="Times New Roman" w:hAnsi="Times New Roman" w:cs="Times New Roman"/>
+          <w:sz w:val="28"/>
+          <w:szCs w:val="28"/>
+        </w:rPr>
+      </w:pPr>
+    </w:p>
+    <w:p>
+      <w:pPr>
+        <w:pStyle w:val="a7"/>
+        <w:spacing w:after="0" w:line="240" w:lineRule="auto"/>
+        <w:ind w:left="0" w:firstLine="0"/>
+        <w:rPr>
+          <w:rFonts w:ascii="Times New Roman" w:hAnsi="Times New Roman" w:cs="Times New Roman"/>
+          <w:sz w:val="28"/>
+          <w:szCs w:val="28"/>
+        </w:rPr>
+      </w:pPr>
+    </w:p>
+    <w:p>
+      <w:pPr>
+        <w:pStyle w:val="a7"/>
+        <w:spacing w:after="0" w:line="240" w:lineRule="auto"/>
+        <w:ind w:left="0" w:firstLine="0"/>
+        <w:jc w:val="center"/>
+        <w:rPr>
+          <w:rFonts w:ascii="Times New Roman" w:hAnsi="Times New Roman" w:cs="Times New Roman"/>
+          <w:sz w:val="28"/>
+          <w:szCs w:val="28"/>
+        </w:rPr>
+      </w:pPr>
+      <w:r>
+        <w:rPr>
+          <w:rFonts w:ascii="Times New Roman" w:hAnsi="Times New Roman" w:cs="Times New Roman"/>
+          <w:sz w:val="28"/>
+          <w:szCs w:val="28"/>
+        </w:rPr>
+        <w:drawing>
+          <wp:inline distT="0" distB="0" distL="0" distR="0" wp14:anchorId="4B200B39" wp14:editId="275B795A">
+            <wp:extent cx="5311600" cy="2293819"/>
+            <wp:effectExtent l="0" t="0" r="3810" b="0"/>
+            <wp:docPr id="1789333352" name="Рисунок 1"/>
+            <wp:cNvGraphicFramePr>
+              <a:graphicFrameLocks xmlns:a="http://schemas.openxmlformats.org/drawingml/2006/main" noChangeAspect="1"/>
+            </wp:cNvGraphicFramePr>
+            <a:graphic xmlns:a="http://schemas.openxmlformats.org/drawingml/2006/main">
+              <a:graphicData uri="http://schemas.openxmlformats.org/drawingml/2006/picture">
+                <pic:pic xmlns:pic="http://schemas.openxmlformats.org/drawingml/2006/picture">
+                  <pic:nvPicPr>
+                    <pic:cNvPr id="1789333352" name=""/>
+                    <pic:cNvPicPr/>
+                  </pic:nvPicPr>
+                  <pic:blipFill>
+                    <a:blip r:embed="rId10"/>
+                    <a:stretch>
+                      <a:fillRect/>
+                    </a:stretch>
+                  </pic:blipFill>
+                  <pic:spPr>
+                    <a:xfrm>
+                      <a:off x="0" y="0"/>
+                      <a:ext cx="5311600" cy="2293819"/>
+                    </a:xfrm>
+                    <a:prstGeom prst="rect">
+                      <a:avLst/>
+                    </a:prstGeom>
+                  </pic:spPr>
+                </pic:pic>
+              </a:graphicData>
+            </a:graphic>
+          </wp:inline>
+        </w:drawing>
+      </w:r>
+    </w:p>
+    <w:p>
+      <w:pPr>
+        <w:pStyle w:val="a7"/>
+        <w:spacing w:after="0" w:line="240" w:lineRule="auto"/>
+        <w:ind w:left="0" w:firstLine="0"/>
+        <w:jc w:val="center"/>
+        <w:rPr>
+          <w:rFonts w:ascii="Times New Roman" w:hAnsi="Times New Roman" w:cs="Times New Roman"/>
+          <w:sz w:val="28"/>
+          <w:szCs w:val="28"/>
+        </w:rPr>
+      </w:pPr>
+    </w:p>
+    <w:p>
+      <w:pPr>
+        <w:pStyle w:val="a7"/>
+        <w:spacing w:after="0" w:line="240" w:lineRule="auto"/>
+        <w:ind w:left="0" w:firstLine="0"/>
+        <w:jc w:val="center"/>
+        <w:rPr>
+          <w:rFonts w:ascii="Times New Roman" w:hAnsi="Times New Roman" w:cs="Times New Roman"/>
+          <w:sz w:val="28"/>
+          <w:szCs w:val="28"/>
+        </w:rPr>
+      </w:pPr>
+      <w:r>
+        <w:rPr>
+          <w:rFonts w:ascii="Times New Roman" w:hAnsi="Times New Roman" w:cs="Times New Roman"/>
+          <w:sz w:val="28"/>
+          <w:szCs w:val="28"/>
+        </w:rPr>
+        <w:t>Рисунок 6.Таблица «Заказы»</w:t>
+      </w:r>
+    </w:p>
+    <w:p>
+      <w:pPr>
+        <w:pStyle w:val="a7"/>
+        <w:spacing w:after="0" w:line="240" w:lineRule="auto"/>
+        <w:ind w:left="0" w:firstLine="0"/>
+        <w:jc w:val="center"/>
+        <w:rPr>
+          <w:rFonts w:ascii="Times New Roman" w:hAnsi="Times New Roman" w:cs="Times New Roman"/>
+          <w:sz w:val="28"/>
+          <w:szCs w:val="28"/>
+        </w:rPr>
+      </w:pPr>
+    </w:p>
+    <w:p>
+      <w:pPr>
+        <w:pStyle w:val="a7"/>
+        <w:numPr>
+          <w:ilvl w:val="0"/>
+          <w:numId w:val="1"/>
+        </w:numPr>
+        <w:spacing w:after="0"/>
+        <w:contextualSpacing w:val="0"/>
+        <w:rPr>
+          <w:rFonts w:ascii="Times New Roman" w:hAnsi="Times New Roman" w:cs="Times New Roman"/>
+          <w:b/>
+          <w:bCs/>
+          <w:sz w:val="28"/>
+          <w:szCs w:val="28"/>
+        </w:rPr>
+      </w:pPr>
+      <w:r>
+        <w:rPr>
+          <w:rFonts w:ascii="Times New Roman" w:hAnsi="Times New Roman" w:cs="Times New Roman"/>
+          <w:b/>
+          <w:bCs/>
+          <w:sz w:val="28"/>
+          <w:szCs w:val="28"/>
+        </w:rPr>
+        <w:lastRenderedPageBreak/>
+        <w:t xml:space="preserve">Запросы </w:t>
+      </w:r>
+    </w:p>
+    <w:p>
+      <w:pPr>
+        <w:spacing w:after="0"/>
+        <w:rPr>
+          <w:rFonts w:ascii="Times New Roman" w:hAnsi="Times New Roman" w:cs="Times New Roman"/>
+          <w:b/>
+          <w:bCs/>
+          <w:sz w:val="28"/>
+          <w:szCs w:val="28"/>
+        </w:rPr>
+      </w:pPr>
+      <w:r>
+        <w:rPr>
+          <w:rFonts w:ascii="Times New Roman" w:hAnsi="Times New Roman" w:cs="Times New Roman"/>
+          <w:i/>
+          <w:iCs/>
+          <w:sz w:val="28"/>
+          <w:szCs w:val="28"/>
+        </w:rPr>
+        <w:t>Простые</w:t>
+      </w:r>
+    </w:p>
+    <w:p>
+      <w:pPr>
+        <w:pStyle w:val="a7"/>
+        <w:numPr>
+          <w:ilvl w:val="0"/>
+          <w:numId w:val="5"/>
+        </w:numPr>
+        <w:spacing w:after="0"/>
+        <w:ind w:hanging="11"/>
+        <w:contextualSpacing w:val="0"/>
+        <w:rPr>
+          <w:rFonts w:ascii="Times New Roman" w:hAnsi="Times New Roman" w:cs="Times New Roman"/>
+          <w:sz w:val="28"/>
+          <w:szCs w:val="28"/>
+        </w:rPr>
+      </w:pPr>
+      <w:r>
+        <w:rPr>
+          <w:rFonts w:ascii="Times New Roman" w:hAnsi="Times New Roman" w:cs="Times New Roman"/>
+          <w:sz w:val="28"/>
+          <w:szCs w:val="28"/>
+        </w:rPr>
+        <w:t>Вывести все гарнитуры итальянского производства.</w:t>
+      </w:r>
+      <w:r>
+        <w:rPr>
+          <w:rFonts w:ascii="Times New Roman" w:hAnsi="Times New Roman" w:cs="Times New Roman"/>
+          <w:sz w:val="28"/>
+          <w:szCs w:val="28"/>
+        </w:rPr>
+        <w:t>(см.рис. 7)</w:t>
+      </w:r>
+    </w:p>
+    <w:p>
+      <w:pPr>
+        <w:pStyle w:val="a7"/>
+        <w:spacing w:after="0"/>
+        <w:ind w:firstLine="0"/>
+        <w:contextualSpacing w:val="0"/>
+        <w:rPr>
+          <w:rFonts w:ascii="Courier New" w:hAnsi="Courier New" w:cs="Courier New"/>
+        </w:rPr>
+      </w:pPr>
+      <w:r>
+        <w:rPr>
+          <w:rFonts w:ascii="Courier New" w:hAnsi="Courier New" w:cs="Courier New"/>
+          <w:lang w:val="en-US"/>
+        </w:rPr>
+        <w:t>SELECT * FROM Products WHERE country = '</w:t>
+      </w:r>
+      <w:r>
+        <w:rPr>
+          <w:rFonts w:ascii="Courier New" w:hAnsi="Courier New" w:cs="Courier New"/>
+        </w:rPr>
+        <w:t>Италия</w:t>
+      </w:r>
+      <w:r>
+        <w:rPr>
+          <w:rFonts w:ascii="Courier New" w:hAnsi="Courier New" w:cs="Courier New"/>
+          <w:lang w:val="en-US"/>
+        </w:rPr>
+        <w:t>';</w:t>
+      </w:r>
+    </w:p>
+    <w:p>
+      <w:pPr>
+        <w:pStyle w:val="a7"/>
+        <w:spacing w:after="0"/>
+        <w:ind w:firstLine="0"/>
+        <w:contextualSpacing w:val="0"/>
+        <w:rPr>
+          <w:rFonts w:ascii="Courier New" w:hAnsi="Courier New" w:cs="Courier New"/>
+        </w:rPr>
+      </w:pPr>
+    </w:p>
+    <w:p>
+      <w:pPr>
+        <w:pStyle w:val="a7"/>
+        <w:spacing w:after="0"/>
+        <w:ind w:firstLine="0"/>
+        <w:contextualSpacing w:val="0"/>
+        <w:rPr>
+          <w:rFonts w:ascii="Courier New" w:hAnsi="Courier New" w:cs="Courier New"/>
+        </w:rPr>
+      </w:pPr>
+    </w:p>
+    <w:p>
+      <w:pPr>
+        <w:pStyle w:val="a7"/>
+        <w:spacing w:after="0"/>
+        <w:ind w:firstLine="0"/>
+        <w:contextualSpacing w:val="0"/>
+        <w:rPr>
+          <w:rFonts w:ascii="Courier New" w:hAnsi="Courier New" w:cs="Courier New"/>
+        </w:rPr>
+      </w:pPr>
+      <w:r>
+        <w:rPr>
+          <w:rFonts w:ascii="Courier New" w:hAnsi="Courier New" w:cs="Courier New"/>
+        </w:rPr>
+        <w:drawing>
+          <wp:inline distT="0" distB="0" distL="0" distR="0" wp14:anchorId="5782693D" wp14:editId="442B1EC5">
+            <wp:extent cx="5940425" cy="728345"/>
+            <wp:effectExtent l="0" t="0" r="3175" b="0"/>
+            <wp:docPr id="1570075487" name="Рисунок 1"/>
+            <wp:cNvGraphicFramePr>
+              <a:graphicFrameLocks xmlns:a="http://schemas.openxmlformats.org/drawingml/2006/main" noChangeAspect="1"/>
+            </wp:cNvGraphicFramePr>
+            <a:graphic xmlns:a="http://schemas.openxmlformats.org/drawingml/2006/main">
+              <a:graphicData uri="http://schemas.openxmlformats.org/drawingml/2006/picture">
+                <pic:pic xmlns:pic="http://schemas.openxmlformats.org/drawingml/2006/picture">
+                  <pic:nvPicPr>
+                    <pic:cNvPr id="1570075487" name=""/>
+                    <pic:cNvPicPr/>
+                  </pic:nvPicPr>
+                  <pic:blipFill>
+                    <a:blip r:embed="rId11"/>
+                    <a:stretch>
+                      <a:fillRect/>
+                    </a:stretch>
+                  </pic:blipFill>
+                  <pic:spPr>
+                    <a:xfrm>
+                      <a:off x="0" y="0"/>
+                      <a:ext cx="5940425" cy="728345"/>
+                    </a:xfrm>
+                    <a:prstGeom prst="rect">
+                      <a:avLst/>
+                    </a:prstGeom>
+                  </pic:spPr>
+                </pic:pic>
+              </a:graphicData>
+            </a:graphic>
+          </wp:inline>
+        </w:drawing>
+      </w:r>
+    </w:p>
+    <w:p>
+      <w:pPr>
+        <w:pStyle w:val="a7"/>
+        <w:spacing w:after="0" w:line="240" w:lineRule="auto"/>
+        <w:ind w:firstLine="0"/>
+        <w:contextualSpacing w:val="0"/>
+        <w:jc w:val="center"/>
+        <w:rPr>
+          <w:rFonts w:ascii="Times New Roman" w:hAnsi="Times New Roman" w:cs="Times New Roman"/>
+        </w:rPr>
+      </w:pPr>
+    </w:p>
+    <w:p>
+      <w:pPr>
+        <w:pStyle w:val="a7"/>
+        <w:spacing w:after="0" w:line="240" w:lineRule="auto"/>
+        <w:ind w:firstLine="0"/>
+        <w:contextualSpacing w:val="0"/>
+        <w:jc w:val="center"/>
+        <w:rPr>
+          <w:rFonts w:ascii="Times New Roman" w:hAnsi="Times New Roman" w:cs="Times New Roman"/>
+        </w:rPr>
+      </w:pPr>
+      <w:r>
+        <w:rPr>
+          <w:rFonts w:ascii="Times New Roman" w:hAnsi="Times New Roman" w:cs="Times New Roman"/>
+        </w:rPr>
+        <w:t>Рисунок 7. Запрос 1</w:t>
+      </w:r>
+    </w:p>
+    <w:p>
+      <w:pPr>
+        <w:pStyle w:val="a7"/>
+        <w:spacing w:after="0" w:line="240" w:lineRule="auto"/>
+        <w:ind w:firstLine="0"/>
+        <w:contextualSpacing w:val="0"/>
+        <w:jc w:val="center"/>
+        <w:rPr>
+          <w:rFonts w:ascii="Times New Roman" w:hAnsi="Times New Roman" w:cs="Times New Roman"/>
+        </w:rPr>
+      </w:pPr>
+    </w:p>
+    <w:p>
+      <w:pPr>
+        <w:pStyle w:val="a7"/>
+        <w:spacing w:after="0" w:line="240" w:lineRule="auto"/>
+        <w:ind w:firstLine="0"/>
+        <w:contextualSpacing w:val="0"/>
+        <w:jc w:val="center"/>
+        <w:rPr>
+          <w:rFonts w:ascii="Times New Roman" w:hAnsi="Times New Roman" w:cs="Times New Roman"/>
+        </w:rPr>
+      </w:pPr>
+    </w:p>
+    <w:p>
+      <w:pPr>
+        <w:pStyle w:val="a7"/>
+        <w:numPr>
+          <w:ilvl w:val="0"/>
+          <w:numId w:val="5"/>
+        </w:numPr>
+        <w:spacing w:after="0"/>
+        <w:ind w:left="0" w:firstLine="709"/>
+        <w:contextualSpacing w:val="0"/>
+        <w:rPr>
+          <w:rFonts w:ascii="Times New Roman" w:hAnsi="Times New Roman" w:cs="Times New Roman"/>
+          <w:sz w:val="28"/>
+          <w:szCs w:val="28"/>
+        </w:rPr>
+      </w:pPr>
+      <w:r>
+        <w:rPr>
+          <w:rFonts w:ascii="Times New Roman" w:hAnsi="Times New Roman" w:cs="Times New Roman"/>
+          <w:sz w:val="28"/>
+          <w:szCs w:val="28"/>
+        </w:rPr>
+        <w:t>Вывести спальные гарнитуры, цена которых ниже 80 000 рублей.</w:t>
+      </w:r>
+      <w:r>
+        <w:rPr>
+          <w:rFonts w:ascii="Times New Roman" w:hAnsi="Times New Roman" w:cs="Times New Roman"/>
+          <w:sz w:val="28"/>
+          <w:szCs w:val="28"/>
+        </w:rPr>
+        <w:t>(см.рис. 8)</w:t>
+      </w:r>
+    </w:p>
+    <w:p>
+      <w:pPr>
+        <w:pStyle w:val="a7"/>
+        <w:spacing w:after="0"/>
+        <w:ind w:left="709" w:firstLine="0"/>
+        <w:contextualSpacing w:val="0"/>
+        <w:rPr>
+          <w:rFonts w:ascii="Courier New" w:hAnsi="Courier New" w:cs="Courier New"/>
+        </w:rPr>
+      </w:pPr>
+      <w:r>
+        <w:rPr>
+          <w:rFonts w:ascii="Courier New" w:hAnsi="Courier New" w:cs="Courier New"/>
+          <w:lang w:val="en-US"/>
+        </w:rPr>
+        <w:t>SELECT * FROM Products WHERE type = '</w:t>
+      </w:r>
+      <w:r>
+        <w:rPr>
+          <w:rFonts w:ascii="Courier New" w:hAnsi="Courier New" w:cs="Courier New"/>
+        </w:rPr>
+        <w:t>спальный</w:t>
+      </w:r>
+      <w:r>
+        <w:rPr>
+          <w:rFonts w:ascii="Courier New" w:hAnsi="Courier New" w:cs="Courier New"/>
+          <w:lang w:val="en-US"/>
+        </w:rPr>
+        <w:t>' AND price &lt; 80000;</w:t>
+      </w:r>
+    </w:p>
+    <w:p>
+      <w:pPr>
+        <w:pStyle w:val="a7"/>
+        <w:spacing w:after="0"/>
+        <w:ind w:left="709" w:firstLine="0"/>
+        <w:contextualSpacing w:val="0"/>
+        <w:rPr>
+          <w:rFonts w:ascii="Courier New" w:hAnsi="Courier New" w:cs="Courier New"/>
+        </w:rPr>
+      </w:pPr>
+    </w:p>
+    <w:p>
+      <w:pPr>
+        <w:pStyle w:val="a7"/>
+        <w:spacing w:after="0"/>
+        <w:ind w:left="709" w:firstLine="0"/>
+        <w:contextualSpacing w:val="0"/>
+      </w:pPr>
+      <w:r>
+        <w:drawing>
+          <wp:inline distT="0" distB="0" distL="0" distR="0" wp14:anchorId="14BF34F8" wp14:editId="1AA99006">
+            <wp:extent cx="5940425" cy="547370"/>
+            <wp:effectExtent l="0" t="0" r="3175" b="5080"/>
+            <wp:docPr id="1861424637" name="Рисунок 1"/>
+            <wp:cNvGraphicFramePr>
+              <a:graphicFrameLocks xmlns:a="http://schemas.openxmlformats.org/drawingml/2006/main" noChangeAspect="1"/>
+            </wp:cNvGraphicFramePr>
+            <a:graphic xmlns:a="http://schemas.openxmlformats.org/drawingml/2006/main">
+              <a:graphicData uri="http://schemas.openxmlformats.org/drawingml/2006/picture">
+                <pic:pic xmlns:pic="http://schemas.openxmlformats.org/drawingml/2006/picture">
+                  <pic:nvPicPr>
+                    <pic:cNvPr id="1861424637" name=""/>
+                    <pic:cNvPicPr/>
+                  </pic:nvPicPr>
+                  <pic:blipFill>
+                    <a:blip r:embed="rId12"/>
+                    <a:stretch>
+                      <a:fillRect/>
+                    </a:stretch>
+                  </pic:blipFill>
+                  <pic:spPr>
+                    <a:xfrm>
+                      <a:off x="0" y="0"/>
+                      <a:ext cx="5940425" cy="547370"/>
+                    </a:xfrm>
+                    <a:prstGeom prst="rect">
+                      <a:avLst/>
+                    </a:prstGeom>
+                  </pic:spPr>
+                </pic:pic>
+              </a:graphicData>
+            </a:graphic>
+          </wp:inline>
+        </w:drawing>
+      </w:r>
+    </w:p>
+    <w:p>
+      <w:pPr>
+        <w:pStyle w:val="a7"/>
+        <w:spacing w:after="0" w:line="240" w:lineRule="auto"/>
+        <w:ind w:left="709" w:firstLine="0"/>
+        <w:contextualSpacing w:val="0"/>
+        <w:jc w:val="center"/>
+        <w:rPr>
+          <w:rFonts w:ascii="Times New Roman" w:hAnsi="Times New Roman" w:cs="Times New Roman"/>
+        </w:rPr>
+      </w:pPr>
+    </w:p>
+    <w:p>
+      <w:pPr>
+        <w:pStyle w:val="a7"/>
+        <w:spacing w:after="0" w:line="240" w:lineRule="auto"/>
+        <w:ind w:left="709" w:firstLine="0"/>
+        <w:contextualSpacing w:val="0"/>
+        <w:jc w:val="center"/>
+        <w:rPr>
+          <w:rFonts w:ascii="Times New Roman" w:hAnsi="Times New Roman" w:cs="Times New Roman"/>
+        </w:rPr>
+      </w:pPr>
+      <w:r>
+        <w:rPr>
+          <w:rFonts w:ascii="Times New Roman" w:hAnsi="Times New Roman" w:cs="Times New Roman"/>
+        </w:rPr>
+        <w:t>Рисунок 8. Запрос 2</w:t>
+      </w:r>
+    </w:p>
+    <w:p>
+      <w:pPr>
+        <w:pStyle w:val="a7"/>
+        <w:spacing w:after="0"/>
+        <w:ind w:left="709" w:firstLine="0"/>
+        <w:contextualSpacing w:val="0"/>
+        <w:rPr>
+          <w:rFonts w:ascii="Courier New" w:hAnsi="Courier New" w:cs="Courier New"/>
+        </w:rPr>
+      </w:pPr>
+    </w:p>
+    <w:p>
+      <w:pPr>
+        <w:pStyle w:val="a7"/>
+        <w:spacing w:after="0"/>
+        <w:ind w:left="709" w:firstLine="0"/>
+        <w:contextualSpacing w:val="0"/>
+        <w:rPr>
+          <w:rFonts w:ascii="Courier New" w:hAnsi="Courier New" w:cs="Courier New"/>
+        </w:rPr>
+      </w:pPr>
+    </w:p>
+    <w:p>
+      <w:pPr>
+        <w:pStyle w:val="a7"/>
+        <w:numPr>
+          <w:ilvl w:val="0"/>
+          <w:numId w:val="5"/>
+        </w:numPr>
+        <w:spacing w:after="0"/>
+        <w:ind w:left="0" w:firstLine="709"/>
+        <w:contextualSpacing w:val="0"/>
+        <w:rPr>
+          <w:rFonts w:ascii="Times New Roman" w:hAnsi="Times New Roman" w:cs="Times New Roman"/>
+          <w:sz w:val="28"/>
+          <w:szCs w:val="28"/>
+        </w:rPr>
+      </w:pPr>
+      <w:r>
+        <w:rPr>
+          <w:rFonts w:ascii="Times New Roman" w:hAnsi="Times New Roman" w:cs="Times New Roman"/>
+          <w:sz w:val="28"/>
+          <w:szCs w:val="28"/>
+        </w:rPr>
+        <w:t>Вывести гарнитуры, количество предметов в которых больше 5.</w:t>
+      </w:r>
+      <w:r>
+        <w:rPr>
+          <w:rFonts w:ascii="Times New Roman" w:hAnsi="Times New Roman" w:cs="Times New Roman"/>
+          <w:sz w:val="28"/>
+          <w:szCs w:val="28"/>
+        </w:rPr>
+        <w:t>(см</w:t>
+      </w:r>
+      <w:r>
+        <w:rPr>
+          <w:rFonts w:ascii="Times New Roman" w:hAnsi="Times New Roman" w:cs="Times New Roman"/>
+          <w:sz w:val="28"/>
+          <w:szCs w:val="28"/>
+        </w:rPr>
+        <w:t>. рис. 9</w:t>
+      </w:r>
+      <w:r>
+        <w:rPr>
+          <w:rFonts w:ascii="Times New Roman" w:hAnsi="Times New Roman" w:cs="Times New Roman"/>
+          <w:sz w:val="28"/>
+          <w:szCs w:val="28"/>
+        </w:rPr>
+        <w:t>)</w:t>
+      </w:r>
+    </w:p>
+    <w:p>
+      <w:pPr>
+        <w:spacing w:after="0"/>
+        <w:rPr>
+          <w:rFonts w:ascii="Courier New" w:hAnsi="Courier New" w:cs="Courier New"/>
+        </w:rPr>
+      </w:pPr>
+      <w:r>
+        <w:rPr>
+          <w:rFonts w:ascii="Courier New" w:hAnsi="Courier New" w:cs="Courier New"/>
+          <w:lang w:val="en-US"/>
+        </w:rPr>
+        <w:t>SELECT name, type, items_count, price FROM Products WHERE items_count &gt; 5;</w:t>
+      </w:r>
+    </w:p>
+    <w:p>
+      <w:pPr>
+        <w:spacing w:after="0"/>
+        <w:rPr>
+          <w:rFonts w:ascii="Courier New" w:hAnsi="Courier New" w:cs="Courier New"/>
+        </w:rPr>
+      </w:pPr>
+    </w:p>
+    <w:p>
+      <w:pPr>
+        <w:spacing w:after="0"/>
+        <w:rPr>
+          <w:rFonts w:ascii="Courier New" w:hAnsi="Courier New" w:cs="Courier New"/>
+        </w:rPr>
+      </w:pPr>
+    </w:p>
+    <w:p>
+      <w:pPr>
+        <w:spacing w:after="0"/>
+        <w:jc w:val="center"/>
+        <w:rPr>
+          <w:rFonts w:ascii="Courier New" w:hAnsi="Courier New" w:cs="Courier New"/>
+        </w:rPr>
+      </w:pPr>
+      <w:r>
+        <w:rPr>
+          <w:rFonts w:ascii="Courier New" w:hAnsi="Courier New" w:cs="Courier New"/>
+        </w:rPr>
+        <w:lastRenderedPageBreak/>
+        <w:drawing>
+          <wp:inline distT="0" distB="0" distL="0" distR="0" wp14:anchorId="4F57A66C" wp14:editId="66DDCCA8">
+            <wp:extent cx="3872286" cy="3074790"/>
+            <wp:effectExtent l="0" t="0" r="0" b="0"/>
+            <wp:docPr id="449554079" name="Рисунок 1"/>
+            <wp:cNvGraphicFramePr>
+              <a:graphicFrameLocks xmlns:a="http://schemas.openxmlformats.org/drawingml/2006/main" noChangeAspect="1"/>
+            </wp:cNvGraphicFramePr>
+            <a:graphic xmlns:a="http://schemas.openxmlformats.org/drawingml/2006/main">
+              <a:graphicData uri="http://schemas.openxmlformats.org/drawingml/2006/picture">
+                <pic:pic xmlns:pic="http://schemas.openxmlformats.org/drawingml/2006/picture">
+                  <pic:nvPicPr>
+                    <pic:cNvPr id="449554079" name=""/>
+                    <pic:cNvPicPr/>
+                  </pic:nvPicPr>
+                  <pic:blipFill>
+                    <a:blip r:embed="rId13"/>
+                    <a:stretch>
+                      <a:fillRect/>
+                    </a:stretch>
+                  </pic:blipFill>
+                  <pic:spPr>
+                    <a:xfrm>
+                      <a:off x="0" y="0"/>
+                      <a:ext cx="3924868" cy="3116543"/>
+                    </a:xfrm>
+                    <a:prstGeom prst="rect">
+                      <a:avLst/>
+                    </a:prstGeom>
+                  </pic:spPr>
+                </pic:pic>
+              </a:graphicData>
+            </a:graphic>
+          </wp:inline>
+        </w:drawing>
+      </w:r>
+    </w:p>
+    <w:p>
+      <w:pPr>
+        <w:spacing w:after="0" w:line="240" w:lineRule="auto"/>
+        <w:jc w:val="center"/>
+        <w:rPr>
+          <w:rFonts w:ascii="Courier New" w:hAnsi="Courier New" w:cs="Courier New"/>
+        </w:rPr>
+      </w:pPr>
+    </w:p>
+    <w:p>
+      <w:pPr>
+        <w:spacing w:after="0" w:line="240" w:lineRule="auto"/>
+        <w:jc w:val="center"/>
+        <w:rPr>
+          <w:rFonts w:ascii="Times New Roman" w:hAnsi="Times New Roman" w:cs="Times New Roman"/>
+        </w:rPr>
+      </w:pPr>
+      <w:r>
+        <w:rPr>
+          <w:rFonts w:ascii="Times New Roman" w:hAnsi="Times New Roman" w:cs="Times New Roman"/>
+        </w:rPr>
+        <w:t>Рисунок 9. Запрос 3</w:t>
+      </w:r>
+    </w:p>
+    <w:p>
+      <w:pPr>
+        <w:spacing w:after="0"/>
+        <w:rPr>
+          <w:rFonts w:ascii="Times New Roman" w:hAnsi="Times New Roman" w:cs="Times New Roman"/>
+          <w:sz w:val="28"/>
+          <w:szCs w:val="28"/>
+          <w:lang w:val="en-US"/>
+        </w:rPr>
+      </w:pPr>
+    </w:p>
+    <w:p>
+      <w:pPr>
+        <w:spacing w:after="0"/>
+        <w:rPr>
+          <w:rFonts w:ascii="Times New Roman" w:hAnsi="Times New Roman" w:cs="Times New Roman"/>
+          <w:sz w:val="28"/>
+          <w:szCs w:val="28"/>
+          <w:lang w:val="en-US"/>
+        </w:rPr>
+      </w:pPr>
+    </w:p>
+    <w:p>
+      <w:pPr>
+        <w:pStyle w:val="a7"/>
+        <w:numPr>
+          <w:ilvl w:val="0"/>
+          <w:numId w:val="5"/>
+        </w:numPr>
+        <w:spacing w:after="0"/>
+        <w:ind w:left="0" w:firstLine="709"/>
+        <w:contextualSpacing w:val="0"/>
+        <w:rPr>
+          <w:rFonts w:ascii="Times New Roman" w:hAnsi="Times New Roman" w:cs="Times New Roman"/>
+          <w:sz w:val="28"/>
+          <w:szCs w:val="28"/>
+        </w:rPr>
+      </w:pPr>
+      <w:r>
+        <w:rPr>
+          <w:rFonts w:ascii="Times New Roman" w:hAnsi="Times New Roman" w:cs="Times New Roman"/>
+          <w:sz w:val="28"/>
+          <w:szCs w:val="28"/>
+        </w:rPr>
+        <w:t>Вывести список всех клиентов из города Москва.</w:t>
+      </w:r>
+      <w:r>
+        <w:rPr>
+          <w:rFonts w:ascii="Times New Roman" w:hAnsi="Times New Roman" w:cs="Times New Roman"/>
+          <w:sz w:val="28"/>
+          <w:szCs w:val="28"/>
+        </w:rPr>
+        <w:t>(см.рис. 10)</w:t>
+      </w:r>
+    </w:p>
+    <w:p>
+      <w:pPr>
+        <w:pStyle w:val="a7"/>
+        <w:spacing w:after="0"/>
+        <w:ind w:left="709" w:firstLine="0"/>
+        <w:contextualSpacing w:val="0"/>
+        <w:rPr>
+          <w:rFonts w:ascii="Courier New" w:hAnsi="Courier New" w:cs="Courier New"/>
+        </w:rPr>
+      </w:pPr>
+      <w:r>
+        <w:rPr>
+          <w:rFonts w:ascii="Courier New" w:hAnsi="Courier New" w:cs="Courier New"/>
+          <w:lang w:val="en-US"/>
+        </w:rPr>
+        <w:t>SELECT last_name, first_name, middle_name, address, city FROM Clients WHERE city = '</w:t>
+      </w:r>
+      <w:r>
+        <w:rPr>
+          <w:rFonts w:ascii="Courier New" w:hAnsi="Courier New" w:cs="Courier New"/>
+        </w:rPr>
+        <w:t>Москва</w:t>
+      </w:r>
+      <w:r>
+        <w:rPr>
+          <w:rFonts w:ascii="Courier New" w:hAnsi="Courier New" w:cs="Courier New"/>
+          <w:lang w:val="en-US"/>
+        </w:rPr>
+        <w:t>';</w:t>
+      </w:r>
+    </w:p>
+    <w:p>
+      <w:pPr>
+        <w:pStyle w:val="a7"/>
+        <w:spacing w:after="0"/>
+        <w:ind w:left="709" w:firstLine="0"/>
+        <w:contextualSpacing w:val="0"/>
+        <w:rPr>
+          <w:rFonts w:ascii="Courier New" w:hAnsi="Courier New" w:cs="Courier New"/>
+        </w:rPr>
+      </w:pPr>
+    </w:p>
+    <w:p>
+      <w:pPr>
+        <w:pStyle w:val="a7"/>
+        <w:spacing w:after="0"/>
+        <w:ind w:left="709" w:firstLine="0"/>
+        <w:contextualSpacing w:val="0"/>
+        <w:rPr>
+          <w:rFonts w:ascii="Courier New" w:hAnsi="Courier New" w:cs="Courier New"/>
+        </w:rPr>
+      </w:pPr>
+    </w:p>
+    <w:p>
+      <w:pPr>
+        <w:pStyle w:val="a7"/>
+        <w:spacing w:after="0"/>
+        <w:ind w:left="709" w:firstLine="0"/>
+        <w:contextualSpacing w:val="0"/>
+        <w:rPr>
+          <w:rFonts w:ascii="Courier New" w:hAnsi="Courier New" w:cs="Courier New"/>
+        </w:rPr>
+      </w:pPr>
+      <w:r>
+        <w:rPr>
+          <w:rFonts w:ascii="Courier New" w:hAnsi="Courier New" w:cs="Courier New"/>
+        </w:rPr>
+        <w:drawing>
+          <wp:inline distT="0" distB="0" distL="0" distR="0" wp14:anchorId="7E9D2167" wp14:editId="6D177ADB">
+            <wp:extent cx="5296359" cy="1044030"/>
+            <wp:effectExtent l="0" t="0" r="0" b="3810"/>
+            <wp:docPr id="1605662305" name="Рисунок 1"/>
+            <wp:cNvGraphicFramePr>
+              <a:graphicFrameLocks xmlns:a="http://schemas.openxmlformats.org/drawingml/2006/main" noChangeAspect="1"/>
+            </wp:cNvGraphicFramePr>
+            <a:graphic xmlns:a="http://schemas.openxmlformats.org/drawingml/2006/main">
+              <a:graphicData uri="http://schemas.openxmlformats.org/drawingml/2006/picture">
+                <pic:pic xmlns:pic="http://schemas.openxmlformats.org/drawingml/2006/picture">
+                  <pic:nvPicPr>
+                    <pic:cNvPr id="1605662305" name=""/>
+                    <pic:cNvPicPr/>
+                  </pic:nvPicPr>
+                  <pic:blipFill>
+                    <a:blip r:embed="rId14"/>
+                    <a:stretch>
+                      <a:fillRect/>
+                    </a:stretch>
+                  </pic:blipFill>
+                  <pic:spPr>
+                    <a:xfrm>
+                      <a:off x="0" y="0"/>
+                      <a:ext cx="5296359" cy="1044030"/>
+                    </a:xfrm>
+                    <a:prstGeom prst="rect">
+                      <a:avLst/>
+                    </a:prstGeom>
+                  </pic:spPr>
+                </pic:pic>
+              </a:graphicData>
+            </a:graphic>
+          </wp:inline>
+        </w:drawing>
+      </w:r>
+    </w:p>
+    <w:p>
+      <w:pPr>
+        <w:pStyle w:val="a7"/>
+        <w:spacing w:after="0" w:line="240" w:lineRule="auto"/>
+        <w:ind w:left="709" w:firstLine="0"/>
+        <w:contextualSpacing w:val="0"/>
+        <w:rPr>
+          <w:rFonts w:ascii="Courier New" w:hAnsi="Courier New" w:cs="Courier New"/>
+        </w:rPr>
+      </w:pPr>
+    </w:p>
+    <w:p>
+      <w:pPr>
+        <w:pStyle w:val="a7"/>
+        <w:spacing w:after="0" w:line="240" w:lineRule="auto"/>
+        <w:ind w:left="709" w:firstLine="0"/>
+        <w:contextualSpacing w:val="0"/>
+        <w:jc w:val="center"/>
+        <w:rPr>
+          <w:rFonts w:ascii="Times New Roman" w:hAnsi="Times New Roman" w:cs="Times New Roman"/>
+        </w:rPr>
+      </w:pPr>
+      <w:r>
+        <w:rPr>
+          <w:rFonts w:ascii="Times New Roman" w:hAnsi="Times New Roman" w:cs="Times New Roman"/>
+        </w:rPr>
+        <w:t>Рисунок 10.Запрос 4</w:t>
+      </w:r>
+    </w:p>
+    <w:p>
+      <w:pPr>
+        <w:pStyle w:val="a7"/>
+        <w:spacing w:after="0"/>
+        <w:ind w:left="709" w:firstLine="0"/>
+        <w:contextualSpacing w:val="0"/>
+        <w:rPr>
+          <w:rFonts w:ascii="Courier New" w:hAnsi="Courier New" w:cs="Courier New"/>
+          <w:lang w:val="en-US"/>
+        </w:rPr>
+      </w:pPr>
+    </w:p>
+    <w:p>
+      <w:pPr>
+        <w:pStyle w:val="a7"/>
+        <w:spacing w:after="0"/>
+        <w:ind w:left="709" w:firstLine="0"/>
+        <w:contextualSpacing w:val="0"/>
+        <w:rPr>
+          <w:rFonts w:ascii="Courier New" w:hAnsi="Courier New" w:cs="Courier New"/>
+          <w:lang w:val="en-US"/>
+        </w:rPr>
+      </w:pPr>
+    </w:p>
+    <w:p>
+      <w:pPr>
+        <w:pStyle w:val="a7"/>
+        <w:numPr>
+          <w:ilvl w:val="0"/>
+          <w:numId w:val="5"/>
+        </w:numPr>
+        <w:spacing w:after="0"/>
+        <w:ind w:left="0" w:firstLine="709"/>
+        <w:contextualSpacing w:val="0"/>
+        <w:rPr>
+          <w:rFonts w:ascii="Times New Roman" w:hAnsi="Times New Roman" w:cs="Times New Roman"/>
+          <w:sz w:val="28"/>
+          <w:szCs w:val="28"/>
+        </w:rPr>
+      </w:pPr>
+      <w:r>
+        <w:rPr>
+          <w:rFonts w:ascii="Times New Roman" w:hAnsi="Times New Roman" w:cs="Times New Roman"/>
+          <w:sz w:val="28"/>
+          <w:szCs w:val="28"/>
+        </w:rPr>
+        <w:t>Вывести среднюю стоимость всех гарнитуров.</w:t>
+      </w:r>
+      <w:r>
+        <w:rPr>
+          <w:rFonts w:ascii="Times New Roman" w:hAnsi="Times New Roman" w:cs="Times New Roman"/>
+          <w:sz w:val="28"/>
+          <w:szCs w:val="28"/>
+        </w:rPr>
+        <w:t>(см.рис. 11)</w:t>
+      </w:r>
+    </w:p>
+    <w:p>
+      <w:pPr>
+        <w:pStyle w:val="a7"/>
+        <w:spacing w:after="0"/>
+        <w:ind w:left="709" w:firstLine="0"/>
+        <w:contextualSpacing w:val="0"/>
+        <w:rPr>
+          <w:rFonts w:ascii="Courier New" w:hAnsi="Courier New" w:cs="Courier New"/>
+        </w:rPr>
+      </w:pPr>
+      <w:r>
+        <w:rPr>
+          <w:rFonts w:ascii="Courier New" w:hAnsi="Courier New" w:cs="Courier New"/>
+          <w:lang w:val="en-US"/>
+        </w:rPr>
+        <w:t>SELECT ROUND(AVG(price), 2) FROM Products;</w:t>
+      </w:r>
+    </w:p>
+    <w:p>
+      <w:pPr>
+        <w:pStyle w:val="a7"/>
+        <w:spacing w:after="0"/>
+        <w:ind w:left="709" w:firstLine="0"/>
+        <w:contextualSpacing w:val="0"/>
+        <w:rPr>
+          <w:rFonts w:ascii="Courier New" w:hAnsi="Courier New" w:cs="Courier New"/>
+        </w:rPr>
+      </w:pPr>
+    </w:p>
+    <w:p>
+      <w:pPr>
+        <w:pStyle w:val="a7"/>
+        <w:spacing w:after="0"/>
+        <w:ind w:left="709" w:firstLine="0"/>
+        <w:contextualSpacing w:val="0"/>
+        <w:jc w:val="center"/>
+        <w:rPr>
+          <w:rFonts w:ascii="Courier New" w:hAnsi="Courier New" w:cs="Courier New"/>
+        </w:rPr>
+      </w:pPr>
+      <w:r>
+        <w:rPr>
+          <w:rFonts w:ascii="Courier New" w:hAnsi="Courier New" w:cs="Courier New"/>
+        </w:rPr>
+        <w:drawing>
+          <wp:inline distT="0" distB="0" distL="0" distR="0" wp14:anchorId="0A1FF93E" wp14:editId="07A98835">
+            <wp:extent cx="1737511" cy="396274"/>
+            <wp:effectExtent l="0" t="0" r="0" b="3810"/>
+            <wp:docPr id="2025309157" name="Рисунок 1"/>
+            <wp:cNvGraphicFramePr>
+              <a:graphicFrameLocks xmlns:a="http://schemas.openxmlformats.org/drawingml/2006/main" noChangeAspect="1"/>
+            </wp:cNvGraphicFramePr>
+            <a:graphic xmlns:a="http://schemas.openxmlformats.org/drawingml/2006/main">
+              <a:graphicData uri="http://schemas.openxmlformats.org/drawingml/2006/picture">
+                <pic:pic xmlns:pic="http://schemas.openxmlformats.org/drawingml/2006/picture">
+                  <pic:nvPicPr>
+                    <pic:cNvPr id="2025309157" name=""/>
+                    <pic:cNvPicPr/>
+                  </pic:nvPicPr>
+                  <pic:blipFill>
+                    <a:blip r:embed="rId15"/>
+                    <a:stretch>
+                      <a:fillRect/>
+                    </a:stretch>
+                  </pic:blipFill>
+                  <pic:spPr>
+                    <a:xfrm>
+                      <a:off x="0" y="0"/>
+                      <a:ext cx="1737511" cy="396274"/>
+                    </a:xfrm>
+                    <a:prstGeom prst="rect">
+                      <a:avLst/>
+                    </a:prstGeom>
+                  </pic:spPr>
+                </pic:pic>
+              </a:graphicData>
+            </a:graphic>
+          </wp:inline>
+        </w:drawing>
+      </w:r>
+    </w:p>
+    <w:p>
+      <w:pPr>
+        <w:pStyle w:val="a7"/>
+        <w:spacing w:after="0" w:line="240" w:lineRule="auto"/>
+        <w:ind w:left="709" w:firstLine="0"/>
+        <w:contextualSpacing w:val="0"/>
+        <w:jc w:val="center"/>
+        <w:rPr>
+          <w:rFonts w:ascii="Courier New" w:hAnsi="Courier New" w:cs="Courier New"/>
+        </w:rPr>
+      </w:pPr>
+    </w:p>
+    <w:p>
+      <w:pPr>
+        <w:pStyle w:val="a7"/>
+        <w:spacing w:after="0" w:line="240" w:lineRule="auto"/>
+        <w:ind w:left="709" w:firstLine="0"/>
+        <w:contextualSpacing w:val="0"/>
+        <w:jc w:val="center"/>
+        <w:rPr>
+          <w:rFonts w:ascii="Times New Roman" w:hAnsi="Times New Roman" w:cs="Times New Roman"/>
+        </w:rPr>
+      </w:pPr>
+      <w:r>
+        <w:rPr>
+          <w:rFonts w:ascii="Times New Roman" w:hAnsi="Times New Roman" w:cs="Times New Roman"/>
+        </w:rPr>
+        <w:t>Рисунок 11. Запрос 5</w:t>
+      </w:r>
+    </w:p>
+    <w:p>
+      <w:pPr>
+        <w:spacing w:after="0"/>
+        <w:rPr>
+          <w:rFonts w:ascii="Times New Roman" w:hAnsi="Times New Roman" w:cs="Times New Roman"/>
+          <w:i/>
+          <w:iCs/>
+          <w:sz w:val="28"/>
+          <w:szCs w:val="28"/>
+        </w:rPr>
+      </w:pPr>
+      <w:r>
+        <w:rPr>
+          <w:rFonts w:ascii="Times New Roman" w:hAnsi="Times New Roman" w:cs="Times New Roman"/>
+          <w:i/>
+          <w:iCs/>
+          <w:sz w:val="28"/>
+          <w:szCs w:val="28"/>
+        </w:rPr>
+        <w:lastRenderedPageBreak/>
+        <w:t>Сложные</w:t>
+      </w:r>
+    </w:p>
+    <w:p>
+      <w:pPr>
+        <w:pStyle w:val="a7"/>
+        <w:numPr>
+          <w:ilvl w:val="0"/>
+          <w:numId w:val="6"/>
+        </w:numPr>
+        <w:spacing w:after="0"/>
+        <w:ind w:hanging="11"/>
+        <w:contextualSpacing w:val="0"/>
+        <w:rPr>
+          <w:rFonts w:ascii="Times New Roman" w:hAnsi="Times New Roman" w:cs="Times New Roman"/>
+          <w:sz w:val="28"/>
+          <w:szCs w:val="28"/>
+        </w:rPr>
+      </w:pPr>
+      <w:r>
+        <w:rPr>
+          <w:rFonts w:ascii="Times New Roman" w:hAnsi="Times New Roman" w:cs="Times New Roman"/>
+          <w:sz w:val="28"/>
+          <w:szCs w:val="28"/>
+        </w:rPr>
+        <w:t>Все клиенты, которые приобрели спальные гарнитуры немецкого производства со скидкой не меньше 14%</w:t>
+      </w:r>
+      <w:r>
+        <w:rPr>
+          <w:rFonts w:ascii="Times New Roman" w:hAnsi="Times New Roman" w:cs="Times New Roman"/>
+          <w:sz w:val="28"/>
+          <w:szCs w:val="28"/>
+        </w:rPr>
+        <w:t>.(см.рис. 12)</w:t>
+      </w:r>
+    </w:p>
+    <w:p>
+      <w:pPr>
+        <w:pStyle w:val="a7"/>
+        <w:spacing w:after="0" w:line="240" w:lineRule="auto"/>
+        <w:ind w:firstLine="0"/>
+        <w:rPr>
+          <w:rFonts w:ascii="Courier New" w:hAnsi="Courier New" w:cs="Courier New"/>
+          <w:lang w:val="en-US"/>
+        </w:rPr>
+      </w:pPr>
+      <w:r>
+        <w:rPr>
+          <w:rFonts w:ascii="Courier New" w:hAnsi="Courier New" w:cs="Courier New"/>
+          <w:lang w:val="en-US"/>
+        </w:rPr>
+        <w:t xml:space="preserve">SELECT </w:t>
+      </w:r>
+    </w:p>
+    <w:p>
+      <w:pPr>
+        <w:pStyle w:val="a7"/>
+        <w:spacing w:after="0" w:line="240" w:lineRule="auto"/>
+        <w:ind w:firstLine="0"/>
+        <w:rPr>
+          <w:rFonts w:ascii="Courier New" w:hAnsi="Courier New" w:cs="Courier New"/>
+          <w:lang w:val="en-US"/>
+        </w:rPr>
+      </w:pPr>
+      <w:r>
+        <w:rPr>
+          <w:rFonts w:ascii="Courier New" w:hAnsi="Courier New" w:cs="Courier New"/>
+          <w:lang w:val="en-US"/>
+        </w:rPr>
+        <w:t xml:space="preserve">    c.last_name,</w:t>
+      </w:r>
+    </w:p>
+    <w:p>
+      <w:pPr>
+        <w:pStyle w:val="a7"/>
+        <w:spacing w:after="0" w:line="240" w:lineRule="auto"/>
+        <w:ind w:firstLine="0"/>
+        <w:rPr>
+          <w:rFonts w:ascii="Courier New" w:hAnsi="Courier New" w:cs="Courier New"/>
+          <w:lang w:val="en-US"/>
+        </w:rPr>
+      </w:pPr>
+      <w:r>
+        <w:rPr>
+          <w:rFonts w:ascii="Courier New" w:hAnsi="Courier New" w:cs="Courier New"/>
+          <w:lang w:val="en-US"/>
+        </w:rPr>
+        <w:t xml:space="preserve">    c.first_name,</w:t>
+      </w:r>
+    </w:p>
+    <w:p>
+      <w:pPr>
+        <w:pStyle w:val="a7"/>
+        <w:spacing w:after="0" w:line="240" w:lineRule="auto"/>
+        <w:ind w:firstLine="0"/>
+        <w:rPr>
+          <w:rFonts w:ascii="Courier New" w:hAnsi="Courier New" w:cs="Courier New"/>
+          <w:lang w:val="en-US"/>
+        </w:rPr>
+      </w:pPr>
+      <w:r>
+        <w:rPr>
+          <w:rFonts w:ascii="Courier New" w:hAnsi="Courier New" w:cs="Courier New"/>
+          <w:lang w:val="en-US"/>
+        </w:rPr>
+        <w:t xml:space="preserve">    c.middle_name,</w:t>
+      </w:r>
+    </w:p>
+    <w:p>
+      <w:pPr>
+        <w:pStyle w:val="a7"/>
+        <w:spacing w:after="0" w:line="240" w:lineRule="auto"/>
+        <w:ind w:firstLine="0"/>
+        <w:rPr>
+          <w:rFonts w:ascii="Courier New" w:hAnsi="Courier New" w:cs="Courier New"/>
+          <w:lang w:val="en-US"/>
+        </w:rPr>
+      </w:pPr>
+      <w:r>
+        <w:rPr>
+          <w:rFonts w:ascii="Courier New" w:hAnsi="Courier New" w:cs="Courier New"/>
+          <w:lang w:val="en-US"/>
+        </w:rPr>
+        <w:t xml:space="preserve">    p.name,</w:t>
+      </w:r>
+    </w:p>
+    <w:p>
+      <w:pPr>
+        <w:pStyle w:val="a7"/>
+        <w:spacing w:after="0" w:line="240" w:lineRule="auto"/>
+        <w:ind w:firstLine="0"/>
+        <w:rPr>
+          <w:rFonts w:ascii="Courier New" w:hAnsi="Courier New" w:cs="Courier New"/>
+          <w:lang w:val="en-US"/>
+        </w:rPr>
+      </w:pPr>
+      <w:r>
+        <w:rPr>
+          <w:rFonts w:ascii="Courier New" w:hAnsi="Courier New" w:cs="Courier New"/>
+          <w:lang w:val="en-US"/>
+        </w:rPr>
+        <w:t xml:space="preserve">    p.country,</w:t>
+      </w:r>
+    </w:p>
+    <w:p>
+      <w:pPr>
+        <w:pStyle w:val="a7"/>
+        <w:spacing w:after="0" w:line="240" w:lineRule="auto"/>
+        <w:ind w:firstLine="0"/>
+        <w:rPr>
+          <w:rFonts w:ascii="Courier New" w:hAnsi="Courier New" w:cs="Courier New"/>
+          <w:lang w:val="en-US"/>
+        </w:rPr>
+      </w:pPr>
+      <w:r>
+        <w:rPr>
+          <w:rFonts w:ascii="Courier New" w:hAnsi="Courier New" w:cs="Courier New"/>
+          <w:lang w:val="en-US"/>
+        </w:rPr>
+        <w:t xml:space="preserve">    o.discount_percent</w:t>
+      </w:r>
+    </w:p>
+    <w:p>
+      <w:pPr>
+        <w:pStyle w:val="a7"/>
+        <w:spacing w:after="0" w:line="240" w:lineRule="auto"/>
+        <w:ind w:firstLine="0"/>
+        <w:rPr>
+          <w:rFonts w:ascii="Courier New" w:hAnsi="Courier New" w:cs="Courier New"/>
+          <w:lang w:val="en-US"/>
+        </w:rPr>
+      </w:pPr>
+      <w:r>
+        <w:rPr>
+          <w:rFonts w:ascii="Courier New" w:hAnsi="Courier New" w:cs="Courier New"/>
+          <w:lang w:val="en-US"/>
+        </w:rPr>
+        <w:t>FROM Orders o</w:t>
+      </w:r>
+    </w:p>
+    <w:p>
+      <w:pPr>
+        <w:pStyle w:val="a7"/>
+        <w:spacing w:after="0" w:line="240" w:lineRule="auto"/>
+        <w:ind w:firstLine="0"/>
+        <w:rPr>
+          <w:rFonts w:ascii="Courier New" w:hAnsi="Courier New" w:cs="Courier New"/>
+          <w:lang w:val="en-US"/>
+        </w:rPr>
+      </w:pPr>
+      <w:r>
+        <w:rPr>
+          <w:rFonts w:ascii="Courier New" w:hAnsi="Courier New" w:cs="Courier New"/>
+          <w:lang w:val="en-US"/>
+        </w:rPr>
+        <w:t>JOIN Clients c ON o.client_id = c.client_id</w:t>
+      </w:r>
+    </w:p>
+    <w:p>
+      <w:pPr>
+        <w:pStyle w:val="a7"/>
+        <w:spacing w:after="0" w:line="240" w:lineRule="auto"/>
+        <w:ind w:firstLine="0"/>
+        <w:rPr>
+          <w:rFonts w:ascii="Courier New" w:hAnsi="Courier New" w:cs="Courier New"/>
+          <w:lang w:val="en-US"/>
+        </w:rPr>
+      </w:pPr>
+      <w:r>
+        <w:rPr>
+          <w:rFonts w:ascii="Courier New" w:hAnsi="Courier New" w:cs="Courier New"/>
+          <w:lang w:val="en-US"/>
+        </w:rPr>
+        <w:t>JOIN Products p ON o.product_id = p.product_id</w:t>
+      </w:r>
+    </w:p>
+    <w:p>
+      <w:pPr>
+        <w:pStyle w:val="a7"/>
+        <w:spacing w:after="0" w:line="240" w:lineRule="auto"/>
+        <w:ind w:firstLine="0"/>
+        <w:rPr>
+          <w:rFonts w:ascii="Courier New" w:hAnsi="Courier New" w:cs="Courier New"/>
+          <w:lang w:val="en-US"/>
+        </w:rPr>
+      </w:pPr>
+      <w:r>
+        <w:rPr>
+          <w:rFonts w:ascii="Courier New" w:hAnsi="Courier New" w:cs="Courier New"/>
+          <w:lang w:val="en-US"/>
+        </w:rPr>
+        <w:t>WHERE p.type = 'спальный'</w:t>
+      </w:r>
+    </w:p>
+    <w:p>
+      <w:pPr>
+        <w:pStyle w:val="a7"/>
+        <w:spacing w:after="0" w:line="240" w:lineRule="auto"/>
+        <w:ind w:firstLine="0"/>
+        <w:rPr>
+          <w:rFonts w:ascii="Courier New" w:hAnsi="Courier New" w:cs="Courier New"/>
+          <w:lang w:val="en-US"/>
+        </w:rPr>
+      </w:pPr>
+      <w:r>
+        <w:rPr>
+          <w:rFonts w:ascii="Courier New" w:hAnsi="Courier New" w:cs="Courier New"/>
+          <w:lang w:val="en-US"/>
+        </w:rPr>
+        <w:t xml:space="preserve">  AND p.country = 'Германия'</w:t>
+      </w:r>
+    </w:p>
+    <w:p>
+      <w:pPr>
+        <w:pStyle w:val="a7"/>
+        <w:spacing w:after="0" w:line="240" w:lineRule="auto"/>
+        <w:ind w:firstLine="0"/>
+        <w:contextualSpacing w:val="0"/>
+        <w:rPr>
+          <w:rFonts w:ascii="Courier New" w:hAnsi="Courier New" w:cs="Courier New"/>
+        </w:rPr>
+      </w:pPr>
+      <w:r>
+        <w:rPr>
+          <w:rFonts w:ascii="Courier New" w:hAnsi="Courier New" w:cs="Courier New"/>
+          <w:lang w:val="en-US"/>
+        </w:rPr>
+        <w:t xml:space="preserve">  AND o.discount_percent &gt;= 14;</w:t>
+      </w:r>
+    </w:p>
+    <w:p>
+      <w:pPr>
+        <w:pStyle w:val="a7"/>
+        <w:spacing w:after="0" w:line="240" w:lineRule="auto"/>
+        <w:ind w:firstLine="0"/>
+        <w:contextualSpacing w:val="0"/>
+        <w:rPr>
+          <w:rFonts w:ascii="Courier New" w:hAnsi="Courier New" w:cs="Courier New"/>
+        </w:rPr>
+      </w:pPr>
+    </w:p>
+    <w:p>
+      <w:pPr>
+        <w:pStyle w:val="a7"/>
+        <w:spacing w:after="0" w:line="240" w:lineRule="auto"/>
+        <w:ind w:firstLine="0"/>
+        <w:contextualSpacing w:val="0"/>
+        <w:rPr>
+          <w:rFonts w:ascii="Courier New" w:hAnsi="Courier New" w:cs="Courier New"/>
+        </w:rPr>
+      </w:pPr>
+    </w:p>
+    <w:p>
+      <w:pPr>
+        <w:pStyle w:val="a7"/>
+        <w:spacing w:after="0" w:line="240" w:lineRule="auto"/>
+        <w:ind w:firstLine="0"/>
+        <w:contextualSpacing w:val="0"/>
+        <w:rPr>
+          <w:rFonts w:ascii="Courier New" w:hAnsi="Courier New" w:cs="Courier New"/>
+        </w:rPr>
+      </w:pPr>
+    </w:p>
+    <w:p>
+      <w:pPr>
+        <w:pStyle w:val="a7"/>
+        <w:spacing w:after="0" w:line="240" w:lineRule="auto"/>
+        <w:ind w:firstLine="0"/>
+        <w:contextualSpacing w:val="0"/>
+        <w:rPr>
+          <w:rFonts w:ascii="Courier New" w:hAnsi="Courier New" w:cs="Courier New"/>
+        </w:rPr>
+      </w:pPr>
+      <w:r>
+        <w:rPr>
+          <w:rFonts w:ascii="Courier New" w:hAnsi="Courier New" w:cs="Courier New"/>
+        </w:rPr>
+        <w:drawing>
+          <wp:inline distT="0" distB="0" distL="0" distR="0" wp14:anchorId="66B23DCE" wp14:editId="5EF9ECC3">
+            <wp:extent cx="5799323" cy="1409822"/>
+            <wp:effectExtent l="0" t="0" r="0" b="0"/>
+            <wp:docPr id="1019711542" name="Рисунок 1"/>
+            <wp:cNvGraphicFramePr>
+              <a:graphicFrameLocks xmlns:a="http://schemas.openxmlformats.org/drawingml/2006/main" noChangeAspect="1"/>
+            </wp:cNvGraphicFramePr>
+            <a:graphic xmlns:a="http://schemas.openxmlformats.org/drawingml/2006/main">
+              <a:graphicData uri="http://schemas.openxmlformats.org/drawingml/2006/picture">
+                <pic:pic xmlns:pic="http://schemas.openxmlformats.org/drawingml/2006/picture">
+                  <pic:nvPicPr>
+                    <pic:cNvPr id="1019711542" name=""/>
+                    <pic:cNvPicPr/>
+                  </pic:nvPicPr>
+                  <pic:blipFill>
+                    <a:blip r:embed="rId16"/>
+                    <a:stretch>
+                      <a:fillRect/>
+                    </a:stretch>
+                  </pic:blipFill>
+                  <pic:spPr>
+                    <a:xfrm>
+                      <a:off x="0" y="0"/>
+                      <a:ext cx="5799323" cy="1409822"/>
+                    </a:xfrm>
+                    <a:prstGeom prst="rect">
+                      <a:avLst/>
+                    </a:prstGeom>
+                  </pic:spPr>
+                </pic:pic>
+              </a:graphicData>
+            </a:graphic>
+          </wp:inline>
+        </w:drawing>
+      </w:r>
+    </w:p>
+    <w:p>
+      <w:pPr>
+        <w:pStyle w:val="a7"/>
+        <w:spacing w:after="0" w:line="240" w:lineRule="auto"/>
+        <w:ind w:firstLine="0"/>
+        <w:contextualSpacing w:val="0"/>
+        <w:rPr>
+          <w:rFonts w:ascii="Courier New" w:hAnsi="Courier New" w:cs="Courier New"/>
+        </w:rPr>
+      </w:pPr>
+    </w:p>
+    <w:p>
+      <w:pPr>
+        <w:pStyle w:val="a7"/>
+        <w:spacing w:after="0" w:line="240" w:lineRule="auto"/>
+        <w:ind w:firstLine="0"/>
+        <w:contextualSpacing w:val="0"/>
+        <w:jc w:val="center"/>
+        <w:rPr>
+          <w:rFonts w:ascii="Times New Roman" w:hAnsi="Times New Roman" w:cs="Times New Roman"/>
+        </w:rPr>
+      </w:pPr>
+      <w:r>
+        <w:rPr>
+          <w:rFonts w:ascii="Times New Roman" w:hAnsi="Times New Roman" w:cs="Times New Roman"/>
+        </w:rPr>
+        <w:t>Рисунок 13. Запрос 1</w:t>
+      </w:r>
+    </w:p>
+    <w:p>
+      <w:pPr>
+        <w:pStyle w:val="a7"/>
+        <w:spacing w:after="0" w:line="240" w:lineRule="auto"/>
+        <w:ind w:firstLine="0"/>
+        <w:contextualSpacing w:val="0"/>
+        <w:rPr>
+          <w:rFonts w:ascii="Courier New" w:hAnsi="Courier New" w:cs="Courier New"/>
+        </w:rPr>
+      </w:pPr>
+    </w:p>
+    <w:p>
+      <w:pPr>
+        <w:pStyle w:val="a7"/>
+        <w:spacing w:after="0" w:line="240" w:lineRule="auto"/>
+        <w:ind w:firstLine="0"/>
+        <w:contextualSpacing w:val="0"/>
+        <w:rPr>
+          <w:rFonts w:ascii="Courier New" w:hAnsi="Courier New" w:cs="Courier New"/>
+        </w:rPr>
+      </w:pPr>
+    </w:p>
+    <w:p>
+      <w:pPr>
+        <w:pStyle w:val="a7"/>
+        <w:numPr>
+          <w:ilvl w:val="0"/>
+          <w:numId w:val="6"/>
+        </w:numPr>
+        <w:spacing w:after="0"/>
+        <w:ind w:left="0" w:firstLine="709"/>
+        <w:contextualSpacing w:val="0"/>
+        <w:rPr>
+          <w:rFonts w:ascii="Times New Roman" w:hAnsi="Times New Roman" w:cs="Times New Roman"/>
+          <w:sz w:val="28"/>
+          <w:szCs w:val="28"/>
+        </w:rPr>
+      </w:pPr>
+      <w:r>
+        <w:rPr>
+          <w:rFonts w:ascii="Times New Roman" w:hAnsi="Times New Roman" w:cs="Times New Roman"/>
+          <w:sz w:val="28"/>
+          <w:szCs w:val="28"/>
+        </w:rPr>
+        <w:t>Заказы, полученные от клиентов, фамилии которых начинаются на буквы «В» или «О»</w:t>
+      </w:r>
+      <w:r>
+        <w:rPr>
+          <w:rFonts w:ascii="Times New Roman" w:hAnsi="Times New Roman" w:cs="Times New Roman"/>
+          <w:sz w:val="28"/>
+          <w:szCs w:val="28"/>
+        </w:rPr>
+        <w:t>.</w:t>
+      </w:r>
+      <w:r>
+        <w:rPr>
+          <w:rFonts w:ascii="Times New Roman" w:hAnsi="Times New Roman" w:cs="Times New Roman"/>
+          <w:sz w:val="28"/>
+          <w:szCs w:val="28"/>
+        </w:rPr>
+        <w:t>(см.рис. 14)</w:t>
+      </w:r>
+    </w:p>
+    <w:p>
+      <w:pPr>
+        <w:pStyle w:val="a7"/>
+        <w:spacing w:after="0" w:line="240" w:lineRule="auto"/>
+        <w:ind w:left="709" w:firstLine="0"/>
+        <w:rPr>
+          <w:rFonts w:ascii="Courier New" w:hAnsi="Courier New" w:cs="Courier New"/>
+          <w:lang w:val="en-US"/>
+        </w:rPr>
+      </w:pPr>
+      <w:r>
+        <w:rPr>
+          <w:rFonts w:ascii="Courier New" w:hAnsi="Courier New" w:cs="Courier New"/>
+          <w:lang w:val="en-US"/>
+        </w:rPr>
+        <w:t xml:space="preserve">SELECT </w:t>
+      </w:r>
+    </w:p>
+    <w:p>
+      <w:pPr>
+        <w:pStyle w:val="a7"/>
+        <w:spacing w:after="0" w:line="240" w:lineRule="auto"/>
+        <w:ind w:left="709" w:firstLine="0"/>
+        <w:rPr>
+          <w:rFonts w:ascii="Courier New" w:hAnsi="Courier New" w:cs="Courier New"/>
+          <w:lang w:val="en-US"/>
+        </w:rPr>
+      </w:pPr>
+      <w:r>
+        <w:rPr>
+          <w:rFonts w:ascii="Courier New" w:hAnsi="Courier New" w:cs="Courier New"/>
+          <w:lang w:val="en-US"/>
+        </w:rPr>
+        <w:t xml:space="preserve">    o.order_id,</w:t>
+      </w:r>
+    </w:p>
+    <w:p>
+      <w:pPr>
+        <w:pStyle w:val="a7"/>
+        <w:spacing w:after="0" w:line="240" w:lineRule="auto"/>
+        <w:ind w:left="709" w:firstLine="0"/>
+        <w:rPr>
+          <w:rFonts w:ascii="Courier New" w:hAnsi="Courier New" w:cs="Courier New"/>
+          <w:lang w:val="en-US"/>
+        </w:rPr>
+      </w:pPr>
+      <w:r>
+        <w:rPr>
+          <w:rFonts w:ascii="Courier New" w:hAnsi="Courier New" w:cs="Courier New"/>
+          <w:lang w:val="en-US"/>
+        </w:rPr>
+        <w:t xml:space="preserve">    c.last_name,</w:t>
+      </w:r>
+    </w:p>
+    <w:p>
+      <w:pPr>
+        <w:pStyle w:val="a7"/>
+        <w:spacing w:after="0" w:line="240" w:lineRule="auto"/>
+        <w:ind w:left="709" w:firstLine="0"/>
+        <w:rPr>
+          <w:rFonts w:ascii="Courier New" w:hAnsi="Courier New" w:cs="Courier New"/>
+          <w:lang w:val="en-US"/>
+        </w:rPr>
+      </w:pPr>
+      <w:r>
+        <w:rPr>
+          <w:rFonts w:ascii="Courier New" w:hAnsi="Courier New" w:cs="Courier New"/>
+          <w:lang w:val="en-US"/>
+        </w:rPr>
+        <w:t xml:space="preserve">    c.first_name,</w:t>
+      </w:r>
+    </w:p>
+    <w:p>
+      <w:pPr>
+        <w:pStyle w:val="a7"/>
+        <w:spacing w:after="0" w:line="240" w:lineRule="auto"/>
+        <w:ind w:left="709" w:firstLine="0"/>
+        <w:rPr>
+          <w:rFonts w:ascii="Courier New" w:hAnsi="Courier New" w:cs="Courier New"/>
+          <w:lang w:val="en-US"/>
+        </w:rPr>
+      </w:pPr>
+      <w:r>
+        <w:rPr>
+          <w:rFonts w:ascii="Courier New" w:hAnsi="Courier New" w:cs="Courier New"/>
+          <w:lang w:val="en-US"/>
+        </w:rPr>
+        <w:t xml:space="preserve">    c.middle_name,</w:t>
+      </w:r>
+    </w:p>
+    <w:p>
+      <w:pPr>
+        <w:pStyle w:val="a7"/>
+        <w:spacing w:after="0" w:line="240" w:lineRule="auto"/>
+        <w:ind w:left="709" w:firstLine="0"/>
+        <w:rPr>
+          <w:rFonts w:ascii="Courier New" w:hAnsi="Courier New" w:cs="Courier New"/>
+          <w:lang w:val="en-US"/>
+        </w:rPr>
+      </w:pPr>
+      <w:r>
+        <w:rPr>
+          <w:rFonts w:ascii="Courier New" w:hAnsi="Courier New" w:cs="Courier New"/>
+          <w:lang w:val="en-US"/>
+        </w:rPr>
+        <w:t xml:space="preserve">    p.name,</w:t>
+      </w:r>
+    </w:p>
+    <w:p>
+      <w:pPr>
+        <w:pStyle w:val="a7"/>
+        <w:spacing w:after="0" w:line="240" w:lineRule="auto"/>
+        <w:ind w:left="709" w:firstLine="0"/>
+        <w:rPr>
+          <w:rFonts w:ascii="Courier New" w:hAnsi="Courier New" w:cs="Courier New"/>
+          <w:lang w:val="en-US"/>
+        </w:rPr>
+      </w:pPr>
+      <w:r>
+        <w:rPr>
+          <w:rFonts w:ascii="Courier New" w:hAnsi="Courier New" w:cs="Courier New"/>
+          <w:lang w:val="en-US"/>
+        </w:rPr>
+        <w:t xml:space="preserve">    o.order_date,</w:t>
+      </w:r>
+    </w:p>
+    <w:p>
+      <w:pPr>
+        <w:pStyle w:val="a7"/>
+        <w:spacing w:after="0" w:line="240" w:lineRule="auto"/>
+        <w:ind w:left="709" w:firstLine="0"/>
+        <w:rPr>
+          <w:rFonts w:ascii="Courier New" w:hAnsi="Courier New" w:cs="Courier New"/>
+          <w:lang w:val="en-US"/>
+        </w:rPr>
+      </w:pPr>
+      <w:r>
+        <w:rPr>
+          <w:rFonts w:ascii="Courier New" w:hAnsi="Courier New" w:cs="Courier New"/>
+          <w:lang w:val="en-US"/>
+        </w:rPr>
+        <w:t xml:space="preserve">    o.discount_percent</w:t>
+      </w:r>
+    </w:p>
+    <w:p>
+      <w:pPr>
+        <w:pStyle w:val="a7"/>
+        <w:spacing w:after="0" w:line="240" w:lineRule="auto"/>
+        <w:ind w:left="709" w:firstLine="0"/>
+        <w:rPr>
+          <w:rFonts w:ascii="Courier New" w:hAnsi="Courier New" w:cs="Courier New"/>
+          <w:lang w:val="en-US"/>
+        </w:rPr>
+      </w:pPr>
+      <w:r>
+        <w:rPr>
+          <w:rFonts w:ascii="Courier New" w:hAnsi="Courier New" w:cs="Courier New"/>
+          <w:lang w:val="en-US"/>
+        </w:rPr>
+        <w:t>FROM Orders o</w:t>
+      </w:r>
+    </w:p>
+    <w:p>
+      <w:pPr>
+        <w:pStyle w:val="a7"/>
+        <w:spacing w:after="0" w:line="240" w:lineRule="auto"/>
+        <w:ind w:left="709" w:firstLine="0"/>
+        <w:rPr>
+          <w:rFonts w:ascii="Courier New" w:hAnsi="Courier New" w:cs="Courier New"/>
+          <w:lang w:val="en-US"/>
+        </w:rPr>
+      </w:pPr>
+      <w:r>
+        <w:rPr>
+          <w:rFonts w:ascii="Courier New" w:hAnsi="Courier New" w:cs="Courier New"/>
+          <w:lang w:val="en-US"/>
+        </w:rPr>
+        <w:t>JOIN Clients c ON o.client_id = c.client_id</w:t>
+      </w:r>
+    </w:p>
+    <w:p>
+      <w:pPr>
+        <w:pStyle w:val="a7"/>
+        <w:spacing w:after="0" w:line="240" w:lineRule="auto"/>
+        <w:ind w:left="709" w:firstLine="0"/>
+        <w:rPr>
+          <w:rFonts w:ascii="Courier New" w:hAnsi="Courier New" w:cs="Courier New"/>
+          <w:lang w:val="en-US"/>
+        </w:rPr>
+      </w:pPr>
+      <w:r>
+        <w:rPr>
+          <w:rFonts w:ascii="Courier New" w:hAnsi="Courier New" w:cs="Courier New"/>
+          <w:lang w:val="en-US"/>
+        </w:rPr>
+        <w:t>JOIN Products p ON o.product_id = p.product_id</w:t>
+      </w:r>
+    </w:p>
+    <w:p>
+      <w:pPr>
+        <w:pStyle w:val="a7"/>
+        <w:spacing w:after="0" w:line="240" w:lineRule="auto"/>
+        <w:ind w:left="709" w:firstLine="0"/>
+        <w:rPr>
+          <w:rFonts w:ascii="Courier New" w:hAnsi="Courier New" w:cs="Courier New"/>
+          <w:lang w:val="en-US"/>
+        </w:rPr>
+      </w:pPr>
+      <w:r>
+        <w:rPr>
+          <w:rFonts w:ascii="Courier New" w:hAnsi="Courier New" w:cs="Courier New"/>
+          <w:lang w:val="en-US"/>
+        </w:rPr>
+        <w:t>WHERE c.last_name LIKE '</w:t>
+      </w:r>
+      <w:r>
+        <w:rPr>
+          <w:rFonts w:ascii="Courier New" w:hAnsi="Courier New" w:cs="Courier New"/>
+        </w:rPr>
+        <w:t>В</w:t>
+      </w:r>
+      <w:r>
+        <w:rPr>
+          <w:rFonts w:ascii="Courier New" w:hAnsi="Courier New" w:cs="Courier New"/>
+          <w:lang w:val="en-US"/>
+        </w:rPr>
+        <w:t xml:space="preserve">%' </w:t>
+      </w:r>
+    </w:p>
+    <w:p>
+      <w:pPr>
+        <w:pStyle w:val="a7"/>
+        <w:spacing w:after="0" w:line="240" w:lineRule="auto"/>
+        <w:ind w:left="709" w:firstLine="0"/>
+        <w:rPr>
+          <w:rFonts w:ascii="Courier New" w:hAnsi="Courier New" w:cs="Courier New"/>
+          <w:lang w:val="en-US"/>
+        </w:rPr>
+      </w:pPr>
+      <w:r>
+        <w:rPr>
+          <w:rFonts w:ascii="Courier New" w:hAnsi="Courier New" w:cs="Courier New"/>
+          <w:lang w:val="en-US"/>
+        </w:rPr>
+        <w:t xml:space="preserve">   OR c.last_name LIKE '</w:t>
+      </w:r>
+      <w:r>
+        <w:rPr>
+          <w:rFonts w:ascii="Courier New" w:hAnsi="Courier New" w:cs="Courier New"/>
+        </w:rPr>
+        <w:t>О</w:t>
+      </w:r>
+      <w:r>
+        <w:rPr>
+          <w:rFonts w:ascii="Courier New" w:hAnsi="Courier New" w:cs="Courier New"/>
+          <w:lang w:val="en-US"/>
+        </w:rPr>
+        <w:t>%'</w:t>
+      </w:r>
+    </w:p>
+    <w:p>
+      <w:pPr>
+        <w:pStyle w:val="a7"/>
+        <w:spacing w:after="0" w:line="240" w:lineRule="auto"/>
+        <w:ind w:left="709" w:firstLine="0"/>
+        <w:contextualSpacing w:val="0"/>
+        <w:rPr>
+          <w:rFonts w:ascii="Courier New" w:hAnsi="Courier New" w:cs="Courier New"/>
+        </w:rPr>
+      </w:pPr>
+      <w:r>
+        <w:rPr>
+          <w:rFonts w:ascii="Courier New" w:hAnsi="Courier New" w:cs="Courier New"/>
+          <w:lang w:val="en-US"/>
+        </w:rPr>
+        <w:t>ORDER BY c.last_name;</w:t>
+      </w:r>
+    </w:p>
+    <w:p>
+      <w:pPr>
+        <w:pStyle w:val="a7"/>
+        <w:spacing w:after="0" w:line="240" w:lineRule="auto"/>
+        <w:ind w:left="709" w:firstLine="0"/>
+        <w:contextualSpacing w:val="0"/>
+        <w:rPr>
+          <w:rFonts w:ascii="Courier New" w:hAnsi="Courier New" w:cs="Courier New"/>
+        </w:rPr>
+      </w:pPr>
+    </w:p>
+    <w:p>
+      <w:pPr>
+        <w:pStyle w:val="a7"/>
+        <w:spacing w:after="0" w:line="240" w:lineRule="auto"/>
+        <w:ind w:left="709" w:firstLine="0"/>
+        <w:contextualSpacing w:val="0"/>
+        <w:rPr>
+          <w:rFonts w:ascii="Courier New" w:hAnsi="Courier New" w:cs="Courier New"/>
+        </w:rPr>
+      </w:pPr>
+    </w:p>
+    <w:p>
+      <w:pPr>
+        <w:pStyle w:val="a7"/>
+        <w:spacing w:after="0" w:line="240" w:lineRule="auto"/>
+        <w:ind w:left="0" w:firstLine="0"/>
+        <w:contextualSpacing w:val="0"/>
+        <w:rPr>
+          <w:rFonts w:ascii="Courier New" w:hAnsi="Courier New" w:cs="Courier New"/>
+        </w:rPr>
+      </w:pPr>
+      <w:r>
+        <w:rPr>
+          <w:rFonts w:ascii="Courier New" w:hAnsi="Courier New" w:cs="Courier New"/>
+        </w:rPr>
+        <w:lastRenderedPageBreak/>
+        <w:drawing>
+          <wp:inline distT="0" distB="0" distL="0" distR="0" wp14:anchorId="68B9F581" wp14:editId="1A42B520">
+            <wp:extent cx="5940425" cy="920115"/>
+            <wp:effectExtent l="0" t="0" r="3175" b="0"/>
+            <wp:docPr id="1926735918" name="Рисунок 1"/>
+            <wp:cNvGraphicFramePr>
+              <a:graphicFrameLocks xmlns:a="http://schemas.openxmlformats.org/drawingml/2006/main" noChangeAspect="1"/>
+            </wp:cNvGraphicFramePr>
+            <a:graphic xmlns:a="http://schemas.openxmlformats.org/drawingml/2006/main">
+              <a:graphicData uri="http://schemas.openxmlformats.org/drawingml/2006/picture">
+                <pic:pic xmlns:pic="http://schemas.openxmlformats.org/drawingml/2006/picture">
+                  <pic:nvPicPr>
+                    <pic:cNvPr id="1926735918" name=""/>
+                    <pic:cNvPicPr/>
+                  </pic:nvPicPr>
+                  <pic:blipFill>
+                    <a:blip r:embed="rId17"/>
+                    <a:stretch>
+                      <a:fillRect/>
+                    </a:stretch>
+                  </pic:blipFill>
+                  <pic:spPr>
+                    <a:xfrm>
+                      <a:off x="0" y="0"/>
+                      <a:ext cx="5940425" cy="920115"/>
+                    </a:xfrm>
+                    <a:prstGeom prst="rect">
+                      <a:avLst/>
+                    </a:prstGeom>
+                  </pic:spPr>
+                </pic:pic>
+              </a:graphicData>
+            </a:graphic>
+          </wp:inline>
+        </w:drawing>
+      </w:r>
+    </w:p>
+    <w:p>
+      <w:pPr>
+        <w:pStyle w:val="a7"/>
+        <w:spacing w:after="0" w:line="240" w:lineRule="auto"/>
+        <w:ind w:left="0" w:firstLine="0"/>
+        <w:contextualSpacing w:val="0"/>
+        <w:rPr>
+          <w:rFonts w:ascii="Courier New" w:hAnsi="Courier New" w:cs="Courier New"/>
+        </w:rPr>
+      </w:pPr>
+    </w:p>
+    <w:p>
+      <w:pPr>
+        <w:pStyle w:val="a7"/>
+        <w:spacing w:after="0" w:line="240" w:lineRule="auto"/>
+        <w:ind w:left="0" w:firstLine="0"/>
+        <w:contextualSpacing w:val="0"/>
+        <w:jc w:val="center"/>
+        <w:rPr>
+          <w:rFonts w:ascii="Times New Roman" w:hAnsi="Times New Roman" w:cs="Times New Roman"/>
+        </w:rPr>
+      </w:pPr>
+      <w:r>
+        <w:rPr>
+          <w:rFonts w:ascii="Times New Roman" w:hAnsi="Times New Roman" w:cs="Times New Roman"/>
+        </w:rPr>
+        <w:t>Рисунок 14. Запрос 7</w:t>
+      </w:r>
+    </w:p>
+    <w:p>
+      <w:pPr>
+        <w:pStyle w:val="a7"/>
+        <w:spacing w:after="0" w:line="240" w:lineRule="auto"/>
+        <w:ind w:left="0" w:firstLine="0"/>
+        <w:contextualSpacing w:val="0"/>
+        <w:jc w:val="center"/>
+        <w:rPr>
+          <w:rFonts w:ascii="Times New Roman" w:hAnsi="Times New Roman" w:cs="Times New Roman"/>
+        </w:rPr>
+      </w:pPr>
+    </w:p>
+    <w:p>
+      <w:pPr>
+        <w:pStyle w:val="a7"/>
+        <w:spacing w:after="0" w:line="240" w:lineRule="auto"/>
+        <w:ind w:left="0" w:firstLine="0"/>
+        <w:contextualSpacing w:val="0"/>
+        <w:jc w:val="center"/>
+        <w:rPr>
+          <w:rFonts w:ascii="Times New Roman" w:hAnsi="Times New Roman" w:cs="Times New Roman"/>
+        </w:rPr>
+      </w:pPr>
+    </w:p>
+    <w:p>
+      <w:pPr>
+        <w:pStyle w:val="a7"/>
+        <w:numPr>
+          <w:ilvl w:val="0"/>
+          <w:numId w:val="6"/>
+        </w:numPr>
+        <w:spacing w:after="0"/>
+        <w:ind w:left="0" w:firstLine="709"/>
+        <w:contextualSpacing w:val="0"/>
+        <w:rPr>
+          <w:rFonts w:ascii="Times New Roman" w:hAnsi="Times New Roman" w:cs="Times New Roman"/>
+          <w:sz w:val="28"/>
+          <w:szCs w:val="28"/>
+        </w:rPr>
+      </w:pPr>
+      <w:r>
+        <w:rPr>
+          <w:rFonts w:ascii="Times New Roman" w:hAnsi="Times New Roman" w:cs="Times New Roman"/>
+          <w:sz w:val="28"/>
+          <w:szCs w:val="28"/>
+        </w:rPr>
+        <w:t>Клиенты и общая сумма их покупок</w:t>
+      </w:r>
+      <w:r>
+        <w:rPr>
+          <w:rFonts w:ascii="Times New Roman" w:hAnsi="Times New Roman" w:cs="Times New Roman"/>
+          <w:sz w:val="28"/>
+          <w:szCs w:val="28"/>
+        </w:rPr>
+        <w:t>.</w:t>
+      </w:r>
+      <w:r>
+        <w:rPr>
+          <w:rFonts w:ascii="Times New Roman" w:hAnsi="Times New Roman" w:cs="Times New Roman"/>
+          <w:sz w:val="28"/>
+          <w:szCs w:val="28"/>
+        </w:rPr>
+        <w:t>(см.рис. 15)</w:t>
+      </w:r>
+    </w:p>
+    <w:p>
+      <w:pPr>
+        <w:pStyle w:val="a7"/>
+        <w:spacing w:after="0" w:line="240" w:lineRule="auto"/>
+        <w:ind w:left="709" w:firstLine="0"/>
+        <w:rPr>
+          <w:rFonts w:ascii="Courier New" w:hAnsi="Courier New" w:cs="Courier New"/>
+          <w:lang w:val="en-US"/>
+        </w:rPr>
+      </w:pPr>
+      <w:r>
+        <w:rPr>
+          <w:rFonts w:ascii="Courier New" w:hAnsi="Courier New" w:cs="Courier New"/>
+          <w:lang w:val="en-US"/>
+        </w:rPr>
+        <w:t xml:space="preserve">SELECT </w:t>
+      </w:r>
+    </w:p>
+    <w:p>
+      <w:pPr>
+        <w:pStyle w:val="a7"/>
+        <w:spacing w:after="0" w:line="240" w:lineRule="auto"/>
+        <w:ind w:left="709" w:firstLine="0"/>
+        <w:rPr>
+          <w:rFonts w:ascii="Courier New" w:hAnsi="Courier New" w:cs="Courier New"/>
+          <w:lang w:val="en-US"/>
+        </w:rPr>
+      </w:pPr>
+      <w:r>
+        <w:rPr>
+          <w:rFonts w:ascii="Courier New" w:hAnsi="Courier New" w:cs="Courier New"/>
+          <w:lang w:val="en-US"/>
+        </w:rPr>
+        <w:t xml:space="preserve">    c.last_name,</w:t>
+      </w:r>
+    </w:p>
+    <w:p>
+      <w:pPr>
+        <w:pStyle w:val="a7"/>
+        <w:spacing w:after="0" w:line="240" w:lineRule="auto"/>
+        <w:ind w:left="709" w:firstLine="0"/>
+        <w:rPr>
+          <w:rFonts w:ascii="Courier New" w:hAnsi="Courier New" w:cs="Courier New"/>
+          <w:lang w:val="en-US"/>
+        </w:rPr>
+      </w:pPr>
+      <w:r>
+        <w:rPr>
+          <w:rFonts w:ascii="Courier New" w:hAnsi="Courier New" w:cs="Courier New"/>
+          <w:lang w:val="en-US"/>
+        </w:rPr>
+        <w:t xml:space="preserve">    c.first_name,</w:t>
+      </w:r>
+    </w:p>
+    <w:p>
+      <w:pPr>
+        <w:pStyle w:val="a7"/>
+        <w:spacing w:after="0" w:line="240" w:lineRule="auto"/>
+        <w:ind w:left="709" w:firstLine="0"/>
+        <w:rPr>
+          <w:rFonts w:ascii="Courier New" w:hAnsi="Courier New" w:cs="Courier New"/>
+          <w:lang w:val="en-US"/>
+        </w:rPr>
+      </w:pPr>
+      <w:r>
+        <w:rPr>
+          <w:rFonts w:ascii="Courier New" w:hAnsi="Courier New" w:cs="Courier New"/>
+          <w:lang w:val="en-US"/>
+        </w:rPr>
+        <w:t xml:space="preserve">    SUM(p.price * (1 - o.discount_percent/100)) AS total_spent</w:t>
+      </w:r>
+    </w:p>
+    <w:p>
+      <w:pPr>
+        <w:pStyle w:val="a7"/>
+        <w:spacing w:after="0" w:line="240" w:lineRule="auto"/>
+        <w:ind w:left="709" w:firstLine="0"/>
+        <w:rPr>
+          <w:rFonts w:ascii="Courier New" w:hAnsi="Courier New" w:cs="Courier New"/>
+          <w:lang w:val="en-US"/>
+        </w:rPr>
+      </w:pPr>
+      <w:r>
+        <w:rPr>
+          <w:rFonts w:ascii="Courier New" w:hAnsi="Courier New" w:cs="Courier New"/>
+          <w:lang w:val="en-US"/>
+        </w:rPr>
+        <w:t>FROM Orders o</w:t>
+      </w:r>
+    </w:p>
+    <w:p>
+      <w:pPr>
+        <w:pStyle w:val="a7"/>
+        <w:spacing w:after="0" w:line="240" w:lineRule="auto"/>
+        <w:ind w:left="709" w:firstLine="0"/>
+        <w:rPr>
+          <w:rFonts w:ascii="Courier New" w:hAnsi="Courier New" w:cs="Courier New"/>
+          <w:lang w:val="en-US"/>
+        </w:rPr>
+      </w:pPr>
+      <w:r>
+        <w:rPr>
+          <w:rFonts w:ascii="Courier New" w:hAnsi="Courier New" w:cs="Courier New"/>
+          <w:lang w:val="en-US"/>
+        </w:rPr>
+        <w:t>JOIN Clients c ON o.client_id = c.client_id</w:t>
+      </w:r>
+    </w:p>
+    <w:p>
+      <w:pPr>
+        <w:pStyle w:val="a7"/>
+        <w:spacing w:after="0" w:line="240" w:lineRule="auto"/>
+        <w:ind w:left="709" w:firstLine="0"/>
+        <w:rPr>
+          <w:rFonts w:ascii="Courier New" w:hAnsi="Courier New" w:cs="Courier New"/>
+          <w:lang w:val="en-US"/>
+        </w:rPr>
+      </w:pPr>
+      <w:r>
+        <w:rPr>
+          <w:rFonts w:ascii="Courier New" w:hAnsi="Courier New" w:cs="Courier New"/>
+          <w:lang w:val="en-US"/>
+        </w:rPr>
+        <w:t>JOIN Products p ON o.product_id = p.product_id</w:t>
+      </w:r>
+    </w:p>
+    <w:p>
+      <w:pPr>
+        <w:pStyle w:val="a7"/>
+        <w:spacing w:after="0" w:line="240" w:lineRule="auto"/>
+        <w:ind w:left="709" w:firstLine="0"/>
+        <w:rPr>
+          <w:rFonts w:ascii="Courier New" w:hAnsi="Courier New" w:cs="Courier New"/>
+          <w:lang w:val="en-US"/>
+        </w:rPr>
+      </w:pPr>
+      <w:r>
+        <w:rPr>
+          <w:rFonts w:ascii="Courier New" w:hAnsi="Courier New" w:cs="Courier New"/>
+          <w:lang w:val="en-US"/>
+        </w:rPr>
+        <w:t>GROUP BY c.client_id</w:t>
+      </w:r>
+    </w:p>
+    <w:p>
+      <w:pPr>
+        <w:pStyle w:val="a7"/>
+        <w:spacing w:after="0" w:line="240" w:lineRule="auto"/>
+        <w:ind w:left="709" w:firstLine="0"/>
+        <w:contextualSpacing w:val="0"/>
+        <w:rPr>
+          <w:rFonts w:ascii="Courier New" w:hAnsi="Courier New" w:cs="Courier New"/>
+        </w:rPr>
+      </w:pPr>
+      <w:r>
+        <w:rPr>
+          <w:rFonts w:ascii="Courier New" w:hAnsi="Courier New" w:cs="Courier New"/>
+          <w:lang w:val="en-US"/>
+        </w:rPr>
+        <w:t>ORDER BY total_spent DESC;</w:t>
+      </w:r>
+    </w:p>
+    <w:p>
+      <w:pPr>
+        <w:pStyle w:val="a7"/>
+        <w:spacing w:after="0" w:line="240" w:lineRule="auto"/>
+        <w:ind w:left="709" w:firstLine="0"/>
+        <w:contextualSpacing w:val="0"/>
+        <w:rPr>
+          <w:rFonts w:ascii="Courier New" w:hAnsi="Courier New" w:cs="Courier New"/>
+        </w:rPr>
+      </w:pPr>
+    </w:p>
+    <w:p>
+      <w:pPr>
+        <w:pStyle w:val="a7"/>
+        <w:spacing w:after="0" w:line="240" w:lineRule="auto"/>
+        <w:ind w:left="709" w:firstLine="0"/>
+        <w:contextualSpacing w:val="0"/>
+        <w:rPr>
+          <w:rFonts w:ascii="Courier New" w:hAnsi="Courier New" w:cs="Courier New"/>
+        </w:rPr>
+      </w:pPr>
+    </w:p>
+    <w:p>
+      <w:pPr>
+        <w:pStyle w:val="a7"/>
+        <w:spacing w:after="0" w:line="240" w:lineRule="auto"/>
+        <w:ind w:left="709" w:firstLine="0"/>
+        <w:contextualSpacing w:val="0"/>
+        <w:jc w:val="center"/>
+        <w:rPr>
+          <w:rFonts w:ascii="Courier New" w:hAnsi="Courier New" w:cs="Courier New"/>
+        </w:rPr>
+      </w:pPr>
+      <w:r>
+        <w:rPr>
+          <w:rFonts w:ascii="Courier New" w:hAnsi="Courier New" w:cs="Courier New"/>
+        </w:rPr>
+        <w:drawing>
+          <wp:inline distT="0" distB="0" distL="0" distR="0" wp14:anchorId="76F4E1CA" wp14:editId="2B86ED15">
+            <wp:extent cx="3086367" cy="1905165"/>
+            <wp:effectExtent l="0" t="0" r="0" b="0"/>
+            <wp:docPr id="197799850" name="Рисунок 1"/>
+            <wp:cNvGraphicFramePr>
+              <a:graphicFrameLocks xmlns:a="http://schemas.openxmlformats.org/drawingml/2006/main" noChangeAspect="1"/>
+            </wp:cNvGraphicFramePr>
+            <a:graphic xmlns:a="http://schemas.openxmlformats.org/drawingml/2006/main">
+              <a:graphicData uri="http://schemas.openxmlformats.org/drawingml/2006/picture">
+                <pic:pic xmlns:pic="http://schemas.openxmlformats.org/drawingml/2006/picture">
+                  <pic:nvPicPr>
+                    <pic:cNvPr id="197799850" name=""/>
+                    <pic:cNvPicPr/>
+                  </pic:nvPicPr>
+                  <pic:blipFill>
+                    <a:blip r:embed="rId18"/>
+                    <a:stretch>
+                      <a:fillRect/>
+                    </a:stretch>
+                  </pic:blipFill>
+                  <pic:spPr>
+                    <a:xfrm>
+                      <a:off x="0" y="0"/>
+                      <a:ext cx="3086367" cy="1905165"/>
+                    </a:xfrm>
+                    <a:prstGeom prst="rect">
+                      <a:avLst/>
+                    </a:prstGeom>
+                  </pic:spPr>
+                </pic:pic>
+              </a:graphicData>
+            </a:graphic>
+          </wp:inline>
+        </w:drawing>
+      </w:r>
+    </w:p>
+    <w:p>
+      <w:pPr>
+        <w:pStyle w:val="a7"/>
+        <w:spacing w:after="0" w:line="240" w:lineRule="auto"/>
+        <w:ind w:left="709" w:firstLine="0"/>
+        <w:contextualSpacing w:val="0"/>
+        <w:jc w:val="center"/>
+        <w:rPr>
+          <w:rFonts w:ascii="Courier New" w:hAnsi="Courier New" w:cs="Courier New"/>
+        </w:rPr>
+      </w:pPr>
+    </w:p>
+    <w:p>
+      <w:pPr>
+        <w:pStyle w:val="a7"/>
+        <w:spacing w:after="0" w:line="240" w:lineRule="auto"/>
+        <w:ind w:left="709" w:firstLine="0"/>
+        <w:contextualSpacing w:val="0"/>
+        <w:jc w:val="center"/>
+        <w:rPr>
+          <w:rFonts w:ascii="Times New Roman" w:hAnsi="Times New Roman" w:cs="Times New Roman"/>
+        </w:rPr>
+      </w:pPr>
+      <w:r>
+        <w:rPr>
+          <w:rFonts w:ascii="Times New Roman" w:hAnsi="Times New Roman" w:cs="Times New Roman"/>
+        </w:rPr>
+        <w:t>Рисунок 15.Запрос 8</w:t>
+      </w:r>
+    </w:p>
+    <w:p>
+      <w:pPr>
+        <w:pStyle w:val="a7"/>
+        <w:spacing w:after="0" w:line="240" w:lineRule="auto"/>
+        <w:ind w:left="709" w:firstLine="0"/>
+        <w:contextualSpacing w:val="0"/>
+        <w:rPr>
+          <w:rFonts w:ascii="Courier New" w:hAnsi="Courier New" w:cs="Courier New"/>
+        </w:rPr>
+      </w:pPr>
+    </w:p>
+    <w:p>
+      <w:pPr>
+        <w:pStyle w:val="a7"/>
+        <w:spacing w:after="0" w:line="240" w:lineRule="auto"/>
+        <w:ind w:left="709" w:firstLine="0"/>
+        <w:contextualSpacing w:val="0"/>
+        <w:rPr>
+          <w:rFonts w:ascii="Courier New" w:hAnsi="Courier New" w:cs="Courier New"/>
+        </w:rPr>
+      </w:pPr>
+    </w:p>
+    <w:p>
+      <w:pPr>
+        <w:pStyle w:val="a7"/>
+        <w:numPr>
+          <w:ilvl w:val="0"/>
+          <w:numId w:val="6"/>
+        </w:numPr>
+        <w:spacing w:after="0"/>
+        <w:ind w:left="0" w:firstLine="709"/>
+        <w:contextualSpacing w:val="0"/>
+        <w:rPr>
+          <w:rFonts w:ascii="Times New Roman" w:hAnsi="Times New Roman" w:cs="Times New Roman"/>
+          <w:sz w:val="28"/>
+          <w:szCs w:val="28"/>
+        </w:rPr>
+      </w:pPr>
+      <w:r>
+        <w:rPr>
+          <w:rFonts w:ascii="Times New Roman" w:hAnsi="Times New Roman" w:cs="Times New Roman"/>
+          <w:sz w:val="28"/>
+          <w:szCs w:val="28"/>
+        </w:rPr>
+        <w:t>Вывести топ-5 самых дорогих гарнитуров, когда-либо проданных.</w:t>
+      </w:r>
+      <w:r>
+        <w:rPr>
+          <w:rFonts w:ascii="Times New Roman" w:hAnsi="Times New Roman" w:cs="Times New Roman"/>
+          <w:sz w:val="28"/>
+          <w:szCs w:val="28"/>
+        </w:rPr>
+        <w:t>(см.рис. 16)</w:t>
+      </w:r>
+    </w:p>
+    <w:p>
+      <w:pPr>
+        <w:spacing w:after="0" w:line="240" w:lineRule="auto"/>
+        <w:rPr>
+          <w:rFonts w:ascii="Courier New" w:hAnsi="Courier New" w:cs="Courier New"/>
+          <w:lang w:val="en-US"/>
+        </w:rPr>
+      </w:pPr>
+      <w:r>
+        <w:rPr>
+          <w:rFonts w:ascii="Courier New" w:hAnsi="Courier New" w:cs="Courier New"/>
+          <w:lang w:val="en-US"/>
+        </w:rPr>
+        <w:t>SELECT DISTINCT</w:t>
+      </w:r>
+    </w:p>
+    <w:p>
+      <w:pPr>
+        <w:spacing w:after="0" w:line="240" w:lineRule="auto"/>
+        <w:rPr>
+          <w:rFonts w:ascii="Courier New" w:hAnsi="Courier New" w:cs="Courier New"/>
+          <w:lang w:val="en-US"/>
+        </w:rPr>
+      </w:pPr>
+      <w:r>
+        <w:rPr>
+          <w:rFonts w:ascii="Courier New" w:hAnsi="Courier New" w:cs="Courier New"/>
+          <w:lang w:val="en-US"/>
+        </w:rPr>
+        <w:t xml:space="preserve">    p.name,</w:t>
+      </w:r>
+    </w:p>
+    <w:p>
+      <w:pPr>
+        <w:spacing w:after="0" w:line="240" w:lineRule="auto"/>
+        <w:rPr>
+          <w:rFonts w:ascii="Courier New" w:hAnsi="Courier New" w:cs="Courier New"/>
+          <w:lang w:val="en-US"/>
+        </w:rPr>
+      </w:pPr>
+      <w:r>
+        <w:rPr>
+          <w:rFonts w:ascii="Courier New" w:hAnsi="Courier New" w:cs="Courier New"/>
+          <w:lang w:val="en-US"/>
+        </w:rPr>
+        <w:t xml:space="preserve">    p.type,</w:t>
+      </w:r>
+    </w:p>
+    <w:p>
+      <w:pPr>
+        <w:spacing w:after="0" w:line="240" w:lineRule="auto"/>
+        <w:rPr>
+          <w:rFonts w:ascii="Courier New" w:hAnsi="Courier New" w:cs="Courier New"/>
+          <w:lang w:val="en-US"/>
+        </w:rPr>
+      </w:pPr>
+      <w:r>
+        <w:rPr>
+          <w:rFonts w:ascii="Courier New" w:hAnsi="Courier New" w:cs="Courier New"/>
+          <w:lang w:val="en-US"/>
+        </w:rPr>
+        <w:t xml:space="preserve">    p.price,</w:t>
+      </w:r>
+    </w:p>
+    <w:p>
+      <w:pPr>
+        <w:spacing w:after="0" w:line="240" w:lineRule="auto"/>
+        <w:rPr>
+          <w:rFonts w:ascii="Courier New" w:hAnsi="Courier New" w:cs="Courier New"/>
+          <w:lang w:val="en-US"/>
+        </w:rPr>
+      </w:pPr>
+      <w:r>
+        <w:rPr>
+          <w:rFonts w:ascii="Courier New" w:hAnsi="Courier New" w:cs="Courier New"/>
+          <w:lang w:val="en-US"/>
+        </w:rPr>
+        <w:t xml:space="preserve">    p.country</w:t>
+      </w:r>
+    </w:p>
+    <w:p>
+      <w:pPr>
+        <w:spacing w:after="0" w:line="240" w:lineRule="auto"/>
+        <w:rPr>
+          <w:rFonts w:ascii="Courier New" w:hAnsi="Courier New" w:cs="Courier New"/>
+          <w:lang w:val="en-US"/>
+        </w:rPr>
+      </w:pPr>
+      <w:r>
+        <w:rPr>
+          <w:rFonts w:ascii="Courier New" w:hAnsi="Courier New" w:cs="Courier New"/>
+          <w:lang w:val="en-US"/>
+        </w:rPr>
+        <w:t>FROM Products p</w:t>
+      </w:r>
+    </w:p>
+    <w:p>
+      <w:pPr>
+        <w:spacing w:after="0" w:line="240" w:lineRule="auto"/>
+        <w:rPr>
+          <w:rFonts w:ascii="Courier New" w:hAnsi="Courier New" w:cs="Courier New"/>
+          <w:lang w:val="en-US"/>
+        </w:rPr>
+      </w:pPr>
+      <w:r>
+        <w:rPr>
+          <w:rFonts w:ascii="Courier New" w:hAnsi="Courier New" w:cs="Courier New"/>
+          <w:lang w:val="en-US"/>
+        </w:rPr>
+        <w:t>INNER JOIN Orders o ON p.product_id = o.product_id</w:t>
+      </w:r>
+    </w:p>
+    <w:p>
+      <w:pPr>
+        <w:spacing w:after="0" w:line="240" w:lineRule="auto"/>
+        <w:rPr>
+          <w:rFonts w:ascii="Courier New" w:hAnsi="Courier New" w:cs="Courier New"/>
+          <w:lang w:val="en-US"/>
+        </w:rPr>
+      </w:pPr>
+      <w:r>
+        <w:rPr>
+          <w:rFonts w:ascii="Courier New" w:hAnsi="Courier New" w:cs="Courier New"/>
+          <w:lang w:val="en-US"/>
+        </w:rPr>
+        <w:t>ORDER BY p.price DESC</w:t>
+      </w:r>
+    </w:p>
+    <w:p>
+      <w:pPr>
+        <w:spacing w:after="0" w:line="240" w:lineRule="auto"/>
+        <w:rPr>
+          <w:rFonts w:ascii="Courier New" w:hAnsi="Courier New" w:cs="Courier New"/>
+        </w:rPr>
+      </w:pPr>
+      <w:r>
+        <w:rPr>
+          <w:rFonts w:ascii="Courier New" w:hAnsi="Courier New" w:cs="Courier New"/>
+          <w:lang w:val="en-US"/>
+        </w:rPr>
+        <w:t>LIMIT 5;</w:t>
+      </w:r>
+    </w:p>
+    <w:p>
+      <w:pPr>
+        <w:spacing w:after="0" w:line="240" w:lineRule="auto"/>
+        <w:rPr>
+          <w:rFonts w:ascii="Courier New" w:hAnsi="Courier New" w:cs="Courier New"/>
+        </w:rPr>
+      </w:pPr>
+    </w:p>
+    <w:p>
+      <w:pPr>
+        <w:spacing w:after="0" w:line="240" w:lineRule="auto"/>
+        <w:jc w:val="center"/>
+        <w:rPr>
+          <w:rFonts w:ascii="Courier New" w:hAnsi="Courier New" w:cs="Courier New"/>
+        </w:rPr>
+      </w:pPr>
+      <w:r>
+        <w:rPr>
+          <w:rFonts w:ascii="Courier New" w:hAnsi="Courier New" w:cs="Courier New"/>
+        </w:rPr>
+        <w:lastRenderedPageBreak/>
+        <w:drawing>
+          <wp:inline distT="0" distB="0" distL="0" distR="0" wp14:anchorId="21AFEFA9" wp14:editId="7589E9C1">
+            <wp:extent cx="3139712" cy="1234547"/>
+            <wp:effectExtent l="0" t="0" r="3810" b="3810"/>
+            <wp:docPr id="1389823626" name="Рисунок 1"/>
+            <wp:cNvGraphicFramePr>
+              <a:graphicFrameLocks xmlns:a="http://schemas.openxmlformats.org/drawingml/2006/main" noChangeAspect="1"/>
+            </wp:cNvGraphicFramePr>
+            <a:graphic xmlns:a="http://schemas.openxmlformats.org/drawingml/2006/main">
+              <a:graphicData uri="http://schemas.openxmlformats.org/drawingml/2006/picture">
+                <pic:pic xmlns:pic="http://schemas.openxmlformats.org/drawingml/2006/picture">
+                  <pic:nvPicPr>
+                    <pic:cNvPr id="1389823626" name=""/>
+                    <pic:cNvPicPr/>
+                  </pic:nvPicPr>
+                  <pic:blipFill>
+                    <a:blip r:embed="rId19"/>
+                    <a:stretch>
+                      <a:fillRect/>
+                    </a:stretch>
+                  </pic:blipFill>
+                  <pic:spPr>
+                    <a:xfrm>
+                      <a:off x="0" y="0"/>
+                      <a:ext cx="3139712" cy="1234547"/>
+                    </a:xfrm>
+                    <a:prstGeom prst="rect">
+                      <a:avLst/>
+                    </a:prstGeom>
+                  </pic:spPr>
+                </pic:pic>
+              </a:graphicData>
+            </a:graphic>
+          </wp:inline>
+        </w:drawing>
+      </w:r>
+    </w:p>
+    <w:p>
+      <w:pPr>
+        <w:spacing w:after="0" w:line="240" w:lineRule="auto"/>
+        <w:jc w:val="center"/>
+        <w:rPr>
+          <w:rFonts w:ascii="Courier New" w:hAnsi="Courier New" w:cs="Courier New"/>
+        </w:rPr>
+      </w:pPr>
+    </w:p>
+    <w:p>
+      <w:pPr>
+        <w:spacing w:after="0" w:line="240" w:lineRule="auto"/>
+        <w:jc w:val="center"/>
+        <w:rPr>
+          <w:rFonts w:ascii="Times New Roman" w:hAnsi="Times New Roman" w:cs="Times New Roman"/>
+        </w:rPr>
+      </w:pPr>
+      <w:r>
+        <w:rPr>
+          <w:rFonts w:ascii="Times New Roman" w:hAnsi="Times New Roman" w:cs="Times New Roman"/>
+        </w:rPr>
+        <w:t>Рисунок 16.Запрос 9</w:t>
+      </w:r>
+    </w:p>
+    <w:p>
+      <w:pPr>
+        <w:spacing w:after="0" w:line="240" w:lineRule="auto"/>
+        <w:rPr>
+          <w:rFonts w:ascii="Courier New" w:hAnsi="Courier New" w:cs="Courier New"/>
+        </w:rPr>
+      </w:pPr>
+    </w:p>
+    <w:p>
+      <w:pPr>
+        <w:pStyle w:val="a7"/>
+        <w:numPr>
+          <w:ilvl w:val="0"/>
+          <w:numId w:val="6"/>
+        </w:numPr>
+        <w:spacing w:after="0"/>
+        <w:ind w:left="0" w:firstLine="709"/>
+        <w:contextualSpacing w:val="0"/>
+        <w:rPr>
+          <w:rFonts w:ascii="Times New Roman" w:hAnsi="Times New Roman" w:cs="Times New Roman"/>
+          <w:sz w:val="28"/>
+          <w:szCs w:val="28"/>
+        </w:rPr>
+      </w:pPr>
+      <w:r>
+        <w:rPr>
+          <w:rFonts w:ascii="Times New Roman" w:hAnsi="Times New Roman" w:cs="Times New Roman"/>
+          <w:sz w:val="28"/>
+          <w:szCs w:val="28"/>
+        </w:rPr>
+        <w:t>Вывести список клиентов, заказавших кухонные гарнитур</w:t>
+      </w:r>
+      <w:r>
+        <w:rPr>
+          <w:rFonts w:ascii="Times New Roman" w:hAnsi="Times New Roman" w:cs="Times New Roman"/>
+          <w:sz w:val="28"/>
+          <w:szCs w:val="28"/>
+        </w:rPr>
+        <w:t>ы</w:t>
+      </w:r>
+      <w:r>
+        <w:rPr>
+          <w:rFonts w:ascii="Times New Roman" w:hAnsi="Times New Roman" w:cs="Times New Roman"/>
+          <w:sz w:val="28"/>
+          <w:szCs w:val="28"/>
+        </w:rPr>
+        <w:t>.</w:t>
+      </w:r>
+      <w:r>
+        <w:rPr>
+          <w:rFonts w:ascii="Times New Roman" w:hAnsi="Times New Roman" w:cs="Times New Roman"/>
+          <w:sz w:val="28"/>
+          <w:szCs w:val="28"/>
+        </w:rPr>
+        <w:t>(см. рис. 17)</w:t>
+      </w:r>
+    </w:p>
+    <w:p>
+      <w:pPr>
+        <w:pStyle w:val="a7"/>
+        <w:spacing w:after="0" w:line="240" w:lineRule="auto"/>
+        <w:ind w:left="709" w:firstLine="0"/>
+        <w:rPr>
+          <w:rFonts w:ascii="Courier New" w:hAnsi="Courier New" w:cs="Courier New"/>
+          <w:lang w:val="en-US"/>
+        </w:rPr>
+      </w:pPr>
+      <w:r>
+        <w:rPr>
+          <w:rFonts w:ascii="Courier New" w:hAnsi="Courier New" w:cs="Courier New"/>
+          <w:lang w:val="en-US"/>
+        </w:rPr>
+        <w:t xml:space="preserve">SELECT </w:t>
+      </w:r>
+    </w:p>
+    <w:p>
+      <w:pPr>
+        <w:pStyle w:val="a7"/>
+        <w:spacing w:after="0" w:line="240" w:lineRule="auto"/>
+        <w:ind w:left="709" w:firstLine="0"/>
+        <w:rPr>
+          <w:rFonts w:ascii="Courier New" w:hAnsi="Courier New" w:cs="Courier New"/>
+          <w:lang w:val="en-US"/>
+        </w:rPr>
+      </w:pPr>
+      <w:r>
+        <w:rPr>
+          <w:rFonts w:ascii="Courier New" w:hAnsi="Courier New" w:cs="Courier New"/>
+          <w:lang w:val="en-US"/>
+        </w:rPr>
+        <w:t xml:space="preserve">    c.last_name,</w:t>
+      </w:r>
+    </w:p>
+    <w:p>
+      <w:pPr>
+        <w:pStyle w:val="a7"/>
+        <w:spacing w:after="0" w:line="240" w:lineRule="auto"/>
+        <w:ind w:left="709" w:firstLine="0"/>
+        <w:rPr>
+          <w:rFonts w:ascii="Courier New" w:hAnsi="Courier New" w:cs="Courier New"/>
+          <w:lang w:val="en-US"/>
+        </w:rPr>
+      </w:pPr>
+      <w:r>
+        <w:rPr>
+          <w:rFonts w:ascii="Courier New" w:hAnsi="Courier New" w:cs="Courier New"/>
+          <w:lang w:val="en-US"/>
+        </w:rPr>
+        <w:t xml:space="preserve">    c.first_name,</w:t>
+      </w:r>
+    </w:p>
+    <w:p>
+      <w:pPr>
+        <w:pStyle w:val="a7"/>
+        <w:spacing w:after="0" w:line="240" w:lineRule="auto"/>
+        <w:ind w:left="709" w:firstLine="0"/>
+        <w:rPr>
+          <w:rFonts w:ascii="Courier New" w:hAnsi="Courier New" w:cs="Courier New"/>
+          <w:lang w:val="en-US"/>
+        </w:rPr>
+      </w:pPr>
+      <w:r>
+        <w:rPr>
+          <w:rFonts w:ascii="Courier New" w:hAnsi="Courier New" w:cs="Courier New"/>
+          <w:lang w:val="en-US"/>
+        </w:rPr>
+        <w:t xml:space="preserve">    c.middle_name,</w:t>
+      </w:r>
+    </w:p>
+    <w:p>
+      <w:pPr>
+        <w:pStyle w:val="a7"/>
+        <w:spacing w:after="0" w:line="240" w:lineRule="auto"/>
+        <w:ind w:left="709" w:firstLine="0"/>
+        <w:rPr>
+          <w:rFonts w:ascii="Courier New" w:hAnsi="Courier New" w:cs="Courier New"/>
+          <w:lang w:val="en-US"/>
+        </w:rPr>
+      </w:pPr>
+      <w:r>
+        <w:rPr>
+          <w:rFonts w:ascii="Courier New" w:hAnsi="Courier New" w:cs="Courier New"/>
+          <w:lang w:val="en-US"/>
+        </w:rPr>
+        <w:t xml:space="preserve">    p.name,</w:t>
+      </w:r>
+    </w:p>
+    <w:p>
+      <w:pPr>
+        <w:pStyle w:val="a7"/>
+        <w:spacing w:after="0" w:line="240" w:lineRule="auto"/>
+        <w:ind w:left="709" w:firstLine="0"/>
+        <w:rPr>
+          <w:rFonts w:ascii="Courier New" w:hAnsi="Courier New" w:cs="Courier New"/>
+          <w:lang w:val="en-US"/>
+        </w:rPr>
+      </w:pPr>
+      <w:r>
+        <w:rPr>
+          <w:rFonts w:ascii="Courier New" w:hAnsi="Courier New" w:cs="Courier New"/>
+          <w:lang w:val="en-US"/>
+        </w:rPr>
+        <w:t xml:space="preserve">    o.order_date</w:t>
+      </w:r>
+    </w:p>
+    <w:p>
+      <w:pPr>
+        <w:pStyle w:val="a7"/>
+        <w:spacing w:after="0" w:line="240" w:lineRule="auto"/>
+        <w:ind w:left="709" w:firstLine="0"/>
+        <w:rPr>
+          <w:rFonts w:ascii="Courier New" w:hAnsi="Courier New" w:cs="Courier New"/>
+          <w:lang w:val="en-US"/>
+        </w:rPr>
+      </w:pPr>
+      <w:r>
+        <w:rPr>
+          <w:rFonts w:ascii="Courier New" w:hAnsi="Courier New" w:cs="Courier New"/>
+          <w:lang w:val="en-US"/>
+        </w:rPr>
+        <w:t>FROM Orders o</w:t>
+      </w:r>
+    </w:p>
+    <w:p>
+      <w:pPr>
+        <w:pStyle w:val="a7"/>
+        <w:spacing w:after="0" w:line="240" w:lineRule="auto"/>
+        <w:ind w:left="709" w:firstLine="0"/>
+        <w:rPr>
+          <w:rFonts w:ascii="Courier New" w:hAnsi="Courier New" w:cs="Courier New"/>
+          <w:lang w:val="en-US"/>
+        </w:rPr>
+      </w:pPr>
+      <w:r>
+        <w:rPr>
+          <w:rFonts w:ascii="Courier New" w:hAnsi="Courier New" w:cs="Courier New"/>
+          <w:lang w:val="en-US"/>
+        </w:rPr>
+        <w:t>JOIN Clients c ON o.client_id = c.client_id</w:t>
+      </w:r>
+    </w:p>
+    <w:p>
+      <w:pPr>
+        <w:pStyle w:val="a7"/>
+        <w:spacing w:after="0" w:line="240" w:lineRule="auto"/>
+        <w:ind w:left="709" w:firstLine="0"/>
+        <w:rPr>
+          <w:rFonts w:ascii="Courier New" w:hAnsi="Courier New" w:cs="Courier New"/>
+          <w:lang w:val="en-US"/>
+        </w:rPr>
+      </w:pPr>
+      <w:r>
+        <w:rPr>
+          <w:rFonts w:ascii="Courier New" w:hAnsi="Courier New" w:cs="Courier New"/>
+          <w:lang w:val="en-US"/>
+        </w:rPr>
+        <w:t>JOIN Products p ON o.product_id = p.product_id</w:t>
+      </w:r>
+    </w:p>
+    <w:p>
+      <w:pPr>
+        <w:pStyle w:val="a7"/>
+        <w:spacing w:after="0" w:line="240" w:lineRule="auto"/>
+        <w:ind w:left="709" w:firstLine="0"/>
+        <w:contextualSpacing w:val="0"/>
+        <w:rPr>
+          <w:rFonts w:ascii="Courier New" w:hAnsi="Courier New" w:cs="Courier New"/>
+        </w:rPr>
+      </w:pPr>
+      <w:r>
+        <w:rPr>
+          <w:rFonts w:ascii="Courier New" w:hAnsi="Courier New" w:cs="Courier New"/>
+        </w:rPr>
+        <w:t>WHERE p.type = 'кухонный';</w:t>
+      </w:r>
+    </w:p>
+    <w:p>
+      <w:pPr>
+        <w:pStyle w:val="a7"/>
+        <w:spacing w:after="0" w:line="240" w:lineRule="auto"/>
+        <w:ind w:left="1417" w:firstLine="0"/>
+        <w:rPr>
+          <w:rFonts w:ascii="Times New Roman" w:hAnsi="Times New Roman" w:cs="Times New Roman"/>
+          <w:b/>
+          <w:bCs/>
+          <w:sz w:val="28"/>
+          <w:szCs w:val="28"/>
+        </w:rPr>
+      </w:pPr>
+    </w:p>
+    <w:p>
+      <w:pPr>
+        <w:pStyle w:val="a7"/>
+        <w:spacing w:after="0" w:line="240" w:lineRule="auto"/>
+        <w:ind w:left="1417" w:firstLine="0"/>
+        <w:rPr>
+          <w:rFonts w:ascii="Times New Roman" w:hAnsi="Times New Roman" w:cs="Times New Roman"/>
+          <w:b/>
+          <w:bCs/>
+          <w:sz w:val="28"/>
+          <w:szCs w:val="28"/>
+        </w:rPr>
+      </w:pPr>
+    </w:p>
+    <w:p>
+      <w:pPr>
+        <w:pStyle w:val="a7"/>
+        <w:spacing w:after="0" w:line="240" w:lineRule="auto"/>
+        <w:ind w:left="1417" w:firstLine="0"/>
+        <w:rPr>
+          <w:rFonts w:ascii="Times New Roman" w:hAnsi="Times New Roman" w:cs="Times New Roman"/>
+          <w:b/>
+          <w:bCs/>
+          <w:sz w:val="28"/>
+          <w:szCs w:val="28"/>
+        </w:rPr>
+      </w:pPr>
+    </w:p>
+    <w:p>
+      <w:pPr>
+        <w:pStyle w:val="a7"/>
+        <w:spacing w:after="0" w:line="240" w:lineRule="auto"/>
+        <w:ind w:left="1417" w:firstLine="0"/>
+        <w:rPr>
+          <w:rFonts w:ascii="Times New Roman" w:hAnsi="Times New Roman" w:cs="Times New Roman"/>
+          <w:b/>
+          <w:bCs/>
+          <w:sz w:val="28"/>
+          <w:szCs w:val="28"/>
+        </w:rPr>
+      </w:pPr>
+      <w:r>
+        <w:rPr>
+          <w:rFonts w:ascii="Times New Roman" w:hAnsi="Times New Roman" w:cs="Times New Roman"/>
+          <w:b/>
+          <w:bCs/>
+          <w:sz w:val="28"/>
+          <w:szCs w:val="28"/>
+        </w:rPr>
+        <w:drawing>
+          <wp:inline distT="0" distB="0" distL="0" distR="0" wp14:anchorId="509C9AAB" wp14:editId="22E666CB">
+            <wp:extent cx="4953429" cy="838273"/>
+            <wp:effectExtent l="0" t="0" r="0" b="0"/>
+            <wp:docPr id="1382286719" name="Рисунок 1"/>
+            <wp:cNvGraphicFramePr>
+              <a:graphicFrameLocks xmlns:a="http://schemas.openxmlformats.org/drawingml/2006/main" noChangeAspect="1"/>
+            </wp:cNvGraphicFramePr>
+            <a:graphic xmlns:a="http://schemas.openxmlformats.org/drawingml/2006/main">
+              <a:graphicData uri="http://schemas.openxmlformats.org/drawingml/2006/picture">
+                <pic:pic xmlns:pic="http://schemas.openxmlformats.org/drawingml/2006/picture">
+                  <pic:nvPicPr>
+                    <pic:cNvPr id="1382286719" name=""/>
+                    <pic:cNvPicPr/>
+                  </pic:nvPicPr>
+                  <pic:blipFill>
+                    <a:blip r:embed="rId20"/>
+                    <a:stretch>
+                      <a:fillRect/>
+                    </a:stretch>
+                  </pic:blipFill>
+                  <pic:spPr>
+                    <a:xfrm>
+                      <a:off x="0" y="0"/>
+                      <a:ext cx="4953429" cy="838273"/>
+                    </a:xfrm>
+                    <a:prstGeom prst="rect">
+                      <a:avLst/>
+                    </a:prstGeom>
+                  </pic:spPr>
+                </pic:pic>
+              </a:graphicData>
+            </a:graphic>
+          </wp:inline>
+        </w:drawing>
+      </w:r>
+    </w:p>
+    <w:p>
+      <w:pPr>
+        <w:pStyle w:val="a7"/>
+        <w:spacing w:after="0" w:line="240" w:lineRule="auto"/>
+        <w:ind w:left="1417" w:firstLine="0"/>
+        <w:rPr>
+          <w:rFonts w:ascii="Times New Roman" w:hAnsi="Times New Roman" w:cs="Times New Roman"/>
+          <w:b/>
+          <w:bCs/>
+          <w:sz w:val="28"/>
+          <w:szCs w:val="28"/>
+        </w:rPr>
+      </w:pPr>
+    </w:p>
+    <w:p>
+      <w:pPr>
+        <w:pStyle w:val="a7"/>
+        <w:spacing w:after="0" w:line="240" w:lineRule="auto"/>
+        <w:ind w:left="1417" w:firstLine="0"/>
+        <w:jc w:val="center"/>
+        <w:rPr>
+          <w:rFonts w:ascii="Times New Roman" w:hAnsi="Times New Roman" w:cs="Times New Roman"/>
+        </w:rPr>
+      </w:pPr>
+      <w:r>
+        <w:rPr>
+          <w:rFonts w:ascii="Times New Roman" w:hAnsi="Times New Roman" w:cs="Times New Roman"/>
+        </w:rPr>
+        <w:t>Рисунок 17</w:t>
+      </w:r>
+      <w:r>
+        <w:rPr>
+          <w:rFonts w:ascii="Times New Roman" w:hAnsi="Times New Roman" w:cs="Times New Roman"/>
+        </w:rPr>
+        <w:t>. Запрос 10</w:t>
+      </w:r>
+    </w:p>
+    <w:p>
+      <w:pPr>
+        <w:pStyle w:val="a7"/>
+        <w:spacing w:after="0" w:line="240" w:lineRule="auto"/>
+        <w:ind w:left="1417" w:firstLine="0"/>
+        <w:rPr>
+          <w:rFonts w:ascii="Times New Roman" w:hAnsi="Times New Roman" w:cs="Times New Roman"/>
+          <w:b/>
+          <w:bCs/>
+          <w:sz w:val="28"/>
+          <w:szCs w:val="28"/>
+        </w:rPr>
+      </w:pPr>
     </w:p>
     <w:sectPr>
       <w:pgSz w:w="11906" w:h="16838"/>
@@ -4170,6 +9015,119 @@
 <file path=word/numbering.xml><?xml version="1.0" encoding="utf-8"?>
 <w:numbering xmlns:wpc="http://schemas.microsoft.com/office/word/2010/wordprocessingCanvas" xmlns:cx="http://schemas.microsoft.com/office/drawing/2014/chartex" xmlns:cx1="http://schemas.microsoft.com/office/drawing/2015/9/8/chartex" xmlns:cx2="http://schemas.microsoft.com/office/drawing/2015/10/21/chartex" xmlns:cx3="http://schemas.microsoft.com/office/drawing/2016/5/9/chartex" xmlns:cx4="http://schemas.microsoft.com/office/drawing/2016/5/10/chartex" xmlns:cx5="http://schemas.microsoft.com/office/drawing/2016/5/11/chartex" xmlns:cx6="http://schemas.microsoft.com/office/drawing/2016/5/12/chartex" xmlns:cx7="http://schemas.microsoft.com/office/drawing/2016/5/13/chartex" xmlns:cx8="http://schemas.microsoft.com/office/drawing/2016/5/14/chartex" xmlns:mc="http://schemas.openxmlformats.org/markup-compatibility/2006" xmlns:aink="http://schemas.microsoft.com/office/drawing/2016/ink" xmlns:am3d="http://schemas.microsoft.com/office/drawing/2017/model3d" xmlns:o="urn:schemas-microsoft-com:office:office" xmlns:oel="http://schemas.microsoft.com/office/2019/extlst" xmlns:r="http://schemas.openxmlformats.org/officeDocument/2006/relationships" xmlns:m="http://schemas.openxmlformats.org/officeDocument/2006/math" xmlns:v="urn:schemas-microsoft-com:vml" xmlns:wp14="http://schemas.microsoft.com/office/word/2010/wordprocessingDrawing" xmlns:wp="http://schemas.openxmlformats.org/drawingml/2006/wordprocessingDrawing" xmlns:w10="urn:schemas-microsoft-com:office:word" xmlns:w="http://schemas.openxmlformats.org/wordprocessingml/2006/main" xmlns:w14="http://schemas.microsoft.com/office/word/2010/wordml" xmlns:w15="http://schemas.microsoft.com/office/word/2012/wordml" xmlns:w16cex="http://schemas.microsoft.com/office/word/2018/wordml/cex" xmlns:w16cid="http://schemas.microsoft.com/office/word/2016/wordml/cid" xmlns:w16="http://schemas.microsoft.com/office/word/2018/wordml" xmlns:w16du="http://schemas.microsoft.com/office/word/2023/wordml/word16du" xmlns:w16sdtdh="http://schemas.microsoft.com/office/word/2020/wordml/sdtdatahash" xmlns:w16sdtfl="http://schemas.microsoft.com/office/word/2024/wordml/sdtformatlock" xmlns:w16se="http://schemas.microsoft.com/office/word/2015/wordml/symex" xmlns:wpg="http://schemas.microsoft.com/office/word/2010/wordprocessingGroup" xmlns:wpi="http://schemas.microsoft.com/office/word/2010/wordprocessingInk" xmlns:wne="http://schemas.microsoft.com/office/word/2006/wordml" xmlns:wps="http://schemas.microsoft.com/office/word/2010/wordprocessingShape" mc:Ignorable="w14 w15 w16se w16cid w16 w16cex w16sdtdh w16sdtfl w16du wp14">
   <w:abstractNum w:abstractNumId="0" w15:restartNumberingAfterBreak="0">
+    <w:nsid w:val="04002B4D"/>
+    <w:multiLevelType w:val="multilevel"/>
+    <w:tmpl w:val="D3283068"/>
+    <w:lvl w:ilvl="0">
+      <w:start w:val="1"/>
+      <w:numFmt w:val="decimal"/>
+      <w:lvlText w:val="%1."/>
+      <w:lvlJc w:val="left"/>
+      <w:pPr>
+        <w:tabs>
+          <w:tab w:val="num" w:pos="720"/>
+        </w:tabs>
+        <w:ind w:left="720" w:hanging="360"/>
+      </w:pPr>
+    </w:lvl>
+    <w:lvl w:ilvl="1" w:tentative="1">
+      <w:start w:val="1"/>
+      <w:numFmt w:val="decimal"/>
+      <w:lvlText w:val="%2."/>
+      <w:lvlJc w:val="left"/>
+      <w:pPr>
+        <w:tabs>
+          <w:tab w:val="num" w:pos="1440"/>
+        </w:tabs>
+        <w:ind w:left="1440" w:hanging="360"/>
+      </w:pPr>
+    </w:lvl>
+    <w:lvl w:ilvl="2" w:tentative="1">
+      <w:start w:val="1"/>
+      <w:numFmt w:val="decimal"/>
+      <w:lvlText w:val="%3."/>
+      <w:lvlJc w:val="left"/>
+      <w:pPr>
+        <w:tabs>
+          <w:tab w:val="num" w:pos="2160"/>
+        </w:tabs>
+        <w:ind w:left="2160" w:hanging="360"/>
+      </w:pPr>
+    </w:lvl>
+    <w:lvl w:ilvl="3" w:tentative="1">
+      <w:start w:val="1"/>
+      <w:numFmt w:val="decimal"/>
+      <w:lvlText w:val="%4."/>
+      <w:lvlJc w:val="left"/>
+      <w:pPr>
+        <w:tabs>
+          <w:tab w:val="num" w:pos="2880"/>
+        </w:tabs>
+        <w:ind w:left="2880" w:hanging="360"/>
+      </w:pPr>
+    </w:lvl>
+    <w:lvl w:ilvl="4" w:tentative="1">
+      <w:start w:val="1"/>
+      <w:numFmt w:val="decimal"/>
+      <w:lvlText w:val="%5."/>
+      <w:lvlJc w:val="left"/>
+      <w:pPr>
+        <w:tabs>
+          <w:tab w:val="num" w:pos="3600"/>
+        </w:tabs>
+        <w:ind w:left="3600" w:hanging="360"/>
+      </w:pPr>
+    </w:lvl>
+    <w:lvl w:ilvl="5" w:tentative="1">
+      <w:start w:val="1"/>
+      <w:numFmt w:val="decimal"/>
+      <w:lvlText w:val="%6."/>
+      <w:lvlJc w:val="left"/>
+      <w:pPr>
+        <w:tabs>
+          <w:tab w:val="num" w:pos="4320"/>
+        </w:tabs>
+        <w:ind w:left="4320" w:hanging="360"/>
+      </w:pPr>
+    </w:lvl>
+    <w:lvl w:ilvl="6" w:tentative="1">
+      <w:start w:val="1"/>
+      <w:numFmt w:val="decimal"/>
+      <w:lvlText w:val="%7."/>
+      <w:lvlJc w:val="left"/>
+      <w:pPr>
+        <w:tabs>
+          <w:tab w:val="num" w:pos="5040"/>
+        </w:tabs>
+        <w:ind w:left="5040" w:hanging="360"/>
+      </w:pPr>
+    </w:lvl>
+    <w:lvl w:ilvl="7" w:tentative="1">
+      <w:start w:val="1"/>
+      <w:numFmt w:val="decimal"/>
+      <w:lvlText w:val="%8."/>
+      <w:lvlJc w:val="left"/>
+      <w:pPr>
+        <w:tabs>
+          <w:tab w:val="num" w:pos="5760"/>
+        </w:tabs>
+        <w:ind w:left="5760" w:hanging="360"/>
+      </w:pPr>
+    </w:lvl>
+    <w:lvl w:ilvl="8" w:tentative="1">
+      <w:start w:val="1"/>
+      <w:numFmt w:val="decimal"/>
+      <w:lvlText w:val="%9."/>
+      <w:lvlJc w:val="left"/>
+      <w:pPr>
+        <w:tabs>
+          <w:tab w:val="num" w:pos="6480"/>
+        </w:tabs>
+        <w:ind w:left="6480" w:hanging="360"/>
+      </w:pPr>
+    </w:lvl>
+  </w:abstractNum>
+  <w:abstractNum w:abstractNumId="1" w15:restartNumberingAfterBreak="0">
     <w:nsid w:val="1CDB3BD0"/>
     <w:multiLevelType w:val="multilevel"/>
     <w:tmpl w:val="D3283068"/>
@@ -4282,7 +9240,7 @@
       </w:pPr>
     </w:lvl>
   </w:abstractNum>
-  <w:abstractNum w:abstractNumId="1" w15:restartNumberingAfterBreak="0">
+  <w:abstractNum w:abstractNumId="2" w15:restartNumberingAfterBreak="0">
     <w:nsid w:val="34E61E3A"/>
     <w:multiLevelType w:val="multilevel"/>
     <w:tmpl w:val="4506727C"/>
@@ -4403,7 +9361,7 @@
       </w:rPr>
     </w:lvl>
   </w:abstractNum>
-  <w:abstractNum w:abstractNumId="2" w15:restartNumberingAfterBreak="0">
+  <w:abstractNum w:abstractNumId="3" w15:restartNumberingAfterBreak="0">
     <w:nsid w:val="362E3AB9"/>
     <w:multiLevelType w:val="multilevel"/>
     <w:tmpl w:val="F600EC58"/>
@@ -4516,7 +9474,120 @@
       </w:pPr>
     </w:lvl>
   </w:abstractNum>
-  <w:abstractNum w:abstractNumId="3" w15:restartNumberingAfterBreak="0">
+  <w:abstractNum w:abstractNumId="4" w15:restartNumberingAfterBreak="0">
+    <w:nsid w:val="3E254E52"/>
+    <w:multiLevelType w:val="multilevel"/>
+    <w:tmpl w:val="F600EC58"/>
+    <w:lvl w:ilvl="0">
+      <w:start w:val="1"/>
+      <w:numFmt w:val="decimal"/>
+      <w:lvlText w:val="%1."/>
+      <w:lvlJc w:val="left"/>
+      <w:pPr>
+        <w:tabs>
+          <w:tab w:val="num" w:pos="720"/>
+        </w:tabs>
+        <w:ind w:left="720" w:hanging="360"/>
+      </w:pPr>
+    </w:lvl>
+    <w:lvl w:ilvl="1" w:tentative="1">
+      <w:start w:val="1"/>
+      <w:numFmt w:val="decimal"/>
+      <w:lvlText w:val="%2."/>
+      <w:lvlJc w:val="left"/>
+      <w:pPr>
+        <w:tabs>
+          <w:tab w:val="num" w:pos="1440"/>
+        </w:tabs>
+        <w:ind w:left="1440" w:hanging="360"/>
+      </w:pPr>
+    </w:lvl>
+    <w:lvl w:ilvl="2" w:tentative="1">
+      <w:start w:val="1"/>
+      <w:numFmt w:val="decimal"/>
+      <w:lvlText w:val="%3."/>
+      <w:lvlJc w:val="left"/>
+      <w:pPr>
+        <w:tabs>
+          <w:tab w:val="num" w:pos="2160"/>
+        </w:tabs>
+        <w:ind w:left="2160" w:hanging="360"/>
+      </w:pPr>
+    </w:lvl>
+    <w:lvl w:ilvl="3" w:tentative="1">
+      <w:start w:val="1"/>
+      <w:numFmt w:val="decimal"/>
+      <w:lvlText w:val="%4."/>
+      <w:lvlJc w:val="left"/>
+      <w:pPr>
+        <w:tabs>
+          <w:tab w:val="num" w:pos="2880"/>
+        </w:tabs>
+        <w:ind w:left="2880" w:hanging="360"/>
+      </w:pPr>
+    </w:lvl>
+    <w:lvl w:ilvl="4" w:tentative="1">
+      <w:start w:val="1"/>
+      <w:numFmt w:val="decimal"/>
+      <w:lvlText w:val="%5."/>
+      <w:lvlJc w:val="left"/>
+      <w:pPr>
+        <w:tabs>
+          <w:tab w:val="num" w:pos="3600"/>
+        </w:tabs>
+        <w:ind w:left="3600" w:hanging="360"/>
+      </w:pPr>
+    </w:lvl>
+    <w:lvl w:ilvl="5" w:tentative="1">
+      <w:start w:val="1"/>
+      <w:numFmt w:val="decimal"/>
+      <w:lvlText w:val="%6."/>
+      <w:lvlJc w:val="left"/>
+      <w:pPr>
+        <w:tabs>
+          <w:tab w:val="num" w:pos="4320"/>
+        </w:tabs>
+        <w:ind w:left="4320" w:hanging="360"/>
+      </w:pPr>
+    </w:lvl>
+    <w:lvl w:ilvl="6" w:tentative="1">
+      <w:start w:val="1"/>
+      <w:numFmt w:val="decimal"/>
+      <w:lvlText w:val="%7."/>
+      <w:lvlJc w:val="left"/>
+      <w:pPr>
+        <w:tabs>
+          <w:tab w:val="num" w:pos="5040"/>
+        </w:tabs>
+        <w:ind w:left="5040" w:hanging="360"/>
+      </w:pPr>
+    </w:lvl>
+    <w:lvl w:ilvl="7" w:tentative="1">
+      <w:start w:val="1"/>
+      <w:numFmt w:val="decimal"/>
+      <w:lvlText w:val="%8."/>
+      <w:lvlJc w:val="left"/>
+      <w:pPr>
+        <w:tabs>
+          <w:tab w:val="num" w:pos="5760"/>
+        </w:tabs>
+        <w:ind w:left="5760" w:hanging="360"/>
+      </w:pPr>
+    </w:lvl>
+    <w:lvl w:ilvl="8" w:tentative="1">
+      <w:start w:val="1"/>
+      <w:numFmt w:val="decimal"/>
+      <w:lvlText w:val="%9."/>
+      <w:lvlJc w:val="left"/>
+      <w:pPr>
+        <w:tabs>
+          <w:tab w:val="num" w:pos="6480"/>
+        </w:tabs>
+        <w:ind w:left="6480" w:hanging="360"/>
+      </w:pPr>
+    </w:lvl>
+  </w:abstractNum>
+  <w:abstractNum w:abstractNumId="5" w15:restartNumberingAfterBreak="0">
     <w:nsid w:val="6FAB47D4"/>
     <w:multiLevelType w:val="hybridMultilevel"/>
     <w:tmpl w:val="BE6EF1E0"/>
@@ -4606,16 +9677,22 @@
     </w:lvl>
   </w:abstractNum>
   <w:num w:numId="1" w16cid:durableId="1609852624">
+    <w:abstractNumId w:val="5"/>
+  </w:num>
+  <w:num w:numId="2" w16cid:durableId="1069382814">
     <w:abstractNumId w:val="3"/>
   </w:num>
-  <w:num w:numId="2" w16cid:durableId="1069382814">
+  <w:num w:numId="3" w16cid:durableId="1091269003">
+    <w:abstractNumId w:val="1"/>
+  </w:num>
+  <w:num w:numId="4" w16cid:durableId="1696881449">
     <w:abstractNumId w:val="2"/>
   </w:num>
-  <w:num w:numId="3" w16cid:durableId="1091269003">
+  <w:num w:numId="5" w16cid:durableId="1693873803">
+    <w:abstractNumId w:val="4"/>
+  </w:num>
+  <w:num w:numId="6" w16cid:durableId="1935937928">
     <w:abstractNumId w:val="0"/>
-  </w:num>
-  <w:num w:numId="4" w16cid:durableId="1696881449">
-    <w:abstractNumId w:val="1"/>
   </w:num>
 </w:numbering>
 </file>
@@ -5051,7 +10128,6 @@
     <w:next w:val="a"/>
     <w:link w:val="20"/>
     <w:uiPriority w:val="9"/>
-    <w:semiHidden/>
     <w:unhideWhenUsed/>
     <w:qFormat/>
     <w:rsid w:val="00610ECF"/>
@@ -5267,7 +10343,6 @@
     <w:basedOn w:val="a0"/>
     <w:link w:val="2"/>
     <w:uiPriority w:val="9"/>
-    <w:semiHidden/>
     <w:rsid w:val="00610ECF"/>
     <w:rPr>
       <w:rFonts w:asciiTheme="majorHAnsi" w:eastAsiaTheme="majorEastAsia" w:hAnsiTheme="majorHAnsi" w:cstheme="majorBidi"/>
